--- a/SPEECH_FR_SIMPLE.docx
+++ b/SPEECH_FR_SIMPLE.docx
@@ -30,7 +30,7 @@
           <w:color w:val="404040"/>
           <w:sz w:val="40"/>
         </w:rPr>
-        <w:t>Soutenance PFE — Deck 33 slides</w:t>
+        <w:t>Soutenance PFE — Deck 43 slides</w:t>
       </w:r>
     </w:p>
     <w:p>
@@ -181,7 +181,7 @@
           <w:color w:val="404040"/>
           <w:sz w:val="22"/>
         </w:rPr>
-        <w:t>Texte prêt à réciter — 33 slides · ~20 min</w:t>
+        <w:t>Texte prêt à réciter — 43 slides · ~25 min</w:t>
       </w:r>
     </w:p>
     <w:p>
@@ -326,7 +326,7 @@
           <w:color w:val="000000"/>
           <w:sz w:val="23"/>
         </w:rPr>
-        <w:t xml:space="preserve">. Il concerne deux machines Komax : la </w:t>
+        <w:t xml:space="preserve">. Il concerne 2 machines Komax : la </w:t>
       </w:r>
       <w:r>
         <w:rPr>
@@ -407,7 +407,7 @@
           <w:color w:val="000000"/>
           <w:sz w:val="23"/>
         </w:rPr>
-        <w:t>six parties</w:t>
+        <w:t>6 parties</w:t>
       </w:r>
       <w:r>
         <w:rPr>
@@ -530,7 +530,7 @@
           <w:color w:val="000000"/>
           <w:sz w:val="23"/>
         </w:rPr>
-        <w:t>. Elles coupent et préparent les fils à grande vitesse. Si une machine tombe en panne, toute la ligne s'arrête. C'est pour ça que la maintenance prédictive est importante ici.</w:t>
+        <w:t>. Elles coupent et préparent les fils à grande vitesse. Si une machine tombe en panne, toute la ligne s'arrête. C'est pour ça que la maintenance prédictive est importante ici. 2 machines nous intéressent en particulier.</w:t>
       </w:r>
     </w:p>
     <w:p>
@@ -573,7 +573,7 @@
           <w:color w:val="000000"/>
           <w:sz w:val="23"/>
         </w:rPr>
-        <w:t xml:space="preserve">Le projet cible deux machines. La première est la </w:t>
+        <w:t xml:space="preserve">Le projet cible 2 machines. La première est la </w:t>
       </w:r>
       <w:r>
         <w:rPr>
@@ -596,7 +596,7 @@
           <w:color w:val="000000"/>
           <w:sz w:val="23"/>
         </w:rPr>
-        <w:t>quatre postes</w:t>
+        <w:t>4 postes</w:t>
       </w:r>
       <w:r>
         <w:rPr>
@@ -611,14 +611,14 @@
           <w:color w:val="000000"/>
           <w:sz w:val="23"/>
         </w:rPr>
-        <w:t>six moteurs pas-à-pas</w:t>
-      </w:r>
-      <w:r>
-        <w:rPr>
-          <w:color w:val="000000"/>
-          <w:sz w:val="23"/>
-        </w:rPr>
-        <w:t xml:space="preserve">. Son cycle a sept étapes. La deuxième est la </w:t>
+        <w:t>6 moteurs pas-à-pas</w:t>
+      </w:r>
+      <w:r>
+        <w:rPr>
+          <w:color w:val="000000"/>
+          <w:sz w:val="23"/>
+        </w:rPr>
+        <w:t xml:space="preserve">. Son cycle a 7 étapes. La deuxième est la </w:t>
       </w:r>
       <w:r>
         <w:rPr>
@@ -633,7 +633,7 @@
           <w:color w:val="000000"/>
           <w:sz w:val="23"/>
         </w:rPr>
-        <w:t xml:space="preserve">. C'est une machine plus haut de gamme. Elle a une unité de sertissage double. Elle utilise des courroies avec une tension calibrée. Sur les deux machines, on trouve les mêmes zones critiques : la tête de coupe, les courroies, les capteurs et l'armoire électrique. On a analysé </w:t>
+        <w:t xml:space="preserve">. C'est une machine plus haut de gamme. Elle a une unité de sertissage double. Elle utilise des courroies avec une tension calibrée. Sur les 2 machines, on trouve les mêmes zones critiques : la tête de coupe, les courroies, les capteurs et l'armoire électrique. On a analysé </w:t>
       </w:r>
       <w:r>
         <w:rPr>
@@ -641,14 +641,14 @@
           <w:color w:val="000000"/>
           <w:sz w:val="23"/>
         </w:rPr>
-        <w:t>environ mille pannes</w:t>
-      </w:r>
-      <w:r>
-        <w:rPr>
-          <w:color w:val="000000"/>
-          <w:sz w:val="23"/>
-        </w:rPr>
-        <w:t xml:space="preserve"> dans l'historique ICEM. Ça nous a aidé à choisir ces zones.</w:t>
+        <w:t>1 467 interventions</w:t>
+      </w:r>
+      <w:r>
+        <w:rPr>
+          <w:color w:val="000000"/>
+          <w:sz w:val="23"/>
+        </w:rPr>
+        <w:t xml:space="preserve"> dans l'historique ICEM sur 5 ans. Ça nous a aidé à choisir ces zones. Mais pourquoi la maintenance actuelle ne suffit pas ?</w:t>
       </w:r>
     </w:p>
     <w:p>
@@ -721,7 +721,7 @@
           <w:color w:val="000000"/>
           <w:sz w:val="23"/>
         </w:rPr>
-        <w:t xml:space="preserve">. On change des pièces à date fixe. Les deux méthodes ont des limites. La corrective coûte cher, parce que la ligne s'arrête. La préventive gaspille des pièces qui marchent encore. La maintenance </w:t>
+        <w:t xml:space="preserve">. On change des pièces à date fixe. Les 2 méthodes ont des limites. La corrective coûte cher, parce que la ligne s'arrête. La préventive gaspille des pièces qui marchent encore. La maintenance </w:t>
       </w:r>
       <w:r>
         <w:rPr>
@@ -736,7 +736,7 @@
           <w:color w:val="000000"/>
           <w:sz w:val="23"/>
         </w:rPr>
-        <w:t xml:space="preserve"> est différente. Elle intervient au bon moment, avec les données des capteurs. Mais sans capteurs, c'est impossible. Notre projet apporte ces capteurs, le traitement des données et les interfaces.</w:t>
+        <w:t xml:space="preserve"> est différente. Elle intervient au bon moment, avec les données des capteurs. Mais sans capteurs, c'est impossible. Notre projet apporte ces capteurs, le traitement des données et les interfaces. On a fixé 3 objectifs clairs.</w:t>
       </w:r>
     </w:p>
     <w:p>
@@ -787,7 +787,7 @@
           <w:color w:val="000000"/>
           <w:sz w:val="23"/>
         </w:rPr>
-        <w:t>trois objectifs</w:t>
+        <w:t>3 objectifs</w:t>
       </w:r>
       <w:r>
         <w:rPr>
@@ -809,7 +809,7 @@
           <w:color w:val="000000"/>
           <w:sz w:val="23"/>
         </w:rPr>
-        <w:t xml:space="preserve"> : installer quatre types de capteurs sur les deux machines. Température, vibration, image thermique, et courant. </w:t>
+        <w:t xml:space="preserve"> : installer 4 types de capteurs sur les 2 machines. Température, vibration, image thermique, et courant. </w:t>
       </w:r>
       <w:r>
         <w:rPr>
@@ -839,7 +839,7 @@
           <w:color w:val="000000"/>
           <w:sz w:val="23"/>
         </w:rPr>
-        <w:t xml:space="preserve"> : livrer deux applications. Une application web pour le responsable maintenance. Une application mobile pour le technicien. On a aussi ajouté un module de fiabilité, pour aider aux décisions.</w:t>
+        <w:t xml:space="preserve"> : livrer 2 applications. Une application web pour le responsable maintenance. Une application mobile pour le technicien. On a aussi ajouté un module de fiabilité, pour aider aux décisions.</w:t>
       </w:r>
     </w:p>
     <w:p>
@@ -933,14 +933,14 @@
           <w:color w:val="000000"/>
           <w:sz w:val="23"/>
         </w:rPr>
-        <w:t>six mois</w:t>
-      </w:r>
-      <w:r>
-        <w:rPr>
-          <w:color w:val="000000"/>
-          <w:sz w:val="23"/>
-        </w:rPr>
-        <w:t xml:space="preserve">, d'avril à septembre. On a utilisé la méthode </w:t>
+        <w:t>6 mois</w:t>
+      </w:r>
+      <w:r>
+        <w:rPr>
+          <w:color w:val="000000"/>
+          <w:sz w:val="23"/>
+        </w:rPr>
+        <w:t xml:space="preserve">, de mars à août 2026. On a utilisé la méthode </w:t>
       </w:r>
       <w:r>
         <w:rPr>
@@ -963,14 +963,14 @@
           <w:color w:val="000000"/>
           <w:sz w:val="23"/>
         </w:rPr>
-        <w:t>six sprints</w:t>
-      </w:r>
-      <w:r>
-        <w:rPr>
-          <w:color w:val="000000"/>
-          <w:sz w:val="23"/>
-        </w:rPr>
-        <w:t xml:space="preserve"> de trois à quatre semaines. Chaque sprint a livré une partie du projet. Sprint 1 : la modélisation. Sprint 2 : le backend. Sprint 3 : l'IA. Sprint 4 : le web. Sprint 5 : le mobile. Sprint 6 : l'intégration IoT. À la fin de chaque sprint, on a fait une revue pour valider.</w:t>
+        <w:t>6 sprints</w:t>
+      </w:r>
+      <w:r>
+        <w:rPr>
+          <w:color w:val="000000"/>
+          <w:sz w:val="23"/>
+        </w:rPr>
+        <w:t>. Chaque sprint traite un cas d'utilisation. Sprint 1 : l'authentification et les comptes. Sprint 2 : les machines et le parc. Sprint 3 : la maintenance et les interventions. Sprint 4 : la surveillance IoT — c'est ce sprint qui a livré les capteurs qu'on voit dans les prochaines slides. Sprint 5 : l'IA et les alertes. Sprint 6 : la fiabilité et la recommandation. À la fin de chaque sprint, on a fait une revue avec l'encadreur. On commence par les 4 types de capteurs, un par un.</w:t>
       </w:r>
     </w:p>
     <w:p>
@@ -996,7 +996,7 @@
           <w:color w:val="1F4E79"/>
           <w:sz w:val="36"/>
         </w:rPr>
-        <w:t>10 — Capteurs et instrumentation (55 s)</w:t>
+        <w:t>10 — DHT22 · caractéristiques (35 s)</w:t>
       </w:r>
     </w:p>
     <w:p>
@@ -1013,7 +1013,7 @@
           <w:color w:val="000000"/>
           <w:sz w:val="23"/>
         </w:rPr>
-        <w:t xml:space="preserve">On a choisi </w:t>
+        <w:t xml:space="preserve">Le </w:t>
       </w:r>
       <w:r>
         <w:rPr>
@@ -1021,14 +1021,14 @@
           <w:color w:val="000000"/>
           <w:sz w:val="23"/>
         </w:rPr>
-        <w:t>quatre types de capteurs</w:t>
-      </w:r>
-      <w:r>
-        <w:rPr>
-          <w:color w:val="000000"/>
-          <w:sz w:val="23"/>
-        </w:rPr>
-        <w:t xml:space="preserve">. Le </w:t>
+        <w:t>premier capteur</w:t>
+      </w:r>
+      <w:r>
+        <w:rPr>
+          <w:color w:val="000000"/>
+          <w:sz w:val="23"/>
+        </w:rPr>
+        <w:t xml:space="preserve"> est le </w:t>
       </w:r>
       <w:r>
         <w:rPr>
@@ -1036,14 +1036,14 @@
           <w:color w:val="000000"/>
           <w:sz w:val="23"/>
         </w:rPr>
-        <w:t>DS18B20</w:t>
-      </w:r>
-      <w:r>
-        <w:rPr>
-          <w:color w:val="000000"/>
-          <w:sz w:val="23"/>
-        </w:rPr>
-        <w:t xml:space="preserve"> mesure la température. Il est placé sur le moteur, pour détecter la chaleur des roulements. Le </w:t>
+        <w:t>DHT22</w:t>
+      </w:r>
+      <w:r>
+        <w:rPr>
+          <w:color w:val="000000"/>
+          <w:sz w:val="23"/>
+        </w:rPr>
+        <w:t xml:space="preserve">. C'est une petite sonde de </w:t>
       </w:r>
       <w:r>
         <w:rPr>
@@ -1051,14 +1051,14 @@
           <w:color w:val="000000"/>
           <w:sz w:val="23"/>
         </w:rPr>
-        <w:t>MPU-6050</w:t>
-      </w:r>
-      <w:r>
-        <w:rPr>
-          <w:color w:val="000000"/>
-          <w:sz w:val="23"/>
-        </w:rPr>
-        <w:t xml:space="preserve"> mesure les vibrations. Il est placé près de la tête de coupe. Il détecte l'usure des courroies. La </w:t>
+        <w:t>température</w:t>
+      </w:r>
+      <w:r>
+        <w:rPr>
+          <w:color w:val="000000"/>
+          <w:sz w:val="23"/>
+        </w:rPr>
+        <w:t xml:space="preserve">. Ses caractéristiques : elle mesure de </w:t>
       </w:r>
       <w:r>
         <w:rPr>
@@ -1066,14 +1066,14 @@
           <w:color w:val="000000"/>
           <w:sz w:val="23"/>
         </w:rPr>
-        <w:t>caméra thermique AMG8833</w:t>
-      </w:r>
-      <w:r>
-        <w:rPr>
-          <w:color w:val="000000"/>
-          <w:sz w:val="23"/>
-        </w:rPr>
-        <w:t xml:space="preserve"> donne une image de chaleur. Elle est placée au-dessus de la machine. Elle voit les points chauds. Enfin, la </w:t>
+        <w:t>-40 à +80 degrés</w:t>
+      </w:r>
+      <w:r>
+        <w:rPr>
+          <w:color w:val="000000"/>
+          <w:sz w:val="23"/>
+        </w:rPr>
+        <w:t xml:space="preserve">, avec une précision de </w:t>
       </w:r>
       <w:r>
         <w:rPr>
@@ -1081,14 +1081,44 @@
           <w:color w:val="000000"/>
           <w:sz w:val="23"/>
         </w:rPr>
-        <w:t>pince SCT-013</w:t>
-      </w:r>
-      <w:r>
-        <w:rPr>
-          <w:color w:val="000000"/>
-          <w:sz w:val="23"/>
-        </w:rPr>
-        <w:t xml:space="preserve"> mesure le courant électrique de l'armoire. Elle utilise un convertisseur ADS1015. Ces quatre capteurs couvrent les zones de panne les plus importantes.</w:t>
+        <w:t>plus ou moins un demi degré</w:t>
+      </w:r>
+      <w:r>
+        <w:rPr>
+          <w:color w:val="000000"/>
+          <w:sz w:val="23"/>
+        </w:rPr>
+        <w:t xml:space="preserve">. Elle donne aussi l'humidité. Elle coûte environ </w:t>
+      </w:r>
+      <w:r>
+        <w:rPr>
+          <w:b/>
+          <w:color w:val="000000"/>
+          <w:sz w:val="23"/>
+        </w:rPr>
+        <w:t>3 euros</w:t>
+      </w:r>
+      <w:r>
+        <w:rPr>
+          <w:color w:val="000000"/>
+          <w:sz w:val="23"/>
+        </w:rPr>
+        <w:t xml:space="preserve">. Pourquoi ce choix ? Un moteur </w:t>
+      </w:r>
+      <w:r>
+        <w:rPr>
+          <w:b/>
+          <w:color w:val="000000"/>
+          <w:sz w:val="23"/>
+        </w:rPr>
+        <w:t>chauffe avant de tomber en panne</w:t>
+      </w:r>
+      <w:r>
+        <w:rPr>
+          <w:color w:val="000000"/>
+          <w:sz w:val="23"/>
+        </w:rPr>
+        <w:t>. Ce capteur détecte ce signal très tôt. Il est simple, robuste, très peu cher. C'est le meilleur compromis pour surveiller un moteur.</w:t>
       </w:r>
     </w:p>
     <w:p>
@@ -1114,7 +1144,7 @@
           <w:color w:val="1F4E79"/>
           <w:sz w:val="36"/>
         </w:rPr>
-        <w:t>11 — Stack technique (35 s)</w:t>
+        <w:t>11 — MPU-6050 · caractéristiques (35 s)</w:t>
       </w:r>
     </w:p>
     <w:p>
@@ -1131,7 +1161,7 @@
           <w:color w:val="000000"/>
           <w:sz w:val="23"/>
         </w:rPr>
-        <w:t xml:space="preserve">On a utilisé </w:t>
+        <w:t xml:space="preserve">Le </w:t>
       </w:r>
       <w:r>
         <w:rPr>
@@ -1139,14 +1169,14 @@
           <w:color w:val="000000"/>
           <w:sz w:val="23"/>
         </w:rPr>
-        <w:t>trois blocs</w:t>
-      </w:r>
-      <w:r>
-        <w:rPr>
-          <w:color w:val="000000"/>
-          <w:sz w:val="23"/>
-        </w:rPr>
-        <w:t xml:space="preserve"> logiciels. Pour le </w:t>
+        <w:t>deuxième capteur</w:t>
+      </w:r>
+      <w:r>
+        <w:rPr>
+          <w:color w:val="000000"/>
+          <w:sz w:val="23"/>
+        </w:rPr>
+        <w:t xml:space="preserve"> est le </w:t>
       </w:r>
       <w:r>
         <w:rPr>
@@ -1154,14 +1184,14 @@
           <w:color w:val="000000"/>
           <w:sz w:val="23"/>
         </w:rPr>
-        <w:t>backend</w:t>
-      </w:r>
-      <w:r>
-        <w:rPr>
-          <w:color w:val="000000"/>
-          <w:sz w:val="23"/>
-        </w:rPr>
-        <w:t xml:space="preserve"> : Node.js, Express, MongoDB, et JWT pour l'authentification. Pour l'</w:t>
+        <w:t>MPU-6050</w:t>
+      </w:r>
+      <w:r>
+        <w:rPr>
+          <w:color w:val="000000"/>
+          <w:sz w:val="23"/>
+        </w:rPr>
+        <w:t xml:space="preserve">. Il mesure les </w:t>
       </w:r>
       <w:r>
         <w:rPr>
@@ -1169,14 +1199,14 @@
           <w:color w:val="000000"/>
           <w:sz w:val="23"/>
         </w:rPr>
-        <w:t>IA</w:t>
-      </w:r>
-      <w:r>
-        <w:rPr>
-          <w:color w:val="000000"/>
-          <w:sz w:val="23"/>
-        </w:rPr>
-        <w:t xml:space="preserve"> : Python, FastAPI, et scikit-learn. Nos modèles sont Random Forest et XGBoost. Pour le </w:t>
+        <w:t>vibrations</w:t>
+      </w:r>
+      <w:r>
+        <w:rPr>
+          <w:color w:val="000000"/>
+          <w:sz w:val="23"/>
+        </w:rPr>
+        <w:t xml:space="preserve"> sur </w:t>
       </w:r>
       <w:r>
         <w:rPr>
@@ -1184,14 +1214,104 @@
           <w:color w:val="000000"/>
           <w:sz w:val="23"/>
         </w:rPr>
-        <w:t>frontend</w:t>
-      </w:r>
-      <w:r>
-        <w:rPr>
-          <w:color w:val="000000"/>
-          <w:sz w:val="23"/>
-        </w:rPr>
-        <w:t xml:space="preserve"> : React pour le web, Flutter pour le mobile. On utilise aussi Firebase pour les notifications push. Le backend et l'IA sont déployés sur Render.</w:t>
+        <w:t>3 axes</w:t>
+      </w:r>
+      <w:r>
+        <w:rPr>
+          <w:color w:val="000000"/>
+          <w:sz w:val="23"/>
+        </w:rPr>
+        <w:t xml:space="preserve">. Sa plage va de </w:t>
+      </w:r>
+      <w:r>
+        <w:rPr>
+          <w:b/>
+          <w:color w:val="000000"/>
+          <w:sz w:val="23"/>
+        </w:rPr>
+        <w:t>plus ou moins 2 g à 16 g</w:t>
+      </w:r>
+      <w:r>
+        <w:rPr>
+          <w:color w:val="000000"/>
+          <w:sz w:val="23"/>
+        </w:rPr>
+        <w:t xml:space="preserve">. Il a aussi un gyroscope. Il communique en </w:t>
+      </w:r>
+      <w:r>
+        <w:rPr>
+          <w:b/>
+          <w:color w:val="000000"/>
+          <w:sz w:val="23"/>
+        </w:rPr>
+        <w:t>I2C</w:t>
+      </w:r>
+      <w:r>
+        <w:rPr>
+          <w:color w:val="000000"/>
+          <w:sz w:val="23"/>
+        </w:rPr>
+        <w:t xml:space="preserve">. Pourquoi ce capteur ? Parce qu'il est très </w:t>
+      </w:r>
+      <w:r>
+        <w:rPr>
+          <w:b/>
+          <w:color w:val="000000"/>
+          <w:sz w:val="23"/>
+        </w:rPr>
+        <w:t>utilisé et bien documenté</w:t>
+      </w:r>
+      <w:r>
+        <w:rPr>
+          <w:color w:val="000000"/>
+          <w:sz w:val="23"/>
+        </w:rPr>
+        <w:t xml:space="preserve">. Les 3 axes donnent une signature de vibration riche. Ça permet de </w:t>
+      </w:r>
+      <w:r>
+        <w:rPr>
+          <w:b/>
+          <w:color w:val="000000"/>
+          <w:sz w:val="23"/>
+        </w:rPr>
+        <w:t>distinguer</w:t>
+      </w:r>
+      <w:r>
+        <w:rPr>
+          <w:color w:val="000000"/>
+          <w:sz w:val="23"/>
+        </w:rPr>
+        <w:t xml:space="preserve"> une </w:t>
+      </w:r>
+      <w:r>
+        <w:rPr>
+          <w:b/>
+          <w:color w:val="000000"/>
+          <w:sz w:val="23"/>
+        </w:rPr>
+        <w:t>courroie détendue</w:t>
+      </w:r>
+      <w:r>
+        <w:rPr>
+          <w:color w:val="000000"/>
+          <w:sz w:val="23"/>
+        </w:rPr>
+        <w:t xml:space="preserve"> d'un </w:t>
+      </w:r>
+      <w:r>
+        <w:rPr>
+          <w:b/>
+          <w:color w:val="000000"/>
+          <w:sz w:val="23"/>
+        </w:rPr>
+        <w:t>roulement usé</w:t>
+      </w:r>
+      <w:r>
+        <w:rPr>
+          <w:color w:val="000000"/>
+          <w:sz w:val="23"/>
+        </w:rPr>
+        <w:t>. Ce sont 2 causes de panne différentes.</w:t>
       </w:r>
     </w:p>
     <w:p>
@@ -1217,7 +1337,7 @@
           <w:color w:val="1F4E79"/>
           <w:sz w:val="36"/>
         </w:rPr>
-        <w:t>12 — Section 3 · Conception (5 s)</w:t>
+        <w:t>12 — AMG8833 · caractéristiques (40 s)</w:t>
       </w:r>
     </w:p>
     <w:p>
@@ -1234,7 +1354,187 @@
           <w:color w:val="000000"/>
           <w:sz w:val="23"/>
         </w:rPr>
-        <w:t>Voici la conception.</w:t>
+        <w:t xml:space="preserve">Le </w:t>
+      </w:r>
+      <w:r>
+        <w:rPr>
+          <w:b/>
+          <w:color w:val="000000"/>
+          <w:sz w:val="23"/>
+        </w:rPr>
+        <w:t>troisième capteur</w:t>
+      </w:r>
+      <w:r>
+        <w:rPr>
+          <w:color w:val="000000"/>
+          <w:sz w:val="23"/>
+        </w:rPr>
+        <w:t xml:space="preserve"> est l'</w:t>
+      </w:r>
+      <w:r>
+        <w:rPr>
+          <w:b/>
+          <w:color w:val="000000"/>
+          <w:sz w:val="23"/>
+        </w:rPr>
+        <w:t>AMG8833</w:t>
+      </w:r>
+      <w:r>
+        <w:rPr>
+          <w:color w:val="000000"/>
+          <w:sz w:val="23"/>
+        </w:rPr>
+        <w:t xml:space="preserve">. C'est une </w:t>
+      </w:r>
+      <w:r>
+        <w:rPr>
+          <w:b/>
+          <w:color w:val="000000"/>
+          <w:sz w:val="23"/>
+        </w:rPr>
+        <w:t>caméra thermique</w:t>
+      </w:r>
+      <w:r>
+        <w:rPr>
+          <w:color w:val="000000"/>
+          <w:sz w:val="23"/>
+        </w:rPr>
+        <w:t xml:space="preserve">. Elle donne une image de chaleur en </w:t>
+      </w:r>
+      <w:r>
+        <w:rPr>
+          <w:b/>
+          <w:color w:val="000000"/>
+          <w:sz w:val="23"/>
+        </w:rPr>
+        <w:t>8 par 8 pixels</w:t>
+      </w:r>
+      <w:r>
+        <w:rPr>
+          <w:color w:val="000000"/>
+          <w:sz w:val="23"/>
+        </w:rPr>
+        <w:t xml:space="preserve">. Sa plage va de </w:t>
+      </w:r>
+      <w:r>
+        <w:rPr>
+          <w:b/>
+          <w:color w:val="000000"/>
+          <w:sz w:val="23"/>
+        </w:rPr>
+        <w:t>-20 à +80 degrés</w:t>
+      </w:r>
+      <w:r>
+        <w:rPr>
+          <w:color w:val="000000"/>
+          <w:sz w:val="23"/>
+        </w:rPr>
+        <w:t xml:space="preserve">. Son champ de vue est de </w:t>
+      </w:r>
+      <w:r>
+        <w:rPr>
+          <w:b/>
+          <w:color w:val="000000"/>
+          <w:sz w:val="23"/>
+        </w:rPr>
+        <w:t>60 degrés</w:t>
+      </w:r>
+      <w:r>
+        <w:rPr>
+          <w:color w:val="000000"/>
+          <w:sz w:val="23"/>
+        </w:rPr>
+        <w:t xml:space="preserve">. Elle communique en </w:t>
+      </w:r>
+      <w:r>
+        <w:rPr>
+          <w:b/>
+          <w:color w:val="000000"/>
+          <w:sz w:val="23"/>
+        </w:rPr>
+        <w:t>I2C</w:t>
+      </w:r>
+      <w:r>
+        <w:rPr>
+          <w:color w:val="000000"/>
+          <w:sz w:val="23"/>
+        </w:rPr>
+        <w:t xml:space="preserve">. Pourquoi ce capteur ? Parce qu'elle donne une </w:t>
+      </w:r>
+      <w:r>
+        <w:rPr>
+          <w:b/>
+          <w:color w:val="000000"/>
+          <w:sz w:val="23"/>
+        </w:rPr>
+        <w:t>vision globale</w:t>
+      </w:r>
+      <w:r>
+        <w:rPr>
+          <w:color w:val="000000"/>
+          <w:sz w:val="23"/>
+        </w:rPr>
+        <w:t xml:space="preserve"> de la zone chaude, </w:t>
+      </w:r>
+      <w:r>
+        <w:rPr>
+          <w:b/>
+          <w:color w:val="000000"/>
+          <w:sz w:val="23"/>
+        </w:rPr>
+        <w:t>sans contact</w:t>
+      </w:r>
+      <w:r>
+        <w:rPr>
+          <w:color w:val="000000"/>
+          <w:sz w:val="23"/>
+        </w:rPr>
+        <w:t xml:space="preserve"> avec la machine. La résolution est faible, mais elle suffit pour repérer un </w:t>
+      </w:r>
+      <w:r>
+        <w:rPr>
+          <w:b/>
+          <w:color w:val="000000"/>
+          <w:sz w:val="23"/>
+        </w:rPr>
+        <w:t>point chaud</w:t>
+      </w:r>
+      <w:r>
+        <w:rPr>
+          <w:color w:val="000000"/>
+          <w:sz w:val="23"/>
+        </w:rPr>
+        <w:t xml:space="preserve">. C'est une alternative à une caméra FLIR à </w:t>
+      </w:r>
+      <w:r>
+        <w:rPr>
+          <w:b/>
+          <w:color w:val="000000"/>
+          <w:sz w:val="23"/>
+        </w:rPr>
+        <w:t>500 euros</w:t>
+      </w:r>
+      <w:r>
+        <w:rPr>
+          <w:color w:val="000000"/>
+          <w:sz w:val="23"/>
+        </w:rPr>
+        <w:t xml:space="preserve">. L'AMG8833 coûte </w:t>
+      </w:r>
+      <w:r>
+        <w:rPr>
+          <w:b/>
+          <w:color w:val="000000"/>
+          <w:sz w:val="23"/>
+        </w:rPr>
+        <w:t>30 euros</w:t>
+      </w:r>
+      <w:r>
+        <w:rPr>
+          <w:color w:val="000000"/>
+          <w:sz w:val="23"/>
+        </w:rPr>
+        <w:t>.</w:t>
       </w:r>
     </w:p>
     <w:p>
@@ -1260,7 +1560,7 @@
           <w:color w:val="1F4E79"/>
           <w:sz w:val="36"/>
         </w:rPr>
-        <w:t>13 — Architecture cinq couches (50 s)</w:t>
+        <w:t>13 — SCT-013 · caractéristiques (40 s)</w:t>
       </w:r>
     </w:p>
     <w:p>
@@ -1277,7 +1577,7 @@
           <w:color w:val="000000"/>
           <w:sz w:val="23"/>
         </w:rPr>
-        <w:t xml:space="preserve">L'architecture a </w:t>
+        <w:t xml:space="preserve">Le </w:t>
       </w:r>
       <w:r>
         <w:rPr>
@@ -1285,14 +1585,14 @@
           <w:color w:val="000000"/>
           <w:sz w:val="23"/>
         </w:rPr>
-        <w:t>cinq couches</w:t>
-      </w:r>
-      <w:r>
-        <w:rPr>
-          <w:color w:val="000000"/>
-          <w:sz w:val="23"/>
-        </w:rPr>
-        <w:t xml:space="preserve">. </w:t>
+        <w:t>quatrième capteur</w:t>
+      </w:r>
+      <w:r>
+        <w:rPr>
+          <w:color w:val="000000"/>
+          <w:sz w:val="23"/>
+        </w:rPr>
+        <w:t xml:space="preserve"> est la </w:t>
       </w:r>
       <w:r>
         <w:rPr>
@@ -1300,14 +1600,14 @@
           <w:color w:val="000000"/>
           <w:sz w:val="23"/>
         </w:rPr>
-        <w:t>Un</w:t>
-      </w:r>
-      <w:r>
-        <w:rPr>
-          <w:color w:val="000000"/>
-          <w:sz w:val="23"/>
-        </w:rPr>
-        <w:t xml:space="preserve"> : la couche perception. Ce sont les capteurs physiques. </w:t>
+        <w:t>pince SCT-013</w:t>
+      </w:r>
+      <w:r>
+        <w:rPr>
+          <w:color w:val="000000"/>
+          <w:sz w:val="23"/>
+        </w:rPr>
+        <w:t xml:space="preserve">. Elle mesure le </w:t>
       </w:r>
       <w:r>
         <w:rPr>
@@ -1315,14 +1615,14 @@
           <w:color w:val="000000"/>
           <w:sz w:val="23"/>
         </w:rPr>
-        <w:t>Deux</w:t>
-      </w:r>
-      <w:r>
-        <w:rPr>
-          <w:color w:val="000000"/>
-          <w:sz w:val="23"/>
-        </w:rPr>
-        <w:t xml:space="preserve"> : la couche acquisition. C'est la Raspberry Pi qui lit les capteurs. </w:t>
+        <w:t>courant électrique</w:t>
+      </w:r>
+      <w:r>
+        <w:rPr>
+          <w:color w:val="000000"/>
+          <w:sz w:val="23"/>
+        </w:rPr>
+        <w:t xml:space="preserve">. C'est une pince </w:t>
       </w:r>
       <w:r>
         <w:rPr>
@@ -1330,14 +1630,14 @@
           <w:color w:val="000000"/>
           <w:sz w:val="23"/>
         </w:rPr>
-        <w:t>Trois</w:t>
-      </w:r>
-      <w:r>
-        <w:rPr>
-          <w:color w:val="000000"/>
-          <w:sz w:val="23"/>
-        </w:rPr>
-        <w:t xml:space="preserve"> : la couche transport. Les données passent par HTTPS vers le serveur. </w:t>
+        <w:t>non-invasive</w:t>
+      </w:r>
+      <w:r>
+        <w:rPr>
+          <w:color w:val="000000"/>
+          <w:sz w:val="23"/>
+        </w:rPr>
+        <w:t xml:space="preserve"> : on ne coupe pas le câble, on la clippe simplement autour. On utilise la variante </w:t>
       </w:r>
       <w:r>
         <w:rPr>
@@ -1345,14 +1645,14 @@
           <w:color w:val="000000"/>
           <w:sz w:val="23"/>
         </w:rPr>
-        <w:t>Quatre</w:t>
-      </w:r>
-      <w:r>
-        <w:rPr>
-          <w:color w:val="000000"/>
-          <w:sz w:val="23"/>
-        </w:rPr>
-        <w:t xml:space="preserve"> : la couche traitement. Le backend et l'IA analysent les données. </w:t>
+        <w:t>SCT-013-000</w:t>
+      </w:r>
+      <w:r>
+        <w:rPr>
+          <w:color w:val="000000"/>
+          <w:sz w:val="23"/>
+        </w:rPr>
+        <w:t xml:space="preserve">. Elle mesure jusqu'à </w:t>
       </w:r>
       <w:r>
         <w:rPr>
@@ -1360,14 +1660,89 @@
           <w:color w:val="000000"/>
           <w:sz w:val="23"/>
         </w:rPr>
-        <w:t>Cinq</w:t>
-      </w:r>
-      <w:r>
-        <w:rPr>
-          <w:color w:val="000000"/>
-          <w:sz w:val="23"/>
-        </w:rPr>
-        <w:t xml:space="preserve"> : la couche application. Le web et le mobile montrent les résultats. Chaque couche a son rôle. On peut changer une couche sans casser les autres.</w:t>
+        <w:t>100 ampères</w:t>
+      </w:r>
+      <w:r>
+        <w:rPr>
+          <w:color w:val="000000"/>
+          <w:sz w:val="23"/>
+        </w:rPr>
+        <w:t xml:space="preserve">. Elle donne un petit courant, de </w:t>
+      </w:r>
+      <w:r>
+        <w:rPr>
+          <w:b/>
+          <w:color w:val="000000"/>
+          <w:sz w:val="23"/>
+        </w:rPr>
+        <w:t>0 à 50 milliampères</w:t>
+      </w:r>
+      <w:r>
+        <w:rPr>
+          <w:color w:val="000000"/>
+          <w:sz w:val="23"/>
+        </w:rPr>
+        <w:t xml:space="preserve">. Une </w:t>
+      </w:r>
+      <w:r>
+        <w:rPr>
+          <w:b/>
+          <w:color w:val="000000"/>
+          <w:sz w:val="23"/>
+        </w:rPr>
+        <w:t>résistance de 33 ohms</w:t>
+      </w:r>
+      <w:r>
+        <w:rPr>
+          <w:color w:val="000000"/>
+          <w:sz w:val="23"/>
+        </w:rPr>
+        <w:t xml:space="preserve"> le transforme en tension. On le lit avec un petit convertisseur, le </w:t>
+      </w:r>
+      <w:r>
+        <w:rPr>
+          <w:b/>
+          <w:color w:val="000000"/>
+          <w:sz w:val="23"/>
+        </w:rPr>
+        <w:t>ADS1015</w:t>
+      </w:r>
+      <w:r>
+        <w:rPr>
+          <w:color w:val="000000"/>
+          <w:sz w:val="23"/>
+        </w:rPr>
+        <w:t xml:space="preserve">, en 12 bits. Pourquoi ce choix ? Parce que le </w:t>
+      </w:r>
+      <w:r>
+        <w:rPr>
+          <w:b/>
+          <w:color w:val="000000"/>
+          <w:sz w:val="23"/>
+        </w:rPr>
+        <w:t>courant total</w:t>
+      </w:r>
+      <w:r>
+        <w:rPr>
+          <w:color w:val="000000"/>
+          <w:sz w:val="23"/>
+        </w:rPr>
+        <w:t xml:space="preserve"> de l'armoire reflète l'état de tous les moteurs. Un moteur qui force </w:t>
+      </w:r>
+      <w:r>
+        <w:rPr>
+          <w:b/>
+          <w:color w:val="000000"/>
+          <w:sz w:val="23"/>
+        </w:rPr>
+        <w:t>tire plus de courant</w:t>
+      </w:r>
+      <w:r>
+        <w:rPr>
+          <w:color w:val="000000"/>
+          <w:sz w:val="23"/>
+        </w:rPr>
+        <w:t>. Cette signature électrique complète bien les autres capteurs. Ces 4 types de capteurs s'appuient sur 3 blocs logiciels.</w:t>
       </w:r>
     </w:p>
     <w:p>
@@ -1393,7 +1768,7 @@
           <w:color w:val="1F4E79"/>
           <w:sz w:val="36"/>
         </w:rPr>
-        <w:t>14 — Raspberry Pi terrain (40 s)</w:t>
+        <w:t>14 — Stack technique (35 s)</w:t>
       </w:r>
     </w:p>
     <w:p>
@@ -1410,7 +1785,7 @@
           <w:color w:val="000000"/>
           <w:sz w:val="23"/>
         </w:rPr>
-        <w:t xml:space="preserve">La Raspberry Pi est notre carte terrain. Elle lit les quatre capteurs. Les trois capteurs I2C sont sur le même bus. Le DS18B20 utilise un fil séparé. Un script Python lit chaque capteur. Il calcule les valeurs importantes. Puis il envoie un fichier </w:t>
+        <w:t xml:space="preserve">On a utilisé </w:t>
       </w:r>
       <w:r>
         <w:rPr>
@@ -1418,14 +1793,59 @@
           <w:color w:val="000000"/>
           <w:sz w:val="23"/>
         </w:rPr>
-        <w:t>JSON</w:t>
-      </w:r>
-      <w:r>
-        <w:rPr>
-          <w:color w:val="000000"/>
-          <w:sz w:val="23"/>
-        </w:rPr>
-        <w:t xml:space="preserve"> toutes les cinq secondes. Un service Linux redémarre le script si besoin. Si le réseau tombe, les données sont gardées en local. Elles sont renvoyées après.</w:t>
+        <w:t>3 blocs</w:t>
+      </w:r>
+      <w:r>
+        <w:rPr>
+          <w:color w:val="000000"/>
+          <w:sz w:val="23"/>
+        </w:rPr>
+        <w:t xml:space="preserve"> logiciels. Pour le </w:t>
+      </w:r>
+      <w:r>
+        <w:rPr>
+          <w:b/>
+          <w:color w:val="000000"/>
+          <w:sz w:val="23"/>
+        </w:rPr>
+        <w:t>backend</w:t>
+      </w:r>
+      <w:r>
+        <w:rPr>
+          <w:color w:val="000000"/>
+          <w:sz w:val="23"/>
+        </w:rPr>
+        <w:t xml:space="preserve"> : Node.js, Express, MongoDB, et JWT pour l'authentification. Pour l'</w:t>
+      </w:r>
+      <w:r>
+        <w:rPr>
+          <w:b/>
+          <w:color w:val="000000"/>
+          <w:sz w:val="23"/>
+        </w:rPr>
+        <w:t>IA</w:t>
+      </w:r>
+      <w:r>
+        <w:rPr>
+          <w:color w:val="000000"/>
+          <w:sz w:val="23"/>
+        </w:rPr>
+        <w:t xml:space="preserve"> : Python, FastAPI, et scikit-learn. Nos modèles sont Random Forest et XGBoost. Pour le </w:t>
+      </w:r>
+      <w:r>
+        <w:rPr>
+          <w:b/>
+          <w:color w:val="000000"/>
+          <w:sz w:val="23"/>
+        </w:rPr>
+        <w:t>frontend</w:t>
+      </w:r>
+      <w:r>
+        <w:rPr>
+          <w:color w:val="000000"/>
+          <w:sz w:val="23"/>
+        </w:rPr>
+        <w:t xml:space="preserve"> : React pour le web, Flutter pour le mobile. On utilise aussi Firebase pour les notifications push. Tout est déployé sur le serveur interne d'ICEM, pas sur le cloud. Voyons comment ces briques s'organisent dans l'architecture.</w:t>
       </w:r>
     </w:p>
     <w:p>
@@ -1451,7 +1871,7 @@
           <w:color w:val="1F4E79"/>
           <w:sz w:val="36"/>
         </w:rPr>
-        <w:t>15 — Modélisation UML (45 s)</w:t>
+        <w:t>15 — Section 3 · Conception (5 s)</w:t>
       </w:r>
     </w:p>
     <w:p>
@@ -1468,67 +1888,7 @@
           <w:color w:val="000000"/>
           <w:sz w:val="23"/>
         </w:rPr>
-        <w:t xml:space="preserve">On a fait </w:t>
-      </w:r>
-      <w:r>
-        <w:rPr>
-          <w:b/>
-          <w:color w:val="000000"/>
-          <w:sz w:val="23"/>
-        </w:rPr>
-        <w:t>deux diagrammes</w:t>
-      </w:r>
-      <w:r>
-        <w:rPr>
-          <w:color w:val="000000"/>
-          <w:sz w:val="23"/>
-        </w:rPr>
-        <w:t xml:space="preserve"> UML principaux. Le </w:t>
-      </w:r>
-      <w:r>
-        <w:rPr>
-          <w:b/>
-          <w:color w:val="000000"/>
-          <w:sz w:val="23"/>
-        </w:rPr>
-        <w:t>diagramme de cas d'utilisation</w:t>
-      </w:r>
-      <w:r>
-        <w:rPr>
-          <w:color w:val="000000"/>
-          <w:sz w:val="23"/>
-        </w:rPr>
-        <w:t xml:space="preserve">. Il montre six acteurs : responsable maintenance, chef de ligne, technicien, et trois systèmes : IoT, IA, et notifications. Il montre aussi les fonctions principales. Le </w:t>
-      </w:r>
-      <w:r>
-        <w:rPr>
-          <w:b/>
-          <w:color w:val="000000"/>
-          <w:sz w:val="23"/>
-        </w:rPr>
-        <w:t>diagramme de classes</w:t>
-      </w:r>
-      <w:r>
-        <w:rPr>
-          <w:color w:val="000000"/>
-          <w:sz w:val="23"/>
-        </w:rPr>
-        <w:t xml:space="preserve"> montre cinq entités : machine, utilisateur, intervention, alerte, capteur. Pour la maintenance, on a utilisé un seul type avec un champ </w:t>
-      </w:r>
-      <w:r>
-        <w:rPr>
-          <w:i/>
-          <w:color w:val="000000"/>
-          <w:sz w:val="23"/>
-        </w:rPr>
-        <w:t>type</w:t>
-      </w:r>
-      <w:r>
-        <w:rPr>
-          <w:color w:val="000000"/>
-          <w:sz w:val="23"/>
-        </w:rPr>
-        <w:t xml:space="preserve"> : préventif, correctif, ou prédictif. C'est plus simple pour les requêtes.</w:t>
+        <w:t>Voici la conception.</w:t>
       </w:r>
     </w:p>
     <w:p>
@@ -1554,7 +1914,7 @@
           <w:color w:val="1F4E79"/>
           <w:sz w:val="36"/>
         </w:rPr>
-        <w:t>16 — Pipeline temps réel (45 s)</w:t>
+        <w:t>16 — Architecture 5 couches (50 s)</w:t>
       </w:r>
     </w:p>
     <w:p>
@@ -1571,7 +1931,7 @@
           <w:color w:val="000000"/>
           <w:sz w:val="23"/>
         </w:rPr>
-        <w:t xml:space="preserve">Le pipeline temps réel a </w:t>
+        <w:t xml:space="preserve">L'architecture a </w:t>
       </w:r>
       <w:r>
         <w:rPr>
@@ -1579,7 +1939,7 @@
           <w:color w:val="000000"/>
           <w:sz w:val="23"/>
         </w:rPr>
-        <w:t>cinq étapes</w:t>
+        <w:t>5 couches</w:t>
       </w:r>
       <w:r>
         <w:rPr>
@@ -1594,14 +1954,14 @@
           <w:color w:val="000000"/>
           <w:sz w:val="23"/>
         </w:rPr>
-        <w:t>Un</w:t>
-      </w:r>
-      <w:r>
-        <w:rPr>
-          <w:color w:val="000000"/>
-          <w:sz w:val="23"/>
-        </w:rPr>
-        <w:t xml:space="preserve"> : la Raspberry Pi envoie un JSON toutes les cinq secondes. </w:t>
+        <w:t>1</w:t>
+      </w:r>
+      <w:r>
+        <w:rPr>
+          <w:color w:val="000000"/>
+          <w:sz w:val="23"/>
+        </w:rPr>
+        <w:t xml:space="preserve"> : la couche perception. Ce sont les 5 capteurs sur la machine. </w:t>
       </w:r>
       <w:r>
         <w:rPr>
@@ -1609,14 +1969,14 @@
           <w:color w:val="000000"/>
           <w:sz w:val="23"/>
         </w:rPr>
-        <w:t>Deux</w:t>
-      </w:r>
-      <w:r>
-        <w:rPr>
-          <w:color w:val="000000"/>
-          <w:sz w:val="23"/>
-        </w:rPr>
-        <w:t xml:space="preserve"> : le backend valide le JSON et l'enregistre dans MongoDB. </w:t>
+        <w:t>2</w:t>
+      </w:r>
+      <w:r>
+        <w:rPr>
+          <w:color w:val="000000"/>
+          <w:sz w:val="23"/>
+        </w:rPr>
+        <w:t xml:space="preserve"> : la couche edge. C'est la Raspberry Pi. Elle lit les capteurs et envoie les mesures au serveur en HTTP, toutes les 60 secondes. </w:t>
       </w:r>
       <w:r>
         <w:rPr>
@@ -1624,14 +1984,14 @@
           <w:color w:val="000000"/>
           <w:sz w:val="23"/>
         </w:rPr>
-        <w:t>Trois</w:t>
-      </w:r>
-      <w:r>
-        <w:rPr>
-          <w:color w:val="000000"/>
-          <w:sz w:val="23"/>
-        </w:rPr>
-        <w:t xml:space="preserve"> : le backend appelle le microservice IA. </w:t>
+        <w:t>3</w:t>
+      </w:r>
+      <w:r>
+        <w:rPr>
+          <w:color w:val="000000"/>
+          <w:sz w:val="23"/>
+        </w:rPr>
+        <w:t xml:space="preserve"> : la couche backend. C'est le serveur Node.js avec la base MongoDB. Il garde toutes les données. </w:t>
       </w:r>
       <w:r>
         <w:rPr>
@@ -1639,14 +1999,14 @@
           <w:color w:val="000000"/>
           <w:sz w:val="23"/>
         </w:rPr>
-        <w:t>Quatre</w:t>
-      </w:r>
-      <w:r>
-        <w:rPr>
-          <w:color w:val="000000"/>
-          <w:sz w:val="23"/>
-        </w:rPr>
-        <w:t xml:space="preserve"> : FastAPI répond avec la probabilité de panne et la cause. </w:t>
+        <w:t>4</w:t>
+      </w:r>
+      <w:r>
+        <w:rPr>
+          <w:color w:val="000000"/>
+          <w:sz w:val="23"/>
+        </w:rPr>
+        <w:t xml:space="preserve"> : la couche intelligence. C'est un microservice FastAPI avec 2 modules : la prédiction et la fiabilité. </w:t>
       </w:r>
       <w:r>
         <w:rPr>
@@ -1654,29 +2014,14 @@
           <w:color w:val="000000"/>
           <w:sz w:val="23"/>
         </w:rPr>
-        <w:t>Cinq</w:t>
-      </w:r>
-      <w:r>
-        <w:rPr>
-          <w:color w:val="000000"/>
-          <w:sz w:val="23"/>
-        </w:rPr>
-        <w:t xml:space="preserve"> : si la probabilité est plus grande que </w:t>
-      </w:r>
-      <w:r>
-        <w:rPr>
-          <w:b/>
-          <w:color w:val="000000"/>
-          <w:sz w:val="23"/>
-        </w:rPr>
-        <w:t>80%</w:t>
-      </w:r>
-      <w:r>
-        <w:rPr>
-          <w:color w:val="000000"/>
-          <w:sz w:val="23"/>
-        </w:rPr>
-        <w:t>, une maintenance prédictive est créée. Une notification est envoyée au technicien. Tout ça prend moins d'une seconde.</w:t>
+        <w:t>5</w:t>
+      </w:r>
+      <w:r>
+        <w:rPr>
+          <w:color w:val="000000"/>
+          <w:sz w:val="23"/>
+        </w:rPr>
+        <w:t xml:space="preserve"> : la couche application. Le web et le mobile montrent les résultats et les alertes. Chaque couche a son rôle. On peut changer une couche sans casser les autres. Zoom d'abord sur la Raspberry Pi, la carte terrain.</w:t>
       </w:r>
     </w:p>
     <w:p>
@@ -1702,7 +2047,7 @@
           <w:color w:val="1F4E79"/>
           <w:sz w:val="36"/>
         </w:rPr>
-        <w:t>17 — Section 4 · Développement (5 s)</w:t>
+        <w:t>17 — Raspberry Pi terrain (40 s)</w:t>
       </w:r>
     </w:p>
     <w:p>
@@ -1719,7 +2064,52 @@
           <w:color w:val="000000"/>
           <w:sz w:val="23"/>
         </w:rPr>
-        <w:t>Passons au développement.</w:t>
+        <w:t xml:space="preserve">La Raspberry Pi est notre carte terrain. Elle lit les </w:t>
+      </w:r>
+      <w:r>
+        <w:rPr>
+          <w:b/>
+          <w:color w:val="000000"/>
+          <w:sz w:val="23"/>
+        </w:rPr>
+        <w:t>5 capteurs</w:t>
+      </w:r>
+      <w:r>
+        <w:rPr>
+          <w:color w:val="000000"/>
+          <w:sz w:val="23"/>
+        </w:rPr>
+        <w:t xml:space="preserve">. 3 composants sont sur le même bus I2C : le MPU-6050, l'AMG8833, et le convertisseur de la pince SCT-013. Les 2 DHT22 utilisent 2 broches GPIO séparées. Un script Python lit les capteurs toutes les </w:t>
+      </w:r>
+      <w:r>
+        <w:rPr>
+          <w:b/>
+          <w:color w:val="000000"/>
+          <w:sz w:val="23"/>
+        </w:rPr>
+        <w:t>60 secondes</w:t>
+      </w:r>
+      <w:r>
+        <w:rPr>
+          <w:color w:val="000000"/>
+          <w:sz w:val="23"/>
+        </w:rPr>
+        <w:t xml:space="preserve">. Puis il envoie les mesures en </w:t>
+      </w:r>
+      <w:r>
+        <w:rPr>
+          <w:b/>
+          <w:color w:val="000000"/>
+          <w:sz w:val="23"/>
+        </w:rPr>
+        <w:t>JSON</w:t>
+      </w:r>
+      <w:r>
+        <w:rPr>
+          <w:color w:val="000000"/>
+          <w:sz w:val="23"/>
+        </w:rPr>
+        <w:t xml:space="preserve"> au serveur. Si l'envoi échoue, il réessaie automatiquement. Un service Linux redémarre le script si besoin. Voyons maintenant où chaque capteur est placé sur la machine.</w:t>
       </w:r>
     </w:p>
     <w:p>
@@ -1745,7 +2135,7 @@
           <w:color w:val="1F4E79"/>
           <w:sz w:val="36"/>
         </w:rPr>
-        <w:t>18 — Backend Express + MongoDB (45 s)</w:t>
+        <w:t>18 — DHT22 · emplacement (30 s)</w:t>
       </w:r>
     </w:p>
     <w:p>
@@ -1762,7 +2152,7 @@
           <w:color w:val="000000"/>
           <w:sz w:val="23"/>
         </w:rPr>
-        <w:t xml:space="preserve">Le backend est une API REST. Il a </w:t>
+        <w:t xml:space="preserve">Voici </w:t>
       </w:r>
       <w:r>
         <w:rPr>
@@ -1770,14 +2160,14 @@
           <w:color w:val="000000"/>
           <w:sz w:val="23"/>
         </w:rPr>
-        <w:t>huit ressources</w:t>
-      </w:r>
-      <w:r>
-        <w:rPr>
-          <w:color w:val="000000"/>
-          <w:sz w:val="23"/>
-        </w:rPr>
-        <w:t xml:space="preserve"> principales : machines, utilisateurs, interventions, alertes, capteurs, maintenances, checklists, et analyses de fiabilité. L'authentification utilise </w:t>
+        <w:t>où on a placé le DHT22</w:t>
+      </w:r>
+      <w:r>
+        <w:rPr>
+          <w:color w:val="000000"/>
+          <w:sz w:val="23"/>
+        </w:rPr>
+        <w:t xml:space="preserve">. On le voit ici, </w:t>
       </w:r>
       <w:r>
         <w:rPr>
@@ -1785,14 +2175,14 @@
           <w:color w:val="000000"/>
           <w:sz w:val="23"/>
         </w:rPr>
-        <w:t>JWT</w:t>
-      </w:r>
-      <w:r>
-        <w:rPr>
-          <w:color w:val="000000"/>
-          <w:sz w:val="23"/>
-        </w:rPr>
-        <w:t xml:space="preserve">. Il y a </w:t>
+        <w:t>fixé sur le corps du servomoteur</w:t>
+      </w:r>
+      <w:r>
+        <w:rPr>
+          <w:color w:val="000000"/>
+          <w:sz w:val="23"/>
+        </w:rPr>
+        <w:t xml:space="preserve">. Il est en contact direct avec le métal. On a mis </w:t>
       </w:r>
       <w:r>
         <w:rPr>
@@ -1800,29 +2190,59 @@
           <w:color w:val="000000"/>
           <w:sz w:val="23"/>
         </w:rPr>
-        <w:t>trois rôles</w:t>
-      </w:r>
-      <w:r>
-        <w:rPr>
-          <w:color w:val="000000"/>
-          <w:sz w:val="23"/>
-        </w:rPr>
-        <w:t xml:space="preserve"> : responsable, chef de ligne, et technicien. Un middleware contrôle les accès. Il utilise un seul fichier de permissions. Le même fichier protège aussi l'interface. Un script </w:t>
-      </w:r>
-      <w:r>
-        <w:rPr>
-          <w:i/>
-          <w:color w:val="000000"/>
-          <w:sz w:val="23"/>
-        </w:rPr>
-        <w:t>seed</w:t>
-      </w:r>
-      <w:r>
-        <w:rPr>
-          <w:color w:val="000000"/>
-          <w:sz w:val="23"/>
-        </w:rPr>
-        <w:t xml:space="preserve"> initialise la base avec des données de démonstration.</w:t>
+        <w:t>un deuxième DHT22</w:t>
+      </w:r>
+      <w:r>
+        <w:rPr>
+          <w:color w:val="000000"/>
+          <w:sz w:val="23"/>
+        </w:rPr>
+        <w:t xml:space="preserve"> dans l'</w:t>
+      </w:r>
+      <w:r>
+        <w:rPr>
+          <w:b/>
+          <w:color w:val="000000"/>
+          <w:sz w:val="23"/>
+        </w:rPr>
+        <w:t>armoire électrique</w:t>
+      </w:r>
+      <w:r>
+        <w:rPr>
+          <w:color w:val="000000"/>
+          <w:sz w:val="23"/>
+        </w:rPr>
+        <w:t xml:space="preserve">. Il donne la température ambiante. Pourquoi cet endroit ? Parce que </w:t>
+      </w:r>
+      <w:r>
+        <w:rPr>
+          <w:b/>
+          <w:color w:val="000000"/>
+          <w:sz w:val="23"/>
+        </w:rPr>
+        <w:t>le moteur chauffe en premier</w:t>
+      </w:r>
+      <w:r>
+        <w:rPr>
+          <w:color w:val="000000"/>
+          <w:sz w:val="23"/>
+        </w:rPr>
+        <w:t xml:space="preserve"> quand un roulement fatigue. Un contact direct donne une lecture </w:t>
+      </w:r>
+      <w:r>
+        <w:rPr>
+          <w:b/>
+          <w:color w:val="000000"/>
+          <w:sz w:val="23"/>
+        </w:rPr>
+        <w:t>rapide et fiable</w:t>
+      </w:r>
+      <w:r>
+        <w:rPr>
+          <w:color w:val="000000"/>
+          <w:sz w:val="23"/>
+        </w:rPr>
+        <w:t>.</w:t>
       </w:r>
     </w:p>
     <w:p>
@@ -1848,7 +2268,7 @@
           <w:color w:val="1F4E79"/>
           <w:sz w:val="36"/>
         </w:rPr>
-        <w:t>19 — Microservice IA FastAPI (45 s)</w:t>
+        <w:t>19 — MPU-6050 · emplacement (30 s)</w:t>
       </w:r>
     </w:p>
     <w:p>
@@ -1865,7 +2285,7 @@
           <w:color w:val="000000"/>
           <w:sz w:val="23"/>
         </w:rPr>
-        <w:t xml:space="preserve">Le microservice IA est en Python, avec FastAPI. Il a </w:t>
+        <w:t xml:space="preserve">Voici </w:t>
       </w:r>
       <w:r>
         <w:rPr>
@@ -1873,14 +2293,14 @@
           <w:color w:val="000000"/>
           <w:sz w:val="23"/>
         </w:rPr>
-        <w:t>quatre endpoints</w:t>
-      </w:r>
-      <w:r>
-        <w:rPr>
-          <w:color w:val="000000"/>
-          <w:sz w:val="23"/>
-        </w:rPr>
-        <w:t xml:space="preserve"> : type de panne, cause probable, probabilité, et prévision de fiabilité. On a deux modèles : </w:t>
+        <w:t>où on a placé le MPU-6050</w:t>
+      </w:r>
+      <w:r>
+        <w:rPr>
+          <w:color w:val="000000"/>
+          <w:sz w:val="23"/>
+        </w:rPr>
+        <w:t xml:space="preserve">. On le voit ici, </w:t>
       </w:r>
       <w:r>
         <w:rPr>
@@ -1888,14 +2308,14 @@
           <w:color w:val="000000"/>
           <w:sz w:val="23"/>
         </w:rPr>
-        <w:t>Random Forest</w:t>
-      </w:r>
-      <w:r>
-        <w:rPr>
-          <w:color w:val="000000"/>
-          <w:sz w:val="23"/>
-        </w:rPr>
-        <w:t xml:space="preserve"> pour les causes physiques, et </w:t>
+        <w:t>collé sur le carter métallique</w:t>
+      </w:r>
+      <w:r>
+        <w:rPr>
+          <w:color w:val="000000"/>
+          <w:sz w:val="23"/>
+        </w:rPr>
+        <w:t xml:space="preserve">. Il est très près de la </w:t>
       </w:r>
       <w:r>
         <w:rPr>
@@ -1903,14 +2323,59 @@
           <w:color w:val="000000"/>
           <w:sz w:val="23"/>
         </w:rPr>
-        <w:t>XGBoost</w:t>
-      </w:r>
-      <w:r>
-        <w:rPr>
-          <w:color w:val="000000"/>
-          <w:sz w:val="23"/>
-        </w:rPr>
-        <w:t xml:space="preserve"> pour la probabilité. Un troisième modèle, une régression linéaire, calcule la fiabilité future. Le backend appelle ce microservice à chaque nouvelle mesure. Ça n'arrête pas la Raspberry Pi.</w:t>
+        <w:t>tête de coupe</w:t>
+      </w:r>
+      <w:r>
+        <w:rPr>
+          <w:color w:val="000000"/>
+          <w:sz w:val="23"/>
+        </w:rPr>
+        <w:t xml:space="preserve">. Pourquoi cet endroit ? Parce que le signal de vibration </w:t>
+      </w:r>
+      <w:r>
+        <w:rPr>
+          <w:b/>
+          <w:color w:val="000000"/>
+          <w:sz w:val="23"/>
+        </w:rPr>
+        <w:t>se perd très vite</w:t>
+      </w:r>
+      <w:r>
+        <w:rPr>
+          <w:color w:val="000000"/>
+          <w:sz w:val="23"/>
+        </w:rPr>
+        <w:t xml:space="preserve"> dans l'air ou dans une gaine. Un contact direct donne un </w:t>
+      </w:r>
+      <w:r>
+        <w:rPr>
+          <w:b/>
+          <w:color w:val="000000"/>
+          <w:sz w:val="23"/>
+        </w:rPr>
+        <w:t>signal propre</w:t>
+      </w:r>
+      <w:r>
+        <w:rPr>
+          <w:color w:val="000000"/>
+          <w:sz w:val="23"/>
+        </w:rPr>
+        <w:t xml:space="preserve">. On capte ainsi la </w:t>
+      </w:r>
+      <w:r>
+        <w:rPr>
+          <w:b/>
+          <w:color w:val="000000"/>
+          <w:sz w:val="23"/>
+        </w:rPr>
+        <w:t>vraie signature</w:t>
+      </w:r>
+      <w:r>
+        <w:rPr>
+          <w:color w:val="000000"/>
+          <w:sz w:val="23"/>
+        </w:rPr>
+        <w:t xml:space="preserve"> de la mécanique.</w:t>
       </w:r>
     </w:p>
     <w:p>
@@ -1936,7 +2401,7 @@
           <w:color w:val="1F4E79"/>
           <w:sz w:val="36"/>
         </w:rPr>
-        <w:t>20 — Dataset d'entraînement (50 s)</w:t>
+        <w:t>20 — AMG8833 · emplacement (35 s)</w:t>
       </w:r>
     </w:p>
     <w:p>
@@ -1953,7 +2418,7 @@
           <w:color w:val="000000"/>
           <w:sz w:val="23"/>
         </w:rPr>
-        <w:t xml:space="preserve">On n'a pas installé les capteurs physiquement. Alors on a créé un </w:t>
+        <w:t xml:space="preserve">Voici </w:t>
       </w:r>
       <w:r>
         <w:rPr>
@@ -1961,14 +2426,14 @@
           <w:color w:val="000000"/>
           <w:sz w:val="23"/>
         </w:rPr>
-        <w:t>dataset synthétique</w:t>
-      </w:r>
-      <w:r>
-        <w:rPr>
-          <w:color w:val="000000"/>
-          <w:sz w:val="23"/>
-        </w:rPr>
-        <w:t xml:space="preserve">. Mais il est basé sur des données réelles. On a généré </w:t>
+        <w:t>où on a placé l'AMG8833</w:t>
+      </w:r>
+      <w:r>
+        <w:rPr>
+          <w:color w:val="000000"/>
+          <w:sz w:val="23"/>
+        </w:rPr>
+        <w:t xml:space="preserve">. On la voit ici, </w:t>
       </w:r>
       <w:r>
         <w:rPr>
@@ -1976,14 +2441,14 @@
           <w:color w:val="000000"/>
           <w:sz w:val="23"/>
         </w:rPr>
-        <w:t>environ soixante-cinq mille lectures</w:t>
-      </w:r>
-      <w:r>
-        <w:rPr>
-          <w:color w:val="000000"/>
-          <w:sz w:val="23"/>
-        </w:rPr>
-        <w:t xml:space="preserve">. On a utilisé les fiches techniques Komax, les manuels moteur, et surtout </w:t>
+        <w:t>fixée en hauteur</w:t>
+      </w:r>
+      <w:r>
+        <w:rPr>
+          <w:color w:val="000000"/>
+          <w:sz w:val="23"/>
+        </w:rPr>
+        <w:t xml:space="preserve"> sur le châssis de la machine. Elle est à environ </w:t>
       </w:r>
       <w:r>
         <w:rPr>
@@ -1991,14 +2456,89 @@
           <w:color w:val="000000"/>
           <w:sz w:val="23"/>
         </w:rPr>
-        <w:t>l'historique de mille pannes ICEM</w:t>
-      </w:r>
-      <w:r>
-        <w:rPr>
-          <w:color w:val="000000"/>
-          <w:sz w:val="23"/>
-        </w:rPr>
-        <w:t>. Chaque type de panne a sa signature physique. Par exemple : plus quatre à huit degrés pour l'usure d'un roulement. Ou six ampères de surcharge pour une panne multi-moteurs. Ce dataset peut être réutilisé quand les capteurs seront installés.</w:t>
+        <w:t>50 centimètres</w:t>
+      </w:r>
+      <w:r>
+        <w:rPr>
+          <w:color w:val="000000"/>
+          <w:sz w:val="23"/>
+        </w:rPr>
+        <w:t xml:space="preserve">. Elle regarde vers le bas, sur la </w:t>
+      </w:r>
+      <w:r>
+        <w:rPr>
+          <w:b/>
+          <w:color w:val="000000"/>
+          <w:sz w:val="23"/>
+        </w:rPr>
+        <w:t>tête de coupe</w:t>
+      </w:r>
+      <w:r>
+        <w:rPr>
+          <w:color w:val="000000"/>
+          <w:sz w:val="23"/>
+        </w:rPr>
+        <w:t xml:space="preserve"> et la </w:t>
+      </w:r>
+      <w:r>
+        <w:rPr>
+          <w:b/>
+          <w:color w:val="000000"/>
+          <w:sz w:val="23"/>
+        </w:rPr>
+        <w:t>zone Gommino</w:t>
+      </w:r>
+      <w:r>
+        <w:rPr>
+          <w:color w:val="000000"/>
+          <w:sz w:val="23"/>
+        </w:rPr>
+        <w:t xml:space="preserve">. Pourquoi cet endroit ? Parce que son champ de </w:t>
+      </w:r>
+      <w:r>
+        <w:rPr>
+          <w:b/>
+          <w:color w:val="000000"/>
+          <w:sz w:val="23"/>
+        </w:rPr>
+        <w:t>60 degrés</w:t>
+      </w:r>
+      <w:r>
+        <w:rPr>
+          <w:color w:val="000000"/>
+          <w:sz w:val="23"/>
+        </w:rPr>
+        <w:t xml:space="preserve"> couvre toute la </w:t>
+      </w:r>
+      <w:r>
+        <w:rPr>
+          <w:b/>
+          <w:color w:val="000000"/>
+          <w:sz w:val="23"/>
+        </w:rPr>
+        <w:t>zone chaude</w:t>
+      </w:r>
+      <w:r>
+        <w:rPr>
+          <w:color w:val="000000"/>
+          <w:sz w:val="23"/>
+        </w:rPr>
+        <w:t xml:space="preserve"> d'un seul coup. Elle surveille le Gommino et le carter de la tête de coupe. Et elle ne touche </w:t>
+      </w:r>
+      <w:r>
+        <w:rPr>
+          <w:b/>
+          <w:color w:val="000000"/>
+          <w:sz w:val="23"/>
+        </w:rPr>
+        <w:t>aucune pièce en mouvement</w:t>
+      </w:r>
+      <w:r>
+        <w:rPr>
+          <w:color w:val="000000"/>
+          <w:sz w:val="23"/>
+        </w:rPr>
+        <w:t>.</w:t>
       </w:r>
     </w:p>
     <w:p>
@@ -2024,7 +2564,7 @@
           <w:color w:val="1F4E79"/>
           <w:sz w:val="36"/>
         </w:rPr>
-        <w:t>21 — Taxonomie des causes (45 s)</w:t>
+        <w:t>21 — SCT-013 · emplacement (30 s)</w:t>
       </w:r>
     </w:p>
     <w:p>
@@ -2041,7 +2581,7 @@
           <w:color w:val="000000"/>
           <w:sz w:val="23"/>
         </w:rPr>
-        <w:t xml:space="preserve">Le modèle classe les pannes en </w:t>
+        <w:t xml:space="preserve">Voici </w:t>
       </w:r>
       <w:r>
         <w:rPr>
@@ -2049,14 +2589,104 @@
           <w:color w:val="000000"/>
           <w:sz w:val="23"/>
         </w:rPr>
-        <w:t>treize causes physiques</w:t>
-      </w:r>
-      <w:r>
-        <w:rPr>
-          <w:color w:val="000000"/>
-          <w:sz w:val="23"/>
-        </w:rPr>
-        <w:t>, codées C01 à C13. Par exemple : usure moteur, désalignement lame, courroie détendue, contamination, surintensité, échauffement carte, capteur défaillant, obstruction, défaut alimentation, dérive calibration, blocage éjection, défaut communication, et non-signature. Avant, on utilisait des zones. Maintenant, avec les causes, le modèle donne une information plus utile. Il complète le diagnostic humain, il ne le remplace pas.</w:t>
+        <w:t>où on a placé la SCT-013</w:t>
+      </w:r>
+      <w:r>
+        <w:rPr>
+          <w:color w:val="000000"/>
+          <w:sz w:val="23"/>
+        </w:rPr>
+        <w:t xml:space="preserve">. On la voit ici, la </w:t>
+      </w:r>
+      <w:r>
+        <w:rPr>
+          <w:b/>
+          <w:color w:val="000000"/>
+          <w:sz w:val="23"/>
+        </w:rPr>
+        <w:t>pince bleue</w:t>
+      </w:r>
+      <w:r>
+        <w:rPr>
+          <w:color w:val="000000"/>
+          <w:sz w:val="23"/>
+        </w:rPr>
+        <w:t xml:space="preserve">, clampée autour d'un câble à l'intérieur de l'armoire. Le signal est ramené au </w:t>
+      </w:r>
+      <w:r>
+        <w:rPr>
+          <w:b/>
+          <w:color w:val="000000"/>
+          <w:sz w:val="23"/>
+        </w:rPr>
+        <w:t>Raspberry Pi</w:t>
+      </w:r>
+      <w:r>
+        <w:rPr>
+          <w:color w:val="000000"/>
+          <w:sz w:val="23"/>
+        </w:rPr>
+        <w:t xml:space="preserve"> (le paquet essai en bas) par le convertisseur </w:t>
+      </w:r>
+      <w:r>
+        <w:rPr>
+          <w:b/>
+          <w:color w:val="000000"/>
+          <w:sz w:val="23"/>
+        </w:rPr>
+        <w:t>ADS1015</w:t>
+      </w:r>
+      <w:r>
+        <w:rPr>
+          <w:color w:val="000000"/>
+          <w:sz w:val="23"/>
+        </w:rPr>
+        <w:t xml:space="preserve"> posé sur la breadboard. Pourquoi cet endroit ? Parce que ce câble porte le </w:t>
+      </w:r>
+      <w:r>
+        <w:rPr>
+          <w:b/>
+          <w:color w:val="000000"/>
+          <w:sz w:val="23"/>
+        </w:rPr>
+        <w:t>courant tiré par les moteurs</w:t>
+      </w:r>
+      <w:r>
+        <w:rPr>
+          <w:color w:val="000000"/>
+          <w:sz w:val="23"/>
+        </w:rPr>
+        <w:t xml:space="preserve">. </w:t>
+      </w:r>
+      <w:r>
+        <w:rPr>
+          <w:b/>
+          <w:color w:val="000000"/>
+          <w:sz w:val="23"/>
+        </w:rPr>
+        <w:t>Une seule pince</w:t>
+      </w:r>
+      <w:r>
+        <w:rPr>
+          <w:color w:val="000000"/>
+          <w:sz w:val="23"/>
+        </w:rPr>
+        <w:t xml:space="preserve"> suffit pour voir l'état électrique. La pose se fait </w:t>
+      </w:r>
+      <w:r>
+        <w:rPr>
+          <w:b/>
+          <w:color w:val="000000"/>
+          <w:sz w:val="23"/>
+        </w:rPr>
+        <w:t>sans arrêter la production</w:t>
+      </w:r>
+      <w:r>
+        <w:rPr>
+          <w:color w:val="000000"/>
+          <w:sz w:val="23"/>
+        </w:rPr>
+        <w:t>. La couche physique est posée. Passons à la modélisation logicielle.</w:t>
       </w:r>
     </w:p>
     <w:p>
@@ -2082,7 +2712,7 @@
           <w:color w:val="1F4E79"/>
           <w:sz w:val="36"/>
         </w:rPr>
-        <w:t>22 — Performances F1 (50 s)</w:t>
+        <w:t>22 — Diagramme de cas d'utilisation (30 s)</w:t>
       </w:r>
     </w:p>
     <w:p>
@@ -2099,7 +2729,7 @@
           <w:color w:val="000000"/>
           <w:sz w:val="23"/>
         </w:rPr>
-        <w:t xml:space="preserve">On a testé </w:t>
+        <w:t xml:space="preserve">Voici le </w:t>
       </w:r>
       <w:r>
         <w:rPr>
@@ -2107,14 +2737,14 @@
           <w:color w:val="000000"/>
           <w:sz w:val="23"/>
         </w:rPr>
-        <w:t>deux modèles</w:t>
-      </w:r>
-      <w:r>
-        <w:rPr>
-          <w:color w:val="000000"/>
-          <w:sz w:val="23"/>
-        </w:rPr>
-        <w:t xml:space="preserve"> sur le même jeu de test. Le </w:t>
+        <w:t>diagramme de cas d'utilisation</w:t>
+      </w:r>
+      <w:r>
+        <w:rPr>
+          <w:color w:val="000000"/>
+          <w:sz w:val="23"/>
+        </w:rPr>
+        <w:t xml:space="preserve">. Il montre </w:t>
       </w:r>
       <w:r>
         <w:rPr>
@@ -2122,14 +2752,14 @@
           <w:color w:val="000000"/>
           <w:sz w:val="23"/>
         </w:rPr>
-        <w:t>Random Forest</w:t>
-      </w:r>
-      <w:r>
-        <w:rPr>
-          <w:color w:val="000000"/>
-          <w:sz w:val="23"/>
-        </w:rPr>
-        <w:t xml:space="preserve"> est le modèle de référence. Il a un F1 de </w:t>
+        <w:t>6 acteurs</w:t>
+      </w:r>
+      <w:r>
+        <w:rPr>
+          <w:color w:val="000000"/>
+          <w:sz w:val="23"/>
+        </w:rPr>
+        <w:t xml:space="preserve"> et </w:t>
       </w:r>
       <w:r>
         <w:rPr>
@@ -2137,14 +2767,14 @@
           <w:color w:val="000000"/>
           <w:sz w:val="23"/>
         </w:rPr>
-        <w:t>quarante-cinq pour cent</w:t>
-      </w:r>
-      <w:r>
-        <w:rPr>
-          <w:color w:val="000000"/>
-          <w:sz w:val="23"/>
-        </w:rPr>
-        <w:t xml:space="preserve">. Il est correct sur les classes fréquentes, mais faible sur les rares. Le </w:t>
+        <w:t>12 cas d'utilisation</w:t>
+      </w:r>
+      <w:r>
+        <w:rPr>
+          <w:color w:val="000000"/>
+          <w:sz w:val="23"/>
+        </w:rPr>
+        <w:t xml:space="preserve">. 3 acteurs humains. Le responsable maintenance gère les machines, les comptes et la maintenance. Le chef de ligne surveille les machines et les alertes. Le technicien reçoit les alertes et gère les interventions. 3 acteurs système. L'IA maintenance analyse les pannes. L'IA fiabilité analyse chaque machine et recommande de la garder ou de la renouveler. L'IoT collecte les données des capteurs. Pour chaque action, l'utilisateur doit d'abord </w:t>
       </w:r>
       <w:r>
         <w:rPr>
@@ -2152,59 +2782,14 @@
           <w:color w:val="000000"/>
           <w:sz w:val="23"/>
         </w:rPr>
-        <w:t>XGBoost</w:t>
-      </w:r>
-      <w:r>
-        <w:rPr>
-          <w:color w:val="000000"/>
-          <w:sz w:val="23"/>
-        </w:rPr>
-        <w:t xml:space="preserve"> est le modèle final. Il a un F1 de </w:t>
-      </w:r>
-      <w:r>
-        <w:rPr>
-          <w:b/>
-          <w:color w:val="000000"/>
-          <w:sz w:val="23"/>
-        </w:rPr>
-        <w:t>quatre-vingt-treize pour cent</w:t>
-      </w:r>
-      <w:r>
-        <w:rPr>
-          <w:color w:val="000000"/>
-          <w:sz w:val="23"/>
-        </w:rPr>
-        <w:t xml:space="preserve">. Sa précision est plus de </w:t>
-      </w:r>
-      <w:r>
-        <w:rPr>
-          <w:b/>
-          <w:color w:val="000000"/>
-          <w:sz w:val="23"/>
-        </w:rPr>
-        <w:t>90%</w:t>
-      </w:r>
-      <w:r>
-        <w:rPr>
-          <w:color w:val="000000"/>
-          <w:sz w:val="23"/>
-        </w:rPr>
-        <w:t xml:space="preserve"> sur onze causes sur treize. XGBoost est meilleur parce qu'il gère mieux les données déséquilibrées. On a aussi utilisé </w:t>
-      </w:r>
-      <w:r>
-        <w:rPr>
-          <w:b/>
-          <w:color w:val="000000"/>
-          <w:sz w:val="23"/>
-        </w:rPr>
-        <w:t>SMOTE</w:t>
-      </w:r>
-      <w:r>
-        <w:rPr>
-          <w:color w:val="000000"/>
-          <w:sz w:val="23"/>
-        </w:rPr>
-        <w:t xml:space="preserve"> pour équilibrer les classes rares. Ces résultats valident notre architecture.</w:t>
+        <w:t>s'authentifier</w:t>
+      </w:r>
+      <w:r>
+        <w:rPr>
+          <w:color w:val="000000"/>
+          <w:sz w:val="23"/>
+        </w:rPr>
+        <w:t>. Ces cas d'utilisation s'appuient sur 9 classes.</w:t>
       </w:r>
     </w:p>
     <w:p>
@@ -2230,7 +2815,7 @@
           <w:color w:val="1F4E79"/>
           <w:sz w:val="36"/>
         </w:rPr>
-        <w:t>23 — Matrice de confusion (35 s)</w:t>
+        <w:t>23 — Diagramme de classes (30 s)</w:t>
       </w:r>
     </w:p>
     <w:p>
@@ -2247,7 +2832,7 @@
           <w:color w:val="000000"/>
           <w:sz w:val="23"/>
         </w:rPr>
-        <w:t xml:space="preserve">La matrice de confusion du XGBoost a une </w:t>
+        <w:t xml:space="preserve">Voici le </w:t>
       </w:r>
       <w:r>
         <w:rPr>
@@ -2255,14 +2840,14 @@
           <w:color w:val="000000"/>
           <w:sz w:val="23"/>
         </w:rPr>
-        <w:t>diagonale forte</w:t>
-      </w:r>
-      <w:r>
-        <w:rPr>
-          <w:color w:val="000000"/>
-          <w:sz w:val="23"/>
-        </w:rPr>
-        <w:t xml:space="preserve">. La plupart des prédictions sont correctes. Les erreurs restantes concernent deux paires proches. </w:t>
+        <w:t>diagramme de classes</w:t>
+      </w:r>
+      <w:r>
+        <w:rPr>
+          <w:color w:val="000000"/>
+          <w:sz w:val="23"/>
+        </w:rPr>
+        <w:t xml:space="preserve">. Il montre </w:t>
       </w:r>
       <w:r>
         <w:rPr>
@@ -2270,14 +2855,14 @@
           <w:color w:val="000000"/>
           <w:sz w:val="23"/>
         </w:rPr>
-        <w:t>Un</w:t>
-      </w:r>
-      <w:r>
-        <w:rPr>
-          <w:color w:val="000000"/>
-          <w:sz w:val="23"/>
-        </w:rPr>
-        <w:t xml:space="preserve"> : usure moteur et échauffement carte. Les deux donnent une signature de chaleur. </w:t>
+        <w:t>9 classes</w:t>
+      </w:r>
+      <w:r>
+        <w:rPr>
+          <w:color w:val="000000"/>
+          <w:sz w:val="23"/>
+        </w:rPr>
+        <w:t xml:space="preserve">. 5 classes pour le métier : utilisateur, ligne, machine, maintenance et alerte. 2 classes pour l'IoT : capteur et Raspberry Pi. 2 classes pour l'IA : analyse des pannes et analyse de fiabilité. Ces classes structurent la base MongoDB. Un choix important : pour la maintenance, on a utilisé </w:t>
       </w:r>
       <w:r>
         <w:rPr>
@@ -2285,14 +2870,29 @@
           <w:color w:val="000000"/>
           <w:sz w:val="23"/>
         </w:rPr>
-        <w:t>Deux</w:t>
-      </w:r>
-      <w:r>
-        <w:rPr>
-          <w:color w:val="000000"/>
-          <w:sz w:val="23"/>
-        </w:rPr>
-        <w:t xml:space="preserve"> : courroie détendue et désalignement lame. Les deux donnent une signature de vibration. Ces confusions sont acceptables. En pratique, l'intervention corrige souvent les deux ensemble.</w:t>
+        <w:t>une seule classe</w:t>
+      </w:r>
+      <w:r>
+        <w:rPr>
+          <w:color w:val="000000"/>
+          <w:sz w:val="23"/>
+        </w:rPr>
+        <w:t xml:space="preserve"> avec un champ </w:t>
+      </w:r>
+      <w:r>
+        <w:rPr>
+          <w:i/>
+          <w:color w:val="000000"/>
+          <w:sz w:val="23"/>
+        </w:rPr>
+        <w:t>type</w:t>
+      </w:r>
+      <w:r>
+        <w:rPr>
+          <w:color w:val="000000"/>
+          <w:sz w:val="23"/>
+        </w:rPr>
+        <w:t>. Ce champ a 5 valeurs : préventive, corrective, prédictive, checklist journalière et checklist préventive. C'est plus simple que 5 classes séparées. Ces entités s'enchaînent en temps réel selon un pipeline précis.</w:t>
       </w:r>
     </w:p>
     <w:p>
@@ -2318,7 +2918,7 @@
           <w:color w:val="1F4E79"/>
           <w:sz w:val="36"/>
         </w:rPr>
-        <w:t>24 — Fonctionnalités web (45 s)</w:t>
+        <w:t>24 — Pipeline temps réel (45 s)</w:t>
       </w:r>
     </w:p>
     <w:p>
@@ -2335,7 +2935,7 @@
           <w:color w:val="000000"/>
           <w:sz w:val="23"/>
         </w:rPr>
-        <w:t xml:space="preserve">L'application web est pour le </w:t>
+        <w:t xml:space="preserve">Le pipeline temps réel a </w:t>
       </w:r>
       <w:r>
         <w:rPr>
@@ -2343,14 +2943,14 @@
           <w:color w:val="000000"/>
           <w:sz w:val="23"/>
         </w:rPr>
-        <w:t>responsable maintenance</w:t>
-      </w:r>
-      <w:r>
-        <w:rPr>
-          <w:color w:val="000000"/>
-          <w:sz w:val="23"/>
-        </w:rPr>
-        <w:t xml:space="preserve">. Elle a </w:t>
+        <w:t>5 étapes</w:t>
+      </w:r>
+      <w:r>
+        <w:rPr>
+          <w:color w:val="000000"/>
+          <w:sz w:val="23"/>
+        </w:rPr>
+        <w:t xml:space="preserve">. </w:t>
       </w:r>
       <w:r>
         <w:rPr>
@@ -2358,14 +2958,134 @@
           <w:color w:val="000000"/>
           <w:sz w:val="23"/>
         </w:rPr>
-        <w:t>six modules</w:t>
-      </w:r>
-      <w:r>
-        <w:rPr>
-          <w:color w:val="000000"/>
-          <w:sz w:val="23"/>
-        </w:rPr>
-        <w:t>. Un tableau de bord avec les indicateurs MTBF et MTTR. Une gestion des machines et de leur historique. Un module d'interventions avec assignation. Un planning préventif dans un calendrier. Un centre d'alertes avec filtres. Un module de fiabilité avec rapport PDF. Tous les modules utilisent le même fichier de permissions du backend.</w:t>
+        <w:t>1</w:t>
+      </w:r>
+      <w:r>
+        <w:rPr>
+          <w:color w:val="000000"/>
+          <w:sz w:val="23"/>
+        </w:rPr>
+        <w:t xml:space="preserve"> : la Raspberry Pi lit les capteurs toutes les </w:t>
+      </w:r>
+      <w:r>
+        <w:rPr>
+          <w:b/>
+          <w:color w:val="000000"/>
+          <w:sz w:val="23"/>
+        </w:rPr>
+        <w:t>60 secondes</w:t>
+      </w:r>
+      <w:r>
+        <w:rPr>
+          <w:color w:val="000000"/>
+          <w:sz w:val="23"/>
+        </w:rPr>
+        <w:t xml:space="preserve"> et envoie un JSON. </w:t>
+      </w:r>
+      <w:r>
+        <w:rPr>
+          <w:b/>
+          <w:color w:val="000000"/>
+          <w:sz w:val="23"/>
+        </w:rPr>
+        <w:t>2</w:t>
+      </w:r>
+      <w:r>
+        <w:rPr>
+          <w:color w:val="000000"/>
+          <w:sz w:val="23"/>
+        </w:rPr>
+        <w:t xml:space="preserve"> : le backend valide la mesure et l'enregistre dans MongoDB. </w:t>
+      </w:r>
+      <w:r>
+        <w:rPr>
+          <w:b/>
+          <w:color w:val="000000"/>
+          <w:sz w:val="23"/>
+        </w:rPr>
+        <w:t>3</w:t>
+      </w:r>
+      <w:r>
+        <w:rPr>
+          <w:color w:val="000000"/>
+          <w:sz w:val="23"/>
+        </w:rPr>
+        <w:t xml:space="preserve"> : le backend appelle le microservice IA. </w:t>
+      </w:r>
+      <w:r>
+        <w:rPr>
+          <w:b/>
+          <w:color w:val="000000"/>
+          <w:sz w:val="23"/>
+        </w:rPr>
+        <w:t>4</w:t>
+      </w:r>
+      <w:r>
+        <w:rPr>
+          <w:color w:val="000000"/>
+          <w:sz w:val="23"/>
+        </w:rPr>
+        <w:t xml:space="preserve"> : FastAPI répond avec la probabilité de panne et la cause. </w:t>
+      </w:r>
+      <w:r>
+        <w:rPr>
+          <w:b/>
+          <w:color w:val="000000"/>
+          <w:sz w:val="23"/>
+        </w:rPr>
+        <w:t>5</w:t>
+      </w:r>
+      <w:r>
+        <w:rPr>
+          <w:color w:val="000000"/>
+          <w:sz w:val="23"/>
+        </w:rPr>
+        <w:t xml:space="preserve"> : il y a 2 seuils. À </w:t>
+      </w:r>
+      <w:r>
+        <w:rPr>
+          <w:b/>
+          <w:color w:val="000000"/>
+          <w:sz w:val="23"/>
+        </w:rPr>
+        <w:t>60 %</w:t>
+      </w:r>
+      <w:r>
+        <w:rPr>
+          <w:color w:val="000000"/>
+          <w:sz w:val="23"/>
+        </w:rPr>
+        <w:t xml:space="preserve">, une alerte d'avertissement. À </w:t>
+      </w:r>
+      <w:r>
+        <w:rPr>
+          <w:b/>
+          <w:color w:val="000000"/>
+          <w:sz w:val="23"/>
+        </w:rPr>
+        <w:t>80 %</w:t>
+      </w:r>
+      <w:r>
+        <w:rPr>
+          <w:color w:val="000000"/>
+          <w:sz w:val="23"/>
+        </w:rPr>
+        <w:t xml:space="preserve">, une alerte critique et une intervention prédictive sous 48 heures. Le responsable maintenance reçoit une notification. Tout ça prend </w:t>
+      </w:r>
+      <w:r>
+        <w:rPr>
+          <w:b/>
+          <w:color w:val="000000"/>
+          <w:sz w:val="23"/>
+        </w:rPr>
+        <w:t>moins d'une seconde</w:t>
+      </w:r>
+      <w:r>
+        <w:rPr>
+          <w:color w:val="000000"/>
+          <w:sz w:val="23"/>
+        </w:rPr>
+        <w:t>. Le développement de ces briques est la partie la plus dense.</w:t>
       </w:r>
     </w:p>
     <w:p>
@@ -2391,7 +3111,7 @@
           <w:color w:val="1F4E79"/>
           <w:sz w:val="36"/>
         </w:rPr>
-        <w:t>25 — Web · exemples d'écrans (40 s)</w:t>
+        <w:t>25 — Section 4 · Développement (5 s)</w:t>
       </w:r>
     </w:p>
     <w:p>
@@ -2408,82 +3128,7 @@
           <w:color w:val="000000"/>
           <w:sz w:val="23"/>
         </w:rPr>
-        <w:t xml:space="preserve">Voici quelques écrans. Le </w:t>
-      </w:r>
-      <w:r>
-        <w:rPr>
-          <w:b/>
-          <w:color w:val="000000"/>
-          <w:sz w:val="23"/>
-        </w:rPr>
-        <w:t>tableau de bord</w:t>
-      </w:r>
-      <w:r>
-        <w:rPr>
-          <w:color w:val="000000"/>
-          <w:sz w:val="23"/>
-        </w:rPr>
-        <w:t xml:space="preserve"> montre les indicateurs par machine, avec des couleurs. Vert : normal. Orange : dégradé. Rouge : critique. La page </w:t>
-      </w:r>
-      <w:r>
-        <w:rPr>
-          <w:b/>
-          <w:color w:val="000000"/>
-          <w:sz w:val="23"/>
-        </w:rPr>
-        <w:t>détail machine</w:t>
-      </w:r>
-      <w:r>
-        <w:rPr>
-          <w:color w:val="000000"/>
-          <w:sz w:val="23"/>
-        </w:rPr>
-        <w:t xml:space="preserve"> montre l'historique, la checklist en cours, et les interventions passées. La page </w:t>
-      </w:r>
-      <w:r>
-        <w:rPr>
-          <w:b/>
-          <w:color w:val="000000"/>
-          <w:sz w:val="23"/>
-        </w:rPr>
-        <w:t>interventions</w:t>
-      </w:r>
-      <w:r>
-        <w:rPr>
-          <w:color w:val="000000"/>
-          <w:sz w:val="23"/>
-        </w:rPr>
-        <w:t xml:space="preserve"> a un badge </w:t>
-      </w:r>
-      <w:r>
-        <w:rPr>
-          <w:i/>
-          <w:color w:val="000000"/>
-          <w:sz w:val="23"/>
-        </w:rPr>
-        <w:t>IA</w:t>
-      </w:r>
-      <w:r>
-        <w:rPr>
-          <w:color w:val="000000"/>
-          <w:sz w:val="23"/>
-        </w:rPr>
-        <w:t xml:space="preserve"> quand la maintenance est créée automatiquement. Le module </w:t>
-      </w:r>
-      <w:r>
-        <w:rPr>
-          <w:b/>
-          <w:color w:val="000000"/>
-          <w:sz w:val="23"/>
-        </w:rPr>
-        <w:t>fiabilité</w:t>
-      </w:r>
-      <w:r>
-        <w:rPr>
-          <w:color w:val="000000"/>
-          <w:sz w:val="23"/>
-        </w:rPr>
-        <w:t xml:space="preserve"> génère un PDF prêt à archiver.</w:t>
+        <w:t>Passons au développement.</w:t>
       </w:r>
     </w:p>
     <w:p>
@@ -2509,7 +3154,7 @@
           <w:color w:val="1F4E79"/>
           <w:sz w:val="36"/>
         </w:rPr>
-        <w:t>26 — Fonctionnalités mobile (40 s)</w:t>
+        <w:t>26 — Backend Express + MongoDB (45 s)</w:t>
       </w:r>
     </w:p>
     <w:p>
@@ -2526,7 +3171,7 @@
           <w:color w:val="000000"/>
           <w:sz w:val="23"/>
         </w:rPr>
-        <w:t xml:space="preserve">L'application mobile est en </w:t>
+        <w:t xml:space="preserve">Le backend est une API REST, avec Node.js et Express. MongoDB garde </w:t>
       </w:r>
       <w:r>
         <w:rPr>
@@ -2534,14 +3179,14 @@
           <w:color w:val="000000"/>
           <w:sz w:val="23"/>
         </w:rPr>
-        <w:t>Flutter</w:t>
-      </w:r>
-      <w:r>
-        <w:rPr>
-          <w:color w:val="000000"/>
-          <w:sz w:val="23"/>
-        </w:rPr>
-        <w:t xml:space="preserve">. Elle est pour le </w:t>
+        <w:t>9 collections principales</w:t>
+      </w:r>
+      <w:r>
+        <w:rPr>
+          <w:color w:val="000000"/>
+          <w:sz w:val="23"/>
+        </w:rPr>
+        <w:t xml:space="preserve">. Ce sont les mêmes que dans le diagramme de classes. Il y a aussi les checklists et le planning. L'authentification utilise </w:t>
       </w:r>
       <w:r>
         <w:rPr>
@@ -2549,14 +3194,14 @@
           <w:color w:val="000000"/>
           <w:sz w:val="23"/>
         </w:rPr>
-        <w:t>technicien</w:t>
-      </w:r>
-      <w:r>
-        <w:rPr>
-          <w:color w:val="000000"/>
-          <w:sz w:val="23"/>
-        </w:rPr>
-        <w:t xml:space="preserve"> et le </w:t>
+        <w:t>JWT</w:t>
+      </w:r>
+      <w:r>
+        <w:rPr>
+          <w:color w:val="000000"/>
+          <w:sz w:val="23"/>
+        </w:rPr>
+        <w:t xml:space="preserve">. Il y a </w:t>
       </w:r>
       <w:r>
         <w:rPr>
@@ -2564,29 +3209,29 @@
           <w:color w:val="000000"/>
           <w:sz w:val="23"/>
         </w:rPr>
-        <w:t>chef de ligne</w:t>
-      </w:r>
-      <w:r>
-        <w:rPr>
-          <w:color w:val="000000"/>
-          <w:sz w:val="23"/>
-        </w:rPr>
-        <w:t xml:space="preserve">. Elle a </w:t>
-      </w:r>
-      <w:r>
-        <w:rPr>
-          <w:b/>
-          <w:color w:val="000000"/>
-          <w:sz w:val="23"/>
-        </w:rPr>
-        <w:t>cinq écrans</w:t>
-      </w:r>
-      <w:r>
-        <w:rPr>
-          <w:color w:val="000000"/>
-          <w:sz w:val="23"/>
-        </w:rPr>
-        <w:t xml:space="preserve"> principaux. Un tableau de bord simple. La liste des machines. Les interventions en cours, avec photos avant-après. Les alertes en direct, avec Firebase. Et le profil de l'utilisateur. Une règle importante : les photos doivent être prises avec la caméra, pas la galerie. C'est pour garantir la traçabilité.</w:t>
+        <w:t>3 rôles</w:t>
+      </w:r>
+      <w:r>
+        <w:rPr>
+          <w:color w:val="000000"/>
+          <w:sz w:val="23"/>
+        </w:rPr>
+        <w:t xml:space="preserve"> : responsable, chef de ligne, et technicien. Côté API, un middleware vérifie le rôle sur chaque route. Côté interface, un seul fichier de permissions cache les pages et les boutons selon le rôle. La Raspberry Pi utilise une clé d'API spéciale. Un script </w:t>
+      </w:r>
+      <w:r>
+        <w:rPr>
+          <w:i/>
+          <w:color w:val="000000"/>
+          <w:sz w:val="23"/>
+        </w:rPr>
+        <w:t>seed</w:t>
+      </w:r>
+      <w:r>
+        <w:rPr>
+          <w:color w:val="000000"/>
+          <w:sz w:val="23"/>
+        </w:rPr>
+        <w:t xml:space="preserve"> initialise la base avec des données de démonstration. Le backend appelle l'IA à chaque nouvelle mesure.</w:t>
       </w:r>
     </w:p>
     <w:p>
@@ -2612,7 +3257,7 @@
           <w:color w:val="1F4E79"/>
           <w:sz w:val="36"/>
         </w:rPr>
-        <w:t>27 — Mobile · exemples d'écrans (40 s)</w:t>
+        <w:t>27 — Microservice IA FastAPI (45 s)</w:t>
       </w:r>
     </w:p>
     <w:p>
@@ -2629,7 +3274,7 @@
           <w:color w:val="000000"/>
           <w:sz w:val="23"/>
         </w:rPr>
-        <w:t xml:space="preserve">Voici les écrans mobile. La </w:t>
+        <w:t xml:space="preserve">Le microservice IA est en Python, avec FastAPI. Il a </w:t>
       </w:r>
       <w:r>
         <w:rPr>
@@ -2637,14 +3282,14 @@
           <w:color w:val="000000"/>
           <w:sz w:val="23"/>
         </w:rPr>
-        <w:t>liste d'interventions</w:t>
-      </w:r>
-      <w:r>
-        <w:rPr>
-          <w:color w:val="000000"/>
-          <w:sz w:val="23"/>
-        </w:rPr>
-        <w:t xml:space="preserve"> montre chaque tâche avec sa priorité. Le </w:t>
+        <w:t>5 endpoints</w:t>
+      </w:r>
+      <w:r>
+        <w:rPr>
+          <w:color w:val="000000"/>
+          <w:sz w:val="23"/>
+        </w:rPr>
+        <w:t xml:space="preserve"> : un test de disponibilité, et 4 pour les prédictions. On a </w:t>
       </w:r>
       <w:r>
         <w:rPr>
@@ -2652,14 +3297,14 @@
           <w:color w:val="000000"/>
           <w:sz w:val="23"/>
         </w:rPr>
-        <w:t>détail intervention</w:t>
-      </w:r>
-      <w:r>
-        <w:rPr>
-          <w:color w:val="000000"/>
-          <w:sz w:val="23"/>
-        </w:rPr>
-        <w:t xml:space="preserve"> permet de saisir un état, de joindre deux photos, et de signer la clôture. Les </w:t>
+        <w:t>4 modèles</w:t>
+      </w:r>
+      <w:r>
+        <w:rPr>
+          <w:color w:val="000000"/>
+          <w:sz w:val="23"/>
+        </w:rPr>
+        <w:t xml:space="preserve">, chacun a son rôle. Le </w:t>
       </w:r>
       <w:r>
         <w:rPr>
@@ -2667,14 +3312,14 @@
           <w:color w:val="000000"/>
           <w:sz w:val="23"/>
         </w:rPr>
-        <w:t>alertes</w:t>
-      </w:r>
-      <w:r>
-        <w:rPr>
-          <w:color w:val="000000"/>
-          <w:sz w:val="23"/>
-        </w:rPr>
-        <w:t xml:space="preserve"> arrivent en direct, avec vibration et son. La </w:t>
+        <w:t>Random Forest v1</w:t>
+      </w:r>
+      <w:r>
+        <w:rPr>
+          <w:color w:val="000000"/>
+          <w:sz w:val="23"/>
+        </w:rPr>
+        <w:t xml:space="preserve"> classe les pannes de l'historique. Le </w:t>
       </w:r>
       <w:r>
         <w:rPr>
@@ -2682,14 +3327,74 @@
           <w:color w:val="000000"/>
           <w:sz w:val="23"/>
         </w:rPr>
-        <w:t>checklist préventive</w:t>
-      </w:r>
-      <w:r>
-        <w:rPr>
-          <w:color w:val="000000"/>
-          <w:sz w:val="23"/>
-        </w:rPr>
-        <w:t xml:space="preserve"> est présentée en grille. Chaque ligne se verrouille après validation, pour éviter les modifications en même temps.</w:t>
+        <w:t>Random Forest v2</w:t>
+      </w:r>
+      <w:r>
+        <w:rPr>
+          <w:color w:val="000000"/>
+          <w:sz w:val="23"/>
+        </w:rPr>
+        <w:t xml:space="preserve"> trouve la cause en temps réel. Le </w:t>
+      </w:r>
+      <w:r>
+        <w:rPr>
+          <w:b/>
+          <w:color w:val="000000"/>
+          <w:sz w:val="23"/>
+        </w:rPr>
+        <w:t>XGBoost v3</w:t>
+      </w:r>
+      <w:r>
+        <w:rPr>
+          <w:color w:val="000000"/>
+          <w:sz w:val="23"/>
+        </w:rPr>
+        <w:t xml:space="preserve"> donne la probabilité de panne dans les 2 heures. La </w:t>
+      </w:r>
+      <w:r>
+        <w:rPr>
+          <w:b/>
+          <w:color w:val="000000"/>
+          <w:sz w:val="23"/>
+        </w:rPr>
+        <w:t>régression linéaire</w:t>
+      </w:r>
+      <w:r>
+        <w:rPr>
+          <w:color w:val="000000"/>
+          <w:sz w:val="23"/>
+        </w:rPr>
+        <w:t xml:space="preserve"> calcule la fiabilité sur 3 mois. À </w:t>
+      </w:r>
+      <w:r>
+        <w:rPr>
+          <w:b/>
+          <w:color w:val="000000"/>
+          <w:sz w:val="23"/>
+        </w:rPr>
+        <w:t>60 %</w:t>
+      </w:r>
+      <w:r>
+        <w:rPr>
+          <w:color w:val="000000"/>
+          <w:sz w:val="23"/>
+        </w:rPr>
+        <w:t xml:space="preserve">, on a une alerte. À </w:t>
+      </w:r>
+      <w:r>
+        <w:rPr>
+          <w:b/>
+          <w:color w:val="000000"/>
+          <w:sz w:val="23"/>
+        </w:rPr>
+        <w:t>80 %</w:t>
+      </w:r>
+      <w:r>
+        <w:rPr>
+          <w:color w:val="000000"/>
+          <w:sz w:val="23"/>
+        </w:rPr>
+        <w:t>, une alerte critique et une maintenance prédictive. Le backend appelle ce microservice à chaque nouvelle mesure. Ça n'arrête pas la Raspberry Pi. Voyons sur quoi on a entraîné ces modèles.</w:t>
       </w:r>
     </w:p>
     <w:p>
@@ -2715,7 +3420,7 @@
           <w:color w:val="1F4E79"/>
           <w:sz w:val="36"/>
         </w:rPr>
-        <w:t>28 — Analyse de fiabilité (40 s)</w:t>
+        <w:t>28 — Dataset d'entraînement (35 s)</w:t>
       </w:r>
     </w:p>
     <w:p>
@@ -2732,7 +3437,7 @@
           <w:color w:val="000000"/>
           <w:sz w:val="23"/>
         </w:rPr>
-        <w:t xml:space="preserve">Le module de fiabilité aide à la décision. Pour chaque machine, il calcule : le nombre de pannes, le temps moyen entre pannes, le taux de disponibilité, et une projection sur trois mois. La projection utilise une </w:t>
+        <w:t xml:space="preserve">On a </w:t>
       </w:r>
       <w:r>
         <w:rPr>
@@ -2740,14 +3445,14 @@
           <w:color w:val="000000"/>
           <w:sz w:val="23"/>
         </w:rPr>
-        <w:t>régression linéaire</w:t>
-      </w:r>
-      <w:r>
-        <w:rPr>
-          <w:color w:val="000000"/>
-          <w:sz w:val="23"/>
-        </w:rPr>
-        <w:t xml:space="preserve">. Un rapport </w:t>
+        <w:t>2 sources</w:t>
+      </w:r>
+      <w:r>
+        <w:rPr>
+          <w:color w:val="000000"/>
+          <w:sz w:val="23"/>
+        </w:rPr>
+        <w:t xml:space="preserve"> de données. </w:t>
       </w:r>
       <w:r>
         <w:rPr>
@@ -2755,14 +3460,14 @@
           <w:color w:val="000000"/>
           <w:sz w:val="23"/>
         </w:rPr>
-        <w:t>PDF</w:t>
-      </w:r>
-      <w:r>
-        <w:rPr>
-          <w:color w:val="000000"/>
-          <w:sz w:val="23"/>
-        </w:rPr>
-        <w:t xml:space="preserve"> est généré côté serveur. Il est téléchargeable depuis le web et depuis le mobile. La recommandation finale est simple : </w:t>
+        <w:t>1</w:t>
+      </w:r>
+      <w:r>
+        <w:rPr>
+          <w:color w:val="000000"/>
+          <w:sz w:val="23"/>
+        </w:rPr>
+        <w:t xml:space="preserve"> : l'historique réel, </w:t>
       </w:r>
       <w:r>
         <w:rPr>
@@ -2770,14 +3475,14 @@
           <w:color w:val="000000"/>
           <w:sz w:val="23"/>
         </w:rPr>
-        <w:t>conserver</w:t>
-      </w:r>
-      <w:r>
-        <w:rPr>
-          <w:color w:val="000000"/>
-          <w:sz w:val="23"/>
-        </w:rPr>
-        <w:t xml:space="preserve">, </w:t>
+        <w:t>1 467 interventions</w:t>
+      </w:r>
+      <w:r>
+        <w:rPr>
+          <w:color w:val="000000"/>
+          <w:sz w:val="23"/>
+        </w:rPr>
+        <w:t xml:space="preserve"> sur 5 ans. </w:t>
       </w:r>
       <w:r>
         <w:rPr>
@@ -2785,14 +3490,14 @@
           <w:color w:val="000000"/>
           <w:sz w:val="23"/>
         </w:rPr>
-        <w:t>surveiller</w:t>
-      </w:r>
-      <w:r>
-        <w:rPr>
-          <w:color w:val="000000"/>
-          <w:sz w:val="23"/>
-        </w:rPr>
-        <w:t xml:space="preserve">, ou </w:t>
+        <w:t>2</w:t>
+      </w:r>
+      <w:r>
+        <w:rPr>
+          <w:color w:val="000000"/>
+          <w:sz w:val="23"/>
+        </w:rPr>
+        <w:t xml:space="preserve"> : les capteurs ne sont pas encore en production. Alors on a créé </w:t>
       </w:r>
       <w:r>
         <w:rPr>
@@ -2800,14 +3505,14 @@
           <w:color w:val="000000"/>
           <w:sz w:val="23"/>
         </w:rPr>
-        <w:t>remplacer</w:t>
-      </w:r>
-      <w:r>
-        <w:rPr>
-          <w:color w:val="000000"/>
-          <w:sz w:val="23"/>
-        </w:rPr>
-        <w:t>.</w:t>
+        <w:t>64 800 lectures</w:t>
+      </w:r>
+      <w:r>
+        <w:rPr>
+          <w:color w:val="000000"/>
+          <w:sz w:val="23"/>
+        </w:rPr>
+        <w:t xml:space="preserve"> synthétiques, une toutes les 5 minutes. Chaque panne a sa signature. Panne moteur : le courant, la température et la vibration montent. Encrassement : un point chaud de 5 degrés. Paramètre logiciel : aucune trace. 80 % pour apprendre, 20 % pour tester. Plus tard, on ré-entraîne avec les vraies mesures.</w:t>
       </w:r>
     </w:p>
     <w:p>
@@ -2833,7 +3538,7 @@
           <w:color w:val="1F4E79"/>
           <w:sz w:val="36"/>
         </w:rPr>
-        <w:t>29 — Déploiement (35 s)</w:t>
+        <w:t>29 — Taxonomie des causes (30 s)</w:t>
       </w:r>
     </w:p>
     <w:p>
@@ -2850,7 +3555,7 @@
           <w:color w:val="000000"/>
           <w:sz w:val="23"/>
         </w:rPr>
-        <w:t xml:space="preserve">Le backend et le microservice IA sont sur </w:t>
+        <w:t xml:space="preserve">Le modèle classe les pannes en </w:t>
       </w:r>
       <w:r>
         <w:rPr>
@@ -2858,14 +3563,14 @@
           <w:color w:val="000000"/>
           <w:sz w:val="23"/>
         </w:rPr>
-        <w:t>Render</w:t>
-      </w:r>
-      <w:r>
-        <w:rPr>
-          <w:color w:val="000000"/>
-          <w:sz w:val="23"/>
-        </w:rPr>
-        <w:t xml:space="preserve">. C'est une plateforme cloud gérée. La base MongoDB est sur </w:t>
+        <w:t>13 causes</w:t>
+      </w:r>
+      <w:r>
+        <w:rPr>
+          <w:color w:val="000000"/>
+          <w:sz w:val="23"/>
+        </w:rPr>
+        <w:t xml:space="preserve">, de C01 à C13. On a </w:t>
       </w:r>
       <w:r>
         <w:rPr>
@@ -2873,29 +3578,14 @@
           <w:color w:val="000000"/>
           <w:sz w:val="23"/>
         </w:rPr>
-        <w:t>MongoDB Atlas</w:t>
-      </w:r>
-      <w:r>
-        <w:rPr>
-          <w:color w:val="000000"/>
-          <w:sz w:val="23"/>
-        </w:rPr>
-        <w:t xml:space="preserve">, sur un cluster gratuit en Europe. En local, on utilise PM2 pour superviser. En production, c'est Render qui supervise. Un endpoint </w:t>
-      </w:r>
-      <w:r>
-        <w:rPr>
-          <w:i/>
-          <w:color w:val="000000"/>
-          <w:sz w:val="23"/>
-        </w:rPr>
-        <w:t>/health</w:t>
-      </w:r>
-      <w:r>
-        <w:rPr>
-          <w:color w:val="000000"/>
-          <w:sz w:val="23"/>
-        </w:rPr>
-        <w:t xml:space="preserve"> permet de vérifier que tout marche. Le mobile est distribué en </w:t>
+        <w:t>3 familles</w:t>
+      </w:r>
+      <w:r>
+        <w:rPr>
+          <w:color w:val="000000"/>
+          <w:sz w:val="23"/>
+        </w:rPr>
+        <w:t xml:space="preserve">. </w:t>
       </w:r>
       <w:r>
         <w:rPr>
@@ -2903,14 +3593,44 @@
           <w:color w:val="000000"/>
           <w:sz w:val="23"/>
         </w:rPr>
-        <w:t>APK signé</w:t>
-      </w:r>
-      <w:r>
-        <w:rPr>
-          <w:color w:val="000000"/>
-          <w:sz w:val="23"/>
-        </w:rPr>
-        <w:t>.</w:t>
+        <w:t>Signature forte</w:t>
+      </w:r>
+      <w:r>
+        <w:rPr>
+          <w:color w:val="000000"/>
+          <w:sz w:val="23"/>
+        </w:rPr>
+        <w:t xml:space="preserve"> : moteur, courroie, casse. Les capteurs les voient bien. </w:t>
+      </w:r>
+      <w:r>
+        <w:rPr>
+          <w:b/>
+          <w:color w:val="000000"/>
+          <w:sz w:val="23"/>
+        </w:rPr>
+        <w:t>Signature partielle</w:t>
+      </w:r>
+      <w:r>
+        <w:rPr>
+          <w:color w:val="000000"/>
+          <w:sz w:val="23"/>
+        </w:rPr>
+        <w:t xml:space="preserve"> : encrassement, réglage MINI, carte électronique. </w:t>
+      </w:r>
+      <w:r>
+        <w:rPr>
+          <w:b/>
+          <w:color w:val="000000"/>
+          <w:sz w:val="23"/>
+        </w:rPr>
+        <w:t>Aucune signature</w:t>
+      </w:r>
+      <w:r>
+        <w:rPr>
+          <w:color w:val="000000"/>
+          <w:sz w:val="23"/>
+        </w:rPr>
+        <w:t xml:space="preserve"> : consommable, capteur en défaut, paramètre logiciel. Aucun capteur ne peut les voir. Donc l'IA aide le technicien. Elle ne le remplace pas.</w:t>
       </w:r>
     </w:p>
     <w:p>
@@ -2936,7 +3656,7 @@
           <w:color w:val="1F4E79"/>
           <w:sz w:val="36"/>
         </w:rPr>
-        <w:t>30 — Section 5 · Démonstration (5 s)</w:t>
+        <w:t>30 — Performances F1 (35 s)</w:t>
       </w:r>
     </w:p>
     <w:p>
@@ -2953,7 +3673,127 @@
           <w:color w:val="000000"/>
           <w:sz w:val="23"/>
         </w:rPr>
-        <w:t>Passons à la démonstration.</w:t>
+        <w:t xml:space="preserve">On a </w:t>
+      </w:r>
+      <w:r>
+        <w:rPr>
+          <w:b/>
+          <w:color w:val="000000"/>
+          <w:sz w:val="23"/>
+        </w:rPr>
+        <w:t>3 modèles</w:t>
+      </w:r>
+      <w:r>
+        <w:rPr>
+          <w:color w:val="000000"/>
+          <w:sz w:val="23"/>
+        </w:rPr>
+        <w:t xml:space="preserve"> pour </w:t>
+      </w:r>
+      <w:r>
+        <w:rPr>
+          <w:b/>
+          <w:color w:val="000000"/>
+          <w:sz w:val="23"/>
+        </w:rPr>
+        <w:t>3 tâches</w:t>
+      </w:r>
+      <w:r>
+        <w:rPr>
+          <w:color w:val="000000"/>
+          <w:sz w:val="23"/>
+        </w:rPr>
+        <w:t xml:space="preserve"> différentes. Le </w:t>
+      </w:r>
+      <w:r>
+        <w:rPr>
+          <w:b/>
+          <w:color w:val="000000"/>
+          <w:sz w:val="23"/>
+        </w:rPr>
+        <w:t>Random Forest v1</w:t>
+      </w:r>
+      <w:r>
+        <w:rPr>
+          <w:color w:val="000000"/>
+          <w:sz w:val="23"/>
+        </w:rPr>
+        <w:t xml:space="preserve"> utilise l'historique par zones : </w:t>
+      </w:r>
+      <w:r>
+        <w:rPr>
+          <w:b/>
+          <w:color w:val="000000"/>
+          <w:sz w:val="23"/>
+        </w:rPr>
+        <w:t>0,15</w:t>
+      </w:r>
+      <w:r>
+        <w:rPr>
+          <w:color w:val="000000"/>
+          <w:sz w:val="23"/>
+        </w:rPr>
+        <w:t xml:space="preserve">, c'est faible. Le </w:t>
+      </w:r>
+      <w:r>
+        <w:rPr>
+          <w:b/>
+          <w:color w:val="000000"/>
+          <w:sz w:val="23"/>
+        </w:rPr>
+        <w:t>Random Forest v2</w:t>
+      </w:r>
+      <w:r>
+        <w:rPr>
+          <w:color w:val="000000"/>
+          <w:sz w:val="23"/>
+        </w:rPr>
+        <w:t xml:space="preserve"> classe les 13 causes plus la classe normale : </w:t>
+      </w:r>
+      <w:r>
+        <w:rPr>
+          <w:b/>
+          <w:color w:val="000000"/>
+          <w:sz w:val="23"/>
+        </w:rPr>
+        <w:t>0,45</w:t>
+      </w:r>
+      <w:r>
+        <w:rPr>
+          <w:color w:val="000000"/>
+          <w:sz w:val="23"/>
+        </w:rPr>
+        <w:t xml:space="preserve">. Les 3 causes sans signature capteur baissent la moyenne. Le </w:t>
+      </w:r>
+      <w:r>
+        <w:rPr>
+          <w:b/>
+          <w:color w:val="000000"/>
+          <w:sz w:val="23"/>
+        </w:rPr>
+        <w:t>XGBoost v3</w:t>
+      </w:r>
+      <w:r>
+        <w:rPr>
+          <w:color w:val="000000"/>
+          <w:sz w:val="23"/>
+        </w:rPr>
+        <w:t xml:space="preserve"> répond à une question : « dérive dans 2 heures ? ». Son F1 est de </w:t>
+      </w:r>
+      <w:r>
+        <w:rPr>
+          <w:b/>
+          <w:color w:val="000000"/>
+          <w:sz w:val="23"/>
+        </w:rPr>
+        <w:t>0,84</w:t>
+      </w:r>
+      <w:r>
+        <w:rPr>
+          <w:color w:val="000000"/>
+          <w:sz w:val="23"/>
+        </w:rPr>
+        <w:t>. C'est lui qui donne l'alerte. Voyons maintenant les erreurs.</w:t>
       </w:r>
     </w:p>
     <w:p>
@@ -2979,7 +3819,7 @@
           <w:color w:val="1F4E79"/>
           <w:sz w:val="36"/>
         </w:rPr>
-        <w:t>31 — KPI et résultats (45 s)</w:t>
+        <w:t>31 — Matrice de confusion (30 s)</w:t>
       </w:r>
     </w:p>
     <w:p>
@@ -2996,7 +3836,7 @@
           <w:color w:val="000000"/>
           <w:sz w:val="23"/>
         </w:rPr>
-        <w:t xml:space="preserve">Voici un résumé chiffré. </w:t>
+        <w:t xml:space="preserve">Chaque ligne montre où vont les cas réels d'une cause. La diagonale, ce sont les bonnes réponses : moteur </w:t>
       </w:r>
       <w:r>
         <w:rPr>
@@ -3004,14 +3844,14 @@
           <w:color w:val="000000"/>
           <w:sz w:val="23"/>
         </w:rPr>
-        <w:t>Quatre types de capteurs</w:t>
-      </w:r>
-      <w:r>
-        <w:rPr>
-          <w:color w:val="000000"/>
-          <w:sz w:val="23"/>
-        </w:rPr>
-        <w:t xml:space="preserve"> par machine. </w:t>
+        <w:t>86 %</w:t>
+      </w:r>
+      <w:r>
+        <w:rPr>
+          <w:color w:val="000000"/>
+          <w:sz w:val="23"/>
+        </w:rPr>
+        <w:t xml:space="preserve">, casse </w:t>
       </w:r>
       <w:r>
         <w:rPr>
@@ -3019,59 +3859,14 @@
           <w:color w:val="000000"/>
           <w:sz w:val="23"/>
         </w:rPr>
-        <w:t>Environ soixante-cinq mille échantillons</w:t>
-      </w:r>
-      <w:r>
-        <w:rPr>
-          <w:color w:val="000000"/>
-          <w:sz w:val="23"/>
-        </w:rPr>
-        <w:t xml:space="preserve"> d'entraînement. XGBoost à </w:t>
-      </w:r>
-      <w:r>
-        <w:rPr>
-          <w:b/>
-          <w:color w:val="000000"/>
-          <w:sz w:val="23"/>
-        </w:rPr>
-        <w:t>quatre-vingt-treize pour cent</w:t>
-      </w:r>
-      <w:r>
-        <w:rPr>
-          <w:color w:val="000000"/>
-          <w:sz w:val="23"/>
-        </w:rPr>
-        <w:t xml:space="preserve"> de F1. Latence bout-en-bout </w:t>
-      </w:r>
-      <w:r>
-        <w:rPr>
-          <w:b/>
-          <w:color w:val="000000"/>
-          <w:sz w:val="23"/>
-        </w:rPr>
-        <w:t>moins d'une seconde</w:t>
-      </w:r>
-      <w:r>
-        <w:rPr>
-          <w:color w:val="000000"/>
-          <w:sz w:val="23"/>
-        </w:rPr>
-        <w:t xml:space="preserve">. </w:t>
-      </w:r>
-      <w:r>
-        <w:rPr>
-          <w:b/>
-          <w:color w:val="000000"/>
-          <w:sz w:val="23"/>
-        </w:rPr>
-        <w:t>Deux applications</w:t>
-      </w:r>
-      <w:r>
-        <w:rPr>
-          <w:color w:val="000000"/>
-          <w:sz w:val="23"/>
-        </w:rPr>
-        <w:t>, web et mobile, sur la même API. Un microservice IA autonome. Un rapport de fiabilité en PDF. Les trois objectifs — capteurs, prédiction, interfaces — sont atteints.</w:t>
+        <w:t>71 %</w:t>
+      </w:r>
+      <w:r>
+        <w:rPr>
+          <w:color w:val="000000"/>
+          <w:sz w:val="23"/>
+        </w:rPr>
+        <w:t>. Les causes se mélangent peu entre elles. La grande erreur est la dernière colonne : la panne est lue comme « Normal ». Cela touche C08, C09 et C13, car elles ne laissent aucune trace sur les capteurs. Pour XGBoost, on regarde la courbe ROC.</w:t>
       </w:r>
     </w:p>
     <w:p>
@@ -3097,7 +3892,7 @@
           <w:color w:val="1F4E79"/>
           <w:sz w:val="36"/>
         </w:rPr>
-        <w:t>32 — Perspectives (40 s)</w:t>
+        <w:t>32 — Courbe ROC (30 s)</w:t>
       </w:r>
     </w:p>
     <w:p>
@@ -3114,7 +3909,7 @@
           <w:color w:val="000000"/>
           <w:sz w:val="23"/>
         </w:rPr>
-        <w:t xml:space="preserve">On a identifié </w:t>
+        <w:t xml:space="preserve">À gauche, la </w:t>
       </w:r>
       <w:r>
         <w:rPr>
@@ -3122,14 +3917,14 @@
           <w:color w:val="000000"/>
           <w:sz w:val="23"/>
         </w:rPr>
-        <w:t>trois perspectives</w:t>
-      </w:r>
-      <w:r>
-        <w:rPr>
-          <w:color w:val="000000"/>
-          <w:sz w:val="23"/>
-        </w:rPr>
-        <w:t xml:space="preserve">. </w:t>
+        <w:t>courbe ROC</w:t>
+      </w:r>
+      <w:r>
+        <w:rPr>
+          <w:color w:val="000000"/>
+          <w:sz w:val="23"/>
+        </w:rPr>
+        <w:t xml:space="preserve"> du XGBoost v3. L'AUC est de </w:t>
       </w:r>
       <w:r>
         <w:rPr>
@@ -3137,14 +3932,14 @@
           <w:color w:val="000000"/>
           <w:sz w:val="23"/>
         </w:rPr>
-        <w:t>Un</w:t>
-      </w:r>
-      <w:r>
-        <w:rPr>
-          <w:color w:val="000000"/>
-          <w:sz w:val="23"/>
-        </w:rPr>
-        <w:t xml:space="preserve"> : installer les capteurs physiquement, et ré-entraîner le modèle sur les vraies données. </w:t>
+        <w:t>0,978</w:t>
+      </w:r>
+      <w:r>
+        <w:rPr>
+          <w:color w:val="000000"/>
+          <w:sz w:val="23"/>
+        </w:rPr>
+        <w:t xml:space="preserve"> : le modèle sépare très bien la dérive et le normal. À droite, en bleu le normal, en rouge la pré-panne. On a choisi 2 seuils avec ce graphique. À </w:t>
       </w:r>
       <w:r>
         <w:rPr>
@@ -3152,14 +3947,14 @@
           <w:color w:val="000000"/>
           <w:sz w:val="23"/>
         </w:rPr>
-        <w:t>Deux</w:t>
-      </w:r>
-      <w:r>
-        <w:rPr>
-          <w:color w:val="000000"/>
-          <w:sz w:val="23"/>
-        </w:rPr>
-        <w:t xml:space="preserve"> : étendre le système à d'autres machines du parc ICEM, par exemple les sertisseuses CFA. </w:t>
+        <w:t>60 %</w:t>
+      </w:r>
+      <w:r>
+        <w:rPr>
+          <w:color w:val="000000"/>
+          <w:sz w:val="23"/>
+        </w:rPr>
+        <w:t xml:space="preserve">, une simple alerte. À </w:t>
       </w:r>
       <w:r>
         <w:rPr>
@@ -3167,14 +3962,14 @@
           <w:color w:val="000000"/>
           <w:sz w:val="23"/>
         </w:rPr>
-        <w:t>Trois</w:t>
-      </w:r>
-      <w:r>
-        <w:rPr>
-          <w:color w:val="000000"/>
-          <w:sz w:val="23"/>
-        </w:rPr>
-        <w:t xml:space="preserve"> : ajouter une couche de recommandation. Le système ne va pas juste détecter la panne. Il va aussi proposer l'action à faire. À plus long terme, on peut connecter notre système à la GMAO existante.</w:t>
+        <w:t>80 %</w:t>
+      </w:r>
+      <w:r>
+        <w:rPr>
+          <w:color w:val="000000"/>
+          <w:sz w:val="23"/>
+        </w:rPr>
+        <w:t>, une alerte critique et une maintenance créée automatiquement. Ces prédictions arrivent ensuite chez l'utilisateur, d'abord sur le web.</w:t>
       </w:r>
     </w:p>
     <w:p>
@@ -3200,7 +3995,7 @@
           <w:color w:val="1F4E79"/>
           <w:sz w:val="36"/>
         </w:rPr>
-        <w:t>33 — Merci (30 s)</w:t>
+        <w:t>33 — Fonctionnalités web (30 s)</w:t>
       </w:r>
     </w:p>
     <w:p>
@@ -3217,6 +4012,1201 @@
           <w:color w:val="000000"/>
           <w:sz w:val="23"/>
         </w:rPr>
+        <w:t xml:space="preserve">L'application web sert les </w:t>
+      </w:r>
+      <w:r>
+        <w:rPr>
+          <w:b/>
+          <w:color w:val="000000"/>
+          <w:sz w:val="23"/>
+        </w:rPr>
+        <w:t>3 profils</w:t>
+      </w:r>
+      <w:r>
+        <w:rPr>
+          <w:color w:val="000000"/>
+          <w:sz w:val="23"/>
+        </w:rPr>
+        <w:t xml:space="preserve"> : responsable, chef de ligne et technicien. Elle a </w:t>
+      </w:r>
+      <w:r>
+        <w:rPr>
+          <w:b/>
+          <w:color w:val="000000"/>
+          <w:sz w:val="23"/>
+        </w:rPr>
+        <w:t>6 modules</w:t>
+      </w:r>
+      <w:r>
+        <w:rPr>
+          <w:color w:val="000000"/>
+          <w:sz w:val="23"/>
+        </w:rPr>
+        <w:t>. Le tableau de bord montre MTBF, MTTR et disponibilité. La page Équipements montre les 13 machines et les capteurs en direct. Dans les interventions, un bouton lance le diagnostic IA. Il y a aussi la maintenance préventive, le suivi journalier, la fiabilité avec rapport PDF, et les alertes. Voici quelques écrans.</w:t>
+      </w:r>
+    </w:p>
+    <w:p>
+      <w:pPr>
+        <w:spacing w:before="40" w:after="120"/>
+        <w:pBdr>
+          <w:bottom w:val="single" w:sz="6" w:color="B0B0B0" w:space="1"/>
+        </w:pBdr>
+      </w:pPr>
+    </w:p>
+    <w:p>
+      <w:pPr>
+        <w:pStyle w:val="Heading1"/>
+        <w:keepNext/>
+        <w:spacing w:before="400" w:after="160"/>
+        <w:pBdr>
+          <w:bottom w:val="single" w:sz="12" w:color="1F4E79" w:space="2"/>
+        </w:pBdr>
+      </w:pPr>
+      <w:r>
+        <w:rPr>
+          <w:b/>
+          <w:color w:val="1F4E79"/>
+          <w:sz w:val="36"/>
+        </w:rPr>
+        <w:t>34 — Web · exemples d'écrans (30 s)</w:t>
+      </w:r>
+    </w:p>
+    <w:p>
+      <w:pPr>
+        <w:spacing w:before="120" w:after="160" w:line="312" w:lineRule="auto"/>
+        <w:ind w:left="170" w:right="170"/>
+        <w:pBdr>
+          <w:left w:val="single" w:sz="28" w:space="10" w:color="FF7A1A"/>
+        </w:pBdr>
+        <w:shd w:val="clear" w:color="auto" w:fill="FFF3E6"/>
+      </w:pPr>
+      <w:r>
+        <w:rPr>
+          <w:color w:val="000000"/>
+          <w:sz w:val="23"/>
+        </w:rPr>
+        <w:t xml:space="preserve">Voici les vrais écrans, côté responsable maintenance. Le </w:t>
+      </w:r>
+      <w:r>
+        <w:rPr>
+          <w:b/>
+          <w:color w:val="000000"/>
+          <w:sz w:val="23"/>
+        </w:rPr>
+        <w:t>tableau de bord</w:t>
+      </w:r>
+      <w:r>
+        <w:rPr>
+          <w:color w:val="000000"/>
+          <w:sz w:val="23"/>
+        </w:rPr>
+        <w:t xml:space="preserve"> résume les machines, les interventions et la disponibilité. La fiche machine montre les </w:t>
+      </w:r>
+      <w:r>
+        <w:rPr>
+          <w:b/>
+          <w:color w:val="000000"/>
+          <w:sz w:val="23"/>
+        </w:rPr>
+        <w:t>4 capteurs en direct</w:t>
+      </w:r>
+      <w:r>
+        <w:rPr>
+          <w:color w:val="000000"/>
+          <w:sz w:val="23"/>
+        </w:rPr>
+        <w:t xml:space="preserve">, toutes les 30 secondes. Les </w:t>
+      </w:r>
+      <w:r>
+        <w:rPr>
+          <w:b/>
+          <w:color w:val="000000"/>
+          <w:sz w:val="23"/>
+        </w:rPr>
+        <w:t>interventions</w:t>
+      </w:r>
+      <w:r>
+        <w:rPr>
+          <w:color w:val="000000"/>
+          <w:sz w:val="23"/>
+        </w:rPr>
+        <w:t xml:space="preserve"> sont préventives, correctives ou prédictives. La page </w:t>
+      </w:r>
+      <w:r>
+        <w:rPr>
+          <w:b/>
+          <w:color w:val="000000"/>
+          <w:sz w:val="23"/>
+        </w:rPr>
+        <w:t>Alertes</w:t>
+      </w:r>
+      <w:r>
+        <w:rPr>
+          <w:color w:val="000000"/>
+          <w:sz w:val="23"/>
+        </w:rPr>
+        <w:t xml:space="preserve"> montre la probabilité de panne et la cause proposée par l'IA. La page </w:t>
+      </w:r>
+      <w:r>
+        <w:rPr>
+          <w:b/>
+          <w:color w:val="000000"/>
+          <w:sz w:val="23"/>
+        </w:rPr>
+        <w:t>Analyses</w:t>
+      </w:r>
+      <w:r>
+        <w:rPr>
+          <w:color w:val="000000"/>
+          <w:sz w:val="23"/>
+        </w:rPr>
+        <w:t xml:space="preserve"> donne MTBF, MTTR et disponibilité. Passons au mobile.</w:t>
+      </w:r>
+    </w:p>
+    <w:p>
+      <w:pPr>
+        <w:spacing w:before="40" w:after="120"/>
+        <w:pBdr>
+          <w:bottom w:val="single" w:sz="6" w:color="B0B0B0" w:space="1"/>
+        </w:pBdr>
+      </w:pPr>
+    </w:p>
+    <w:p>
+      <w:pPr>
+        <w:pStyle w:val="Heading1"/>
+        <w:keepNext/>
+        <w:spacing w:before="400" w:after="160"/>
+        <w:pBdr>
+          <w:bottom w:val="single" w:sz="12" w:color="1F4E79" w:space="2"/>
+        </w:pBdr>
+      </w:pPr>
+      <w:r>
+        <w:rPr>
+          <w:b/>
+          <w:color w:val="1F4E79"/>
+          <w:sz w:val="36"/>
+        </w:rPr>
+        <w:t>35 — Fonctionnalités mobile (30 s)</w:t>
+      </w:r>
+    </w:p>
+    <w:p>
+      <w:pPr>
+        <w:spacing w:before="120" w:after="160" w:line="312" w:lineRule="auto"/>
+        <w:ind w:left="170" w:right="170"/>
+        <w:pBdr>
+          <w:left w:val="single" w:sz="28" w:space="10" w:color="FF7A1A"/>
+        </w:pBdr>
+        <w:shd w:val="clear" w:color="auto" w:fill="FFF3E6"/>
+      </w:pPr>
+      <w:r>
+        <w:rPr>
+          <w:color w:val="000000"/>
+          <w:sz w:val="23"/>
+        </w:rPr>
+        <w:t xml:space="preserve">L'application mobile est en </w:t>
+      </w:r>
+      <w:r>
+        <w:rPr>
+          <w:b/>
+          <w:color w:val="000000"/>
+          <w:sz w:val="23"/>
+        </w:rPr>
+        <w:t>Flutter</w:t>
+      </w:r>
+      <w:r>
+        <w:rPr>
+          <w:color w:val="000000"/>
+          <w:sz w:val="23"/>
+        </w:rPr>
+        <w:t xml:space="preserve">. Elle est pour le </w:t>
+      </w:r>
+      <w:r>
+        <w:rPr>
+          <w:b/>
+          <w:color w:val="000000"/>
+          <w:sz w:val="23"/>
+        </w:rPr>
+        <w:t>technicien</w:t>
+      </w:r>
+      <w:r>
+        <w:rPr>
+          <w:color w:val="000000"/>
+          <w:sz w:val="23"/>
+        </w:rPr>
+        <w:t xml:space="preserve"> et le </w:t>
+      </w:r>
+      <w:r>
+        <w:rPr>
+          <w:b/>
+          <w:color w:val="000000"/>
+          <w:sz w:val="23"/>
+        </w:rPr>
+        <w:t>chef de ligne</w:t>
+      </w:r>
+      <w:r>
+        <w:rPr>
+          <w:color w:val="000000"/>
+          <w:sz w:val="23"/>
+        </w:rPr>
+        <w:t xml:space="preserve">, à côté de la machine. On gère les </w:t>
+      </w:r>
+      <w:r>
+        <w:rPr>
+          <w:b/>
+          <w:color w:val="000000"/>
+          <w:sz w:val="23"/>
+        </w:rPr>
+        <w:t>interventions</w:t>
+      </w:r>
+      <w:r>
+        <w:rPr>
+          <w:color w:val="000000"/>
+          <w:sz w:val="23"/>
+        </w:rPr>
+        <w:t xml:space="preserve">, avec photos avant et après. Le </w:t>
+      </w:r>
+      <w:r>
+        <w:rPr>
+          <w:b/>
+          <w:color w:val="000000"/>
+          <w:sz w:val="23"/>
+        </w:rPr>
+        <w:t>diagnostic IA</w:t>
+      </w:r>
+      <w:r>
+        <w:rPr>
+          <w:color w:val="000000"/>
+          <w:sz w:val="23"/>
+        </w:rPr>
+        <w:t xml:space="preserve"> marche aussi sur le téléphone. Le </w:t>
+      </w:r>
+      <w:r>
+        <w:rPr>
+          <w:b/>
+          <w:color w:val="000000"/>
+          <w:sz w:val="23"/>
+        </w:rPr>
+        <w:t>suivi journalier</w:t>
+      </w:r>
+      <w:r>
+        <w:rPr>
+          <w:color w:val="000000"/>
+          <w:sz w:val="23"/>
+        </w:rPr>
+        <w:t xml:space="preserve"> et les </w:t>
+      </w:r>
+      <w:r>
+        <w:rPr>
+          <w:b/>
+          <w:color w:val="000000"/>
+          <w:sz w:val="23"/>
+        </w:rPr>
+        <w:t>checklists préventives</w:t>
+      </w:r>
+      <w:r>
+        <w:rPr>
+          <w:color w:val="000000"/>
+          <w:sz w:val="23"/>
+        </w:rPr>
+        <w:t xml:space="preserve"> se remplissent sur place, avec une photo. Et </w:t>
+      </w:r>
+      <w:r>
+        <w:rPr>
+          <w:b/>
+          <w:color w:val="000000"/>
+          <w:sz w:val="23"/>
+        </w:rPr>
+        <w:t>Firebase</w:t>
+      </w:r>
+      <w:r>
+        <w:rPr>
+          <w:color w:val="000000"/>
+          <w:sz w:val="23"/>
+        </w:rPr>
+        <w:t xml:space="preserve"> envoie une notification pour chaque alerte critique ou intervention assignée. Voici les écrans.</w:t>
+      </w:r>
+    </w:p>
+    <w:p>
+      <w:pPr>
+        <w:spacing w:before="40" w:after="120"/>
+        <w:pBdr>
+          <w:bottom w:val="single" w:sz="6" w:color="B0B0B0" w:space="1"/>
+        </w:pBdr>
+      </w:pPr>
+    </w:p>
+    <w:p>
+      <w:pPr>
+        <w:pStyle w:val="Heading1"/>
+        <w:keepNext/>
+        <w:spacing w:before="400" w:after="160"/>
+        <w:pBdr>
+          <w:bottom w:val="single" w:sz="12" w:color="1F4E79" w:space="2"/>
+        </w:pBdr>
+      </w:pPr>
+      <w:r>
+        <w:rPr>
+          <w:b/>
+          <w:color w:val="1F4E79"/>
+          <w:sz w:val="36"/>
+        </w:rPr>
+        <w:t>36 — Mobile · exemples d'écrans (30 s)</w:t>
+      </w:r>
+    </w:p>
+    <w:p>
+      <w:pPr>
+        <w:spacing w:before="120" w:after="160" w:line="312" w:lineRule="auto"/>
+        <w:ind w:left="170" w:right="170"/>
+        <w:pBdr>
+          <w:left w:val="single" w:sz="28" w:space="10" w:color="FF7A1A"/>
+        </w:pBdr>
+        <w:shd w:val="clear" w:color="auto" w:fill="FFF3E6"/>
+      </w:pPr>
+      <w:r>
+        <w:rPr>
+          <w:color w:val="000000"/>
+          <w:sz w:val="23"/>
+        </w:rPr>
+        <w:t xml:space="preserve">Voici les vrais écrans, sur Android. Le </w:t>
+      </w:r>
+      <w:r>
+        <w:rPr>
+          <w:b/>
+          <w:color w:val="000000"/>
+          <w:sz w:val="23"/>
+        </w:rPr>
+        <w:t>tableau de bord</w:t>
+      </w:r>
+      <w:r>
+        <w:rPr>
+          <w:color w:val="000000"/>
+          <w:sz w:val="23"/>
+        </w:rPr>
+        <w:t xml:space="preserve"> reprend les indicateurs du web. Les </w:t>
+      </w:r>
+      <w:r>
+        <w:rPr>
+          <w:b/>
+          <w:color w:val="000000"/>
+          <w:sz w:val="23"/>
+        </w:rPr>
+        <w:t>interventions</w:t>
+      </w:r>
+      <w:r>
+        <w:rPr>
+          <w:color w:val="000000"/>
+          <w:sz w:val="23"/>
+        </w:rPr>
+        <w:t xml:space="preserve"> sont en cartes, avec le type et l'état. Le bouton </w:t>
+      </w:r>
+      <w:r>
+        <w:rPr>
+          <w:b/>
+          <w:color w:val="000000"/>
+          <w:sz w:val="23"/>
+        </w:rPr>
+        <w:t>Diagnostiquer avec l'IA</w:t>
+      </w:r>
+      <w:r>
+        <w:rPr>
+          <w:color w:val="000000"/>
+          <w:sz w:val="23"/>
+        </w:rPr>
+        <w:t xml:space="preserve"> donne la cause probable, la confiance et les 4 capteurs. L'écran </w:t>
+      </w:r>
+      <w:r>
+        <w:rPr>
+          <w:b/>
+          <w:color w:val="000000"/>
+          <w:sz w:val="23"/>
+        </w:rPr>
+        <w:t>Alertes</w:t>
+      </w:r>
+      <w:r>
+        <w:rPr>
+          <w:color w:val="000000"/>
+          <w:sz w:val="23"/>
+        </w:rPr>
+        <w:t xml:space="preserve"> reçoit les notifications, triées par criticité. Reste un dernier module : l'analyse de fiabilité.</w:t>
+      </w:r>
+    </w:p>
+    <w:p>
+      <w:pPr>
+        <w:spacing w:before="40" w:after="120"/>
+        <w:pBdr>
+          <w:bottom w:val="single" w:sz="6" w:color="B0B0B0" w:space="1"/>
+        </w:pBdr>
+      </w:pPr>
+    </w:p>
+    <w:p>
+      <w:pPr>
+        <w:pStyle w:val="Heading1"/>
+        <w:keepNext/>
+        <w:spacing w:before="400" w:after="160"/>
+        <w:pBdr>
+          <w:bottom w:val="single" w:sz="12" w:color="1F4E79" w:space="2"/>
+        </w:pBdr>
+      </w:pPr>
+      <w:r>
+        <w:rPr>
+          <w:b/>
+          <w:color w:val="1F4E79"/>
+          <w:sz w:val="36"/>
+        </w:rPr>
+        <w:t>37 — Analyse de fiabilité (30 s)</w:t>
+      </w:r>
+    </w:p>
+    <w:p>
+      <w:pPr>
+        <w:spacing w:before="120" w:after="160" w:line="312" w:lineRule="auto"/>
+        <w:ind w:left="170" w:right="170"/>
+        <w:pBdr>
+          <w:left w:val="single" w:sz="28" w:space="10" w:color="FF7A1A"/>
+        </w:pBdr>
+        <w:shd w:val="clear" w:color="auto" w:fill="FFF3E6"/>
+      </w:pPr>
+      <w:r>
+        <w:rPr>
+          <w:color w:val="000000"/>
+          <w:sz w:val="23"/>
+        </w:rPr>
+        <w:t xml:space="preserve">Le module de fiabilité aide à décider : garder la machine ou la changer. Pour chaque machine, il calcule </w:t>
+      </w:r>
+      <w:r>
+        <w:rPr>
+          <w:b/>
+          <w:color w:val="000000"/>
+          <w:sz w:val="23"/>
+        </w:rPr>
+        <w:t>MTBF</w:t>
+      </w:r>
+      <w:r>
+        <w:rPr>
+          <w:color w:val="000000"/>
+          <w:sz w:val="23"/>
+        </w:rPr>
+        <w:t xml:space="preserve">, </w:t>
+      </w:r>
+      <w:r>
+        <w:rPr>
+          <w:b/>
+          <w:color w:val="000000"/>
+          <w:sz w:val="23"/>
+        </w:rPr>
+        <w:t>MTTR</w:t>
+      </w:r>
+      <w:r>
+        <w:rPr>
+          <w:color w:val="000000"/>
+          <w:sz w:val="23"/>
+        </w:rPr>
+        <w:t xml:space="preserve">, </w:t>
+      </w:r>
+      <w:r>
+        <w:rPr>
+          <w:b/>
+          <w:color w:val="000000"/>
+          <w:sz w:val="23"/>
+        </w:rPr>
+        <w:t>disponibilité</w:t>
+      </w:r>
+      <w:r>
+        <w:rPr>
+          <w:color w:val="000000"/>
+          <w:sz w:val="23"/>
+        </w:rPr>
+        <w:t xml:space="preserve"> et nombre de pannes. Une </w:t>
+      </w:r>
+      <w:r>
+        <w:rPr>
+          <w:b/>
+          <w:color w:val="000000"/>
+          <w:sz w:val="23"/>
+        </w:rPr>
+        <w:t>régression linéaire</w:t>
+      </w:r>
+      <w:r>
+        <w:rPr>
+          <w:color w:val="000000"/>
+          <w:sz w:val="23"/>
+        </w:rPr>
+        <w:t xml:space="preserve"> prévoit la disponibilité sur </w:t>
+      </w:r>
+      <w:r>
+        <w:rPr>
+          <w:b/>
+          <w:color w:val="000000"/>
+          <w:sz w:val="23"/>
+        </w:rPr>
+        <w:t>3 mois</w:t>
+      </w:r>
+      <w:r>
+        <w:rPr>
+          <w:color w:val="000000"/>
+          <w:sz w:val="23"/>
+        </w:rPr>
+        <w:t xml:space="preserve">. Le backend crée un </w:t>
+      </w:r>
+      <w:r>
+        <w:rPr>
+          <w:b/>
+          <w:color w:val="000000"/>
+          <w:sz w:val="23"/>
+        </w:rPr>
+        <w:t>rapport PDF</w:t>
+      </w:r>
+      <w:r>
+        <w:rPr>
+          <w:color w:val="000000"/>
+          <w:sz w:val="23"/>
+        </w:rPr>
+        <w:t xml:space="preserve"> avec une recommandation. Ici, la Gamma 333 a </w:t>
+      </w:r>
+      <w:r>
+        <w:rPr>
+          <w:b/>
+          <w:color w:val="000000"/>
+          <w:sz w:val="23"/>
+        </w:rPr>
+        <w:t>99,2 %</w:t>
+      </w:r>
+      <w:r>
+        <w:rPr>
+          <w:color w:val="000000"/>
+          <w:sz w:val="23"/>
+        </w:rPr>
+        <w:t xml:space="preserve"> de disponibilité : il faut la </w:t>
+      </w:r>
+      <w:r>
+        <w:rPr>
+          <w:b/>
+          <w:color w:val="000000"/>
+          <w:sz w:val="23"/>
+        </w:rPr>
+        <w:t>surveiller</w:t>
+      </w:r>
+      <w:r>
+        <w:rPr>
+          <w:color w:val="000000"/>
+          <w:sz w:val="23"/>
+        </w:rPr>
+        <w:t>. Tout cela tourne sur une infrastructure locale.</w:t>
+      </w:r>
+    </w:p>
+    <w:p>
+      <w:pPr>
+        <w:spacing w:before="40" w:after="120"/>
+        <w:pBdr>
+          <w:bottom w:val="single" w:sz="6" w:color="B0B0B0" w:space="1"/>
+        </w:pBdr>
+      </w:pPr>
+    </w:p>
+    <w:p>
+      <w:pPr>
+        <w:pStyle w:val="Heading1"/>
+        <w:keepNext/>
+        <w:spacing w:before="400" w:after="160"/>
+        <w:pBdr>
+          <w:bottom w:val="single" w:sz="12" w:color="1F4E79" w:space="2"/>
+        </w:pBdr>
+      </w:pPr>
+      <w:r>
+        <w:rPr>
+          <w:b/>
+          <w:color w:val="1F4E79"/>
+          <w:sz w:val="36"/>
+        </w:rPr>
+        <w:t>38 — Déploiement (30 s)</w:t>
+      </w:r>
+    </w:p>
+    <w:p>
+      <w:pPr>
+        <w:spacing w:before="120" w:after="160" w:line="312" w:lineRule="auto"/>
+        <w:ind w:left="170" w:right="170"/>
+        <w:pBdr>
+          <w:left w:val="single" w:sz="28" w:space="10" w:color="FF7A1A"/>
+        </w:pBdr>
+        <w:shd w:val="clear" w:color="auto" w:fill="FFF3E6"/>
+      </w:pPr>
+      <w:r>
+        <w:rPr>
+          <w:color w:val="000000"/>
+          <w:sz w:val="23"/>
+        </w:rPr>
+        <w:t xml:space="preserve">Tout est installé sur le </w:t>
+      </w:r>
+      <w:r>
+        <w:rPr>
+          <w:b/>
+          <w:color w:val="000000"/>
+          <w:sz w:val="23"/>
+        </w:rPr>
+        <w:t>serveur interne d'ICEM</w:t>
+      </w:r>
+      <w:r>
+        <w:rPr>
+          <w:color w:val="000000"/>
+          <w:sz w:val="23"/>
+        </w:rPr>
+        <w:t>. Un serveur Windows héberge le backend, le web et la base MongoDB. Le backend est un service Windows ; le web est publié sous IIS. La base ne sort pas du réseau. Le Raspberry Pi et les téléphones passent par le Wi-Fi de l'usine. Seules les notifications Firebase sortent. Les données restent chez ICEM. Passons à la démonstration.</w:t>
+      </w:r>
+    </w:p>
+    <w:p>
+      <w:pPr>
+        <w:spacing w:before="40" w:after="120"/>
+        <w:pBdr>
+          <w:bottom w:val="single" w:sz="6" w:color="B0B0B0" w:space="1"/>
+        </w:pBdr>
+      </w:pPr>
+    </w:p>
+    <w:p>
+      <w:pPr>
+        <w:pStyle w:val="Heading1"/>
+        <w:keepNext/>
+        <w:spacing w:before="400" w:after="160"/>
+        <w:pBdr>
+          <w:bottom w:val="single" w:sz="12" w:color="1F4E79" w:space="2"/>
+        </w:pBdr>
+      </w:pPr>
+      <w:r>
+        <w:rPr>
+          <w:b/>
+          <w:color w:val="1F4E79"/>
+          <w:sz w:val="36"/>
+        </w:rPr>
+        <w:t>39 — Section 5 · Démonstration (5 s)</w:t>
+      </w:r>
+    </w:p>
+    <w:p>
+      <w:pPr>
+        <w:spacing w:before="120" w:after="160" w:line="312" w:lineRule="auto"/>
+        <w:ind w:left="170" w:right="170"/>
+        <w:pBdr>
+          <w:left w:val="single" w:sz="28" w:space="10" w:color="FF7A1A"/>
+        </w:pBdr>
+        <w:shd w:val="clear" w:color="auto" w:fill="FFF3E6"/>
+      </w:pPr>
+      <w:r>
+        <w:rPr>
+          <w:color w:val="000000"/>
+          <w:sz w:val="23"/>
+        </w:rPr>
+        <w:t>Passons à la démonstration.</w:t>
+      </w:r>
+    </w:p>
+    <w:p>
+      <w:pPr>
+        <w:spacing w:before="40" w:after="120"/>
+        <w:pBdr>
+          <w:bottom w:val="single" w:sz="6" w:color="B0B0B0" w:space="1"/>
+        </w:pBdr>
+      </w:pPr>
+    </w:p>
+    <w:p>
+      <w:pPr>
+        <w:pStyle w:val="Heading1"/>
+        <w:keepNext/>
+        <w:spacing w:before="400" w:after="160"/>
+        <w:pBdr>
+          <w:bottom w:val="single" w:sz="12" w:color="1F4E79" w:space="2"/>
+        </w:pBdr>
+      </w:pPr>
+      <w:r>
+        <w:rPr>
+          <w:b/>
+          <w:color w:val="1F4E79"/>
+          <w:sz w:val="36"/>
+        </w:rPr>
+        <w:t>40 — KPI et résultats (30 s)</w:t>
+      </w:r>
+    </w:p>
+    <w:p>
+      <w:pPr>
+        <w:spacing w:before="120" w:after="160" w:line="312" w:lineRule="auto"/>
+        <w:ind w:left="170" w:right="170"/>
+        <w:pBdr>
+          <w:left w:val="single" w:sz="28" w:space="10" w:color="FF7A1A"/>
+        </w:pBdr>
+        <w:shd w:val="clear" w:color="auto" w:fill="FFF3E6"/>
+      </w:pPr>
+      <w:r>
+        <w:rPr>
+          <w:color w:val="000000"/>
+          <w:sz w:val="23"/>
+        </w:rPr>
+        <w:t xml:space="preserve">En chiffres : </w:t>
+      </w:r>
+      <w:r>
+        <w:rPr>
+          <w:b/>
+          <w:color w:val="000000"/>
+          <w:sz w:val="23"/>
+        </w:rPr>
+        <w:t>5 couches</w:t>
+      </w:r>
+      <w:r>
+        <w:rPr>
+          <w:color w:val="000000"/>
+          <w:sz w:val="23"/>
+        </w:rPr>
+        <w:t xml:space="preserve">, du capteur à l'application. </w:t>
+      </w:r>
+      <w:r>
+        <w:rPr>
+          <w:b/>
+          <w:color w:val="000000"/>
+          <w:sz w:val="23"/>
+        </w:rPr>
+        <w:t>5 capteurs</w:t>
+      </w:r>
+      <w:r>
+        <w:rPr>
+          <w:color w:val="000000"/>
+          <w:sz w:val="23"/>
+        </w:rPr>
+        <w:t xml:space="preserve"> par machine. </w:t>
+      </w:r>
+      <w:r>
+        <w:rPr>
+          <w:b/>
+          <w:color w:val="000000"/>
+          <w:sz w:val="23"/>
+        </w:rPr>
+        <w:t>4 modèles</w:t>
+      </w:r>
+      <w:r>
+        <w:rPr>
+          <w:color w:val="000000"/>
+          <w:sz w:val="23"/>
+        </w:rPr>
+        <w:t xml:space="preserve"> d'IA ; le XGBoost a </w:t>
+      </w:r>
+      <w:r>
+        <w:rPr>
+          <w:b/>
+          <w:color w:val="000000"/>
+          <w:sz w:val="23"/>
+        </w:rPr>
+        <w:t>84 %</w:t>
+      </w:r>
+      <w:r>
+        <w:rPr>
+          <w:color w:val="000000"/>
+          <w:sz w:val="23"/>
+        </w:rPr>
+        <w:t xml:space="preserve"> de F1. Moins d'</w:t>
+      </w:r>
+      <w:r>
+        <w:rPr>
+          <w:b/>
+          <w:color w:val="000000"/>
+          <w:sz w:val="23"/>
+        </w:rPr>
+        <w:t>une seconde</w:t>
+      </w:r>
+      <w:r>
+        <w:rPr>
+          <w:color w:val="000000"/>
+          <w:sz w:val="23"/>
+        </w:rPr>
+        <w:t xml:space="preserve"> entre la mesure et l'alerte. </w:t>
+      </w:r>
+      <w:r>
+        <w:rPr>
+          <w:b/>
+          <w:color w:val="000000"/>
+          <w:sz w:val="23"/>
+        </w:rPr>
+        <w:t>2 applications</w:t>
+      </w:r>
+      <w:r>
+        <w:rPr>
+          <w:color w:val="000000"/>
+          <w:sz w:val="23"/>
+        </w:rPr>
+        <w:t xml:space="preserve"> sur la même API, testée avec plus de </w:t>
+      </w:r>
+      <w:r>
+        <w:rPr>
+          <w:b/>
+          <w:color w:val="000000"/>
+          <w:sz w:val="23"/>
+        </w:rPr>
+        <w:t>120 requêtes</w:t>
+      </w:r>
+      <w:r>
+        <w:rPr>
+          <w:color w:val="000000"/>
+          <w:sz w:val="23"/>
+        </w:rPr>
+        <w:t xml:space="preserve"> Postman. Les 3 objectifs sont atteints. Ces chiffres nous amènent à la conclusion.</w:t>
+      </w:r>
+    </w:p>
+    <w:p>
+      <w:pPr>
+        <w:spacing w:before="40" w:after="120"/>
+        <w:pBdr>
+          <w:bottom w:val="single" w:sz="6" w:color="B0B0B0" w:space="1"/>
+        </w:pBdr>
+      </w:pPr>
+    </w:p>
+    <w:p>
+      <w:pPr>
+        <w:pStyle w:val="Heading1"/>
+        <w:keepNext/>
+        <w:spacing w:before="400" w:after="160"/>
+        <w:pBdr>
+          <w:bottom w:val="single" w:sz="12" w:color="1F4E79" w:space="2"/>
+        </w:pBdr>
+      </w:pPr>
+      <w:r>
+        <w:rPr>
+          <w:b/>
+          <w:color w:val="1F4E79"/>
+          <w:sz w:val="36"/>
+        </w:rPr>
+        <w:t>41 — Conclusion (30 s)</w:t>
+      </w:r>
+    </w:p>
+    <w:p>
+      <w:pPr>
+        <w:spacing w:before="120" w:after="160" w:line="312" w:lineRule="auto"/>
+        <w:ind w:left="170" w:right="170"/>
+        <w:pBdr>
+          <w:left w:val="single" w:sz="28" w:space="10" w:color="FF7A1A"/>
+        </w:pBdr>
+        <w:shd w:val="clear" w:color="auto" w:fill="FFF3E6"/>
+      </w:pPr>
+      <w:r>
+        <w:rPr>
+          <w:color w:val="000000"/>
+          <w:sz w:val="23"/>
+        </w:rPr>
+        <w:t xml:space="preserve">Pour conclure, on a livré un </w:t>
+      </w:r>
+      <w:r>
+        <w:rPr>
+          <w:b/>
+          <w:color w:val="000000"/>
+          <w:sz w:val="23"/>
+        </w:rPr>
+        <w:t>prototype qui marche</w:t>
+      </w:r>
+      <w:r>
+        <w:rPr>
+          <w:color w:val="000000"/>
+          <w:sz w:val="23"/>
+        </w:rPr>
+        <w:t xml:space="preserve">, sur 3 axes. </w:t>
+      </w:r>
+      <w:r>
+        <w:rPr>
+          <w:b/>
+          <w:color w:val="000000"/>
+          <w:sz w:val="23"/>
+        </w:rPr>
+        <w:t>1</w:t>
+      </w:r>
+      <w:r>
+        <w:rPr>
+          <w:color w:val="000000"/>
+          <w:sz w:val="23"/>
+        </w:rPr>
+        <w:t xml:space="preserve"> — instrumenter : 5 capteurs par machine, l'alerte arrive en moins d'une seconde. </w:t>
+      </w:r>
+      <w:r>
+        <w:rPr>
+          <w:b/>
+          <w:color w:val="000000"/>
+          <w:sz w:val="23"/>
+        </w:rPr>
+        <w:t>2</w:t>
+      </w:r>
+      <w:r>
+        <w:rPr>
+          <w:color w:val="000000"/>
+          <w:sz w:val="23"/>
+        </w:rPr>
+        <w:t xml:space="preserve"> — prédire : le Random Forest trouve la cause parmi 13 ; le XGBoost a </w:t>
+      </w:r>
+      <w:r>
+        <w:rPr>
+          <w:b/>
+          <w:color w:val="000000"/>
+          <w:sz w:val="23"/>
+        </w:rPr>
+        <w:t>84 %</w:t>
+      </w:r>
+      <w:r>
+        <w:rPr>
+          <w:color w:val="000000"/>
+          <w:sz w:val="23"/>
+        </w:rPr>
+        <w:t xml:space="preserve"> de F1. Au-dessus de </w:t>
+      </w:r>
+      <w:r>
+        <w:rPr>
+          <w:b/>
+          <w:color w:val="000000"/>
+          <w:sz w:val="23"/>
+        </w:rPr>
+        <w:t>80 %</w:t>
+      </w:r>
+      <w:r>
+        <w:rPr>
+          <w:color w:val="000000"/>
+          <w:sz w:val="23"/>
+        </w:rPr>
+        <w:t xml:space="preserve">, une maintenance est créée toute seule. </w:t>
+      </w:r>
+      <w:r>
+        <w:rPr>
+          <w:b/>
+          <w:color w:val="000000"/>
+          <w:sz w:val="23"/>
+        </w:rPr>
+        <w:t>3</w:t>
+      </w:r>
+      <w:r>
+        <w:rPr>
+          <w:color w:val="000000"/>
+          <w:sz w:val="23"/>
+        </w:rPr>
+        <w:t xml:space="preserve"> — restituer : web et mobile, notifications, rapport PDF, tout installé chez ICEM. Place aux perspectives.</w:t>
+      </w:r>
+    </w:p>
+    <w:p>
+      <w:pPr>
+        <w:spacing w:before="40" w:after="120"/>
+        <w:pBdr>
+          <w:bottom w:val="single" w:sz="6" w:color="B0B0B0" w:space="1"/>
+        </w:pBdr>
+      </w:pPr>
+    </w:p>
+    <w:p>
+      <w:pPr>
+        <w:pStyle w:val="Heading1"/>
+        <w:keepNext/>
+        <w:spacing w:before="400" w:after="160"/>
+        <w:pBdr>
+          <w:bottom w:val="single" w:sz="12" w:color="1F4E79" w:space="2"/>
+        </w:pBdr>
+      </w:pPr>
+      <w:r>
+        <w:rPr>
+          <w:b/>
+          <w:color w:val="1F4E79"/>
+          <w:sz w:val="36"/>
+        </w:rPr>
+        <w:t>42 — Perspectives (30 s)</w:t>
+      </w:r>
+    </w:p>
+    <w:p>
+      <w:pPr>
+        <w:spacing w:before="120" w:after="160" w:line="312" w:lineRule="auto"/>
+        <w:ind w:left="170" w:right="170"/>
+        <w:pBdr>
+          <w:left w:val="single" w:sz="28" w:space="10" w:color="FF7A1A"/>
+        </w:pBdr>
+        <w:shd w:val="clear" w:color="auto" w:fill="FFF3E6"/>
+      </w:pPr>
+      <w:r>
+        <w:rPr>
+          <w:color w:val="000000"/>
+          <w:sz w:val="23"/>
+        </w:rPr>
+        <w:t xml:space="preserve">D'abord, ré-entraîner les modèles avec les </w:t>
+      </w:r>
+      <w:r>
+        <w:rPr>
+          <w:b/>
+          <w:color w:val="000000"/>
+          <w:sz w:val="23"/>
+        </w:rPr>
+        <w:t>vraies mesures</w:t>
+      </w:r>
+      <w:r>
+        <w:rPr>
+          <w:color w:val="000000"/>
+          <w:sz w:val="23"/>
+        </w:rPr>
+        <w:t xml:space="preserve">. Ensuite, </w:t>
+      </w:r>
+      <w:r>
+        <w:rPr>
+          <w:b/>
+          <w:color w:val="000000"/>
+          <w:sz w:val="23"/>
+        </w:rPr>
+        <w:t>4 pistes</w:t>
+      </w:r>
+      <w:r>
+        <w:rPr>
+          <w:color w:val="000000"/>
+          <w:sz w:val="23"/>
+        </w:rPr>
+        <w:t xml:space="preserve">. </w:t>
+      </w:r>
+      <w:r>
+        <w:rPr>
+          <w:b/>
+          <w:color w:val="000000"/>
+          <w:sz w:val="23"/>
+        </w:rPr>
+        <w:t>1</w:t>
+      </w:r>
+      <w:r>
+        <w:rPr>
+          <w:color w:val="000000"/>
+          <w:sz w:val="23"/>
+        </w:rPr>
+        <w:t xml:space="preserve"> : l'IA directement sur le </w:t>
+      </w:r>
+      <w:r>
+        <w:rPr>
+          <w:b/>
+          <w:color w:val="000000"/>
+          <w:sz w:val="23"/>
+        </w:rPr>
+        <w:t>Raspberry Pi</w:t>
+      </w:r>
+      <w:r>
+        <w:rPr>
+          <w:color w:val="000000"/>
+          <w:sz w:val="23"/>
+        </w:rPr>
+        <w:t xml:space="preserve">, même sans réseau. </w:t>
+      </w:r>
+      <w:r>
+        <w:rPr>
+          <w:b/>
+          <w:color w:val="000000"/>
+          <w:sz w:val="23"/>
+        </w:rPr>
+        <w:t>2</w:t>
+      </w:r>
+      <w:r>
+        <w:rPr>
+          <w:color w:val="000000"/>
+          <w:sz w:val="23"/>
+        </w:rPr>
+        <w:t xml:space="preserve"> : lire les </w:t>
+      </w:r>
+      <w:r>
+        <w:rPr>
+          <w:b/>
+          <w:color w:val="000000"/>
+          <w:sz w:val="23"/>
+        </w:rPr>
+        <w:t>alarmes de la machine Komax</w:t>
+      </w:r>
+      <w:r>
+        <w:rPr>
+          <w:color w:val="000000"/>
+          <w:sz w:val="23"/>
+        </w:rPr>
+        <w:t xml:space="preserve"> et les comparer avec notre diagnostic. </w:t>
+      </w:r>
+      <w:r>
+        <w:rPr>
+          <w:b/>
+          <w:color w:val="000000"/>
+          <w:sz w:val="23"/>
+        </w:rPr>
+        <w:t>3</w:t>
+      </w:r>
+      <w:r>
+        <w:rPr>
+          <w:color w:val="000000"/>
+          <w:sz w:val="23"/>
+        </w:rPr>
+        <w:t xml:space="preserve"> : une </w:t>
+      </w:r>
+      <w:r>
+        <w:rPr>
+          <w:b/>
+          <w:color w:val="000000"/>
+          <w:sz w:val="23"/>
+        </w:rPr>
+        <w:t>caméra</w:t>
+      </w:r>
+      <w:r>
+        <w:rPr>
+          <w:color w:val="000000"/>
+          <w:sz w:val="23"/>
+        </w:rPr>
+        <w:t xml:space="preserve"> pour voir les défauts de sertissage. </w:t>
+      </w:r>
+      <w:r>
+        <w:rPr>
+          <w:b/>
+          <w:color w:val="000000"/>
+          <w:sz w:val="23"/>
+        </w:rPr>
+        <w:t>4</w:t>
+      </w:r>
+      <w:r>
+        <w:rPr>
+          <w:color w:val="000000"/>
+          <w:sz w:val="23"/>
+        </w:rPr>
+        <w:t xml:space="preserve"> : proposer </w:t>
+      </w:r>
+      <w:r>
+        <w:rPr>
+          <w:b/>
+          <w:color w:val="000000"/>
+          <w:sz w:val="23"/>
+        </w:rPr>
+        <w:t>l'action à faire</w:t>
+      </w:r>
+      <w:r>
+        <w:rPr>
+          <w:color w:val="000000"/>
+          <w:sz w:val="23"/>
+        </w:rPr>
+        <w:t>, les pièces et le bon moment.</w:t>
+      </w:r>
+    </w:p>
+    <w:p>
+      <w:pPr>
+        <w:spacing w:before="40" w:after="120"/>
+        <w:pBdr>
+          <w:bottom w:val="single" w:sz="6" w:color="B0B0B0" w:space="1"/>
+        </w:pBdr>
+      </w:pPr>
+    </w:p>
+    <w:p>
+      <w:pPr>
+        <w:pStyle w:val="Heading1"/>
+        <w:keepNext/>
+        <w:spacing w:before="400" w:after="160"/>
+        <w:pBdr>
+          <w:bottom w:val="single" w:sz="12" w:color="1F4E79" w:space="2"/>
+        </w:pBdr>
+      </w:pPr>
+      <w:r>
+        <w:rPr>
+          <w:b/>
+          <w:color w:val="1F4E79"/>
+          <w:sz w:val="36"/>
+        </w:rPr>
+        <w:t>43 — Merci (30 s)</w:t>
+      </w:r>
+    </w:p>
+    <w:p>
+      <w:pPr>
+        <w:spacing w:before="120" w:after="160" w:line="312" w:lineRule="auto"/>
+        <w:ind w:left="170" w:right="170"/>
+        <w:pBdr>
+          <w:left w:val="single" w:sz="28" w:space="10" w:color="FF7A1A"/>
+        </w:pBdr>
+        <w:shd w:val="clear" w:color="auto" w:fill="FFF3E6"/>
+      </w:pPr>
+      <w:r>
+        <w:rPr>
+          <w:color w:val="000000"/>
+          <w:sz w:val="23"/>
+        </w:rPr>
         <w:t xml:space="preserve">Je vous remercie pour votre attention. Je remercie aussi </w:t>
       </w:r>
       <w:r>
@@ -3247,7 +5237,7 @@
           <w:color w:val="000000"/>
           <w:sz w:val="23"/>
         </w:rPr>
-        <w:t>, mon encadrant société. Merci aussi à toute l'équipe ICEM Nabeul, qui m'a accueilli pendant six mois. Je suis prêt pour répondre à vos questions.</w:t>
+        <w:t>, mon encadrant société. Merci aussi à toute l'équipe ICEM Nabeul, qui m'a accueilli pendant 6 mois. Je suis prêt pour répondre à vos questions.</w:t>
       </w:r>
     </w:p>
     <w:p>
@@ -3559,7 +5549,7 @@
               <w:rPr>
                 <w:sz w:val="21"/>
               </w:rPr>
-              <w:t>4</w:t>
+              <w:t>6</w:t>
             </w:r>
           </w:p>
         </w:tc>
@@ -3582,7 +5572,7 @@
               <w:rPr>
                 <w:sz w:val="21"/>
               </w:rPr>
-              <w:t>2 min 05</w:t>
+              <w:t>4 min 05</w:t>
             </w:r>
           </w:p>
         </w:tc>
@@ -3633,7 +5623,7 @@
               <w:rPr>
                 <w:sz w:val="21"/>
               </w:rPr>
-              <w:t>5</w:t>
+              <w:t>10</w:t>
             </w:r>
           </w:p>
         </w:tc>
@@ -3657,7 +5647,7 @@
               <w:rPr>
                 <w:sz w:val="21"/>
               </w:rPr>
-              <w:t>3 min 05</w:t>
+              <w:t>5 min 15</w:t>
             </w:r>
           </w:p>
         </w:tc>
@@ -3706,7 +5696,7 @@
               <w:rPr>
                 <w:sz w:val="21"/>
               </w:rPr>
-              <w:t>12</w:t>
+              <w:t>14</w:t>
             </w:r>
           </w:p>
         </w:tc>
@@ -3729,7 +5719,7 @@
               <w:rPr>
                 <w:sz w:val="21"/>
               </w:rPr>
-              <w:t>8 min 15</w:t>
+              <w:t>9 min 15</w:t>
             </w:r>
           </w:p>
         </w:tc>
@@ -3853,7 +5843,7 @@
               <w:rPr>
                 <w:sz w:val="21"/>
               </w:rPr>
-              <w:t>4</w:t>
+              <w:t>5</w:t>
             </w:r>
           </w:p>
         </w:tc>
@@ -3876,7 +5866,7 @@
               <w:rPr>
                 <w:sz w:val="21"/>
               </w:rPr>
-              <w:t>2 min 00</w:t>
+              <w:t>2 min 40</w:t>
             </w:r>
           </w:p>
         </w:tc>
@@ -3928,7 +5918,7 @@
                 <w:b/>
                 <w:sz w:val="21"/>
               </w:rPr>
-              <w:t>33</w:t>
+              <w:t>43</w:t>
             </w:r>
           </w:p>
         </w:tc>
@@ -3953,7 +5943,7 @@
                 <w:b/>
                 <w:sz w:val="21"/>
               </w:rPr>
-              <w:t>~20 min</w:t>
+              <w:t>~25 min</w:t>
             </w:r>
           </w:p>
         </w:tc>
@@ -4039,7 +6029,7 @@
         <w:pStyle w:val="ListBullet"/>
       </w:pPr>
       <w:r>
-        <w:t>« environ soixante-cinq mille » (65 000)</w:t>
+        <w:t>« soixante-quatre mille huit cents » (64 800)</w:t>
       </w:r>
     </w:p>
     <w:p>
@@ -4047,7 +6037,7 @@
         <w:pStyle w:val="ListBullet"/>
       </w:pPr>
       <w:r>
-        <w:t>« environ mille pannes » (~1160)</w:t>
+        <w:t>« mille quatre cent soixante-sept » (1 467)</w:t>
       </w:r>
     </w:p>
     <w:p>
@@ -4055,7 +6045,7 @@
         <w:pStyle w:val="ListBullet"/>
       </w:pPr>
       <w:r>
-        <w:t>« quatre-vingt-treize pour cent » (93%)</w:t>
+        <w:t>« quatre-vingt-quatre pour cent » (84 %)</w:t>
       </w:r>
     </w:p>
     <w:p>
@@ -4063,7 +6053,15 @@
         <w:pStyle w:val="ListBullet"/>
       </w:pPr>
       <w:r>
-        <w:t>« quarante-cinq pour cent » (45%)</w:t>
+        <w:t>« quarante-cinq pour cent » (45 %)</w:t>
+      </w:r>
+    </w:p>
+    <w:p>
+      <w:pPr>
+        <w:pStyle w:val="ListBullet"/>
+      </w:pPr>
+      <w:r>
+        <w:t>« quatre-vingt-dix-huit centièmes » (0,98)</w:t>
       </w:r>
     </w:p>
     <w:p>

--- a/SPEECH_FR_SIMPLE.docx
+++ b/SPEECH_FR_SIMPLE.docx
@@ -2935,7 +2935,7 @@
           <w:color w:val="000000"/>
           <w:sz w:val="23"/>
         </w:rPr>
-        <w:t xml:space="preserve">Le pipeline temps réel a </w:t>
+        <w:t xml:space="preserve">Le pipeline a </w:t>
       </w:r>
       <w:r>
         <w:rPr>
@@ -2973,14 +2973,14 @@
           <w:color w:val="000000"/>
           <w:sz w:val="23"/>
         </w:rPr>
-        <w:t>60 secondes</w:t>
-      </w:r>
-      <w:r>
-        <w:rPr>
-          <w:color w:val="000000"/>
-          <w:sz w:val="23"/>
-        </w:rPr>
-        <w:t xml:space="preserve"> et envoie un JSON. </w:t>
+        <w:t>10 à 60 secondes</w:t>
+      </w:r>
+      <w:r>
+        <w:rPr>
+          <w:color w:val="000000"/>
+          <w:sz w:val="23"/>
+        </w:rPr>
+        <w:t xml:space="preserve">. </w:t>
       </w:r>
       <w:r>
         <w:rPr>
@@ -2995,7 +2995,7 @@
           <w:color w:val="000000"/>
           <w:sz w:val="23"/>
         </w:rPr>
-        <w:t xml:space="preserve"> : le backend valide la mesure et l'enregistre dans MongoDB. </w:t>
+        <w:t xml:space="preserve"> : le backend enregistre la mesure dans MongoDB. </w:t>
       </w:r>
       <w:r>
         <w:rPr>
@@ -3010,7 +3010,7 @@
           <w:color w:val="000000"/>
           <w:sz w:val="23"/>
         </w:rPr>
-        <w:t xml:space="preserve"> : le backend appelle le microservice IA. </w:t>
+        <w:t xml:space="preserve"> : toutes les </w:t>
       </w:r>
       <w:r>
         <w:rPr>
@@ -3018,6 +3018,36 @@
           <w:color w:val="000000"/>
           <w:sz w:val="23"/>
         </w:rPr>
+        <w:t>5 minutes</w:t>
+      </w:r>
+      <w:r>
+        <w:rPr>
+          <w:color w:val="000000"/>
+          <w:sz w:val="23"/>
+        </w:rPr>
+        <w:t xml:space="preserve">, il envoie à l'IA les mesures des </w:t>
+      </w:r>
+      <w:r>
+        <w:rPr>
+          <w:b/>
+          <w:color w:val="000000"/>
+          <w:sz w:val="23"/>
+        </w:rPr>
+        <w:t>2 dernières heures</w:t>
+      </w:r>
+      <w:r>
+        <w:rPr>
+          <w:color w:val="000000"/>
+          <w:sz w:val="23"/>
+        </w:rPr>
+        <w:t xml:space="preserve">. </w:t>
+      </w:r>
+      <w:r>
+        <w:rPr>
+          <w:b/>
+          <w:color w:val="000000"/>
+          <w:sz w:val="23"/>
+        </w:rPr>
         <w:t>4</w:t>
       </w:r>
       <w:r>
@@ -3025,7 +3055,7 @@
           <w:color w:val="000000"/>
           <w:sz w:val="23"/>
         </w:rPr>
-        <w:t xml:space="preserve"> : FastAPI répond avec la probabilité de panne et la cause. </w:t>
+        <w:t xml:space="preserve"> : l'IA répond avec la probabilité de panne et la cause. </w:t>
       </w:r>
       <w:r>
         <w:rPr>
@@ -3040,7 +3070,7 @@
           <w:color w:val="000000"/>
           <w:sz w:val="23"/>
         </w:rPr>
-        <w:t xml:space="preserve"> : il y a 2 seuils. À </w:t>
+        <w:t xml:space="preserve"> : à </w:t>
       </w:r>
       <w:r>
         <w:rPr>
@@ -3055,7 +3085,7 @@
           <w:color w:val="000000"/>
           <w:sz w:val="23"/>
         </w:rPr>
-        <w:t xml:space="preserve">, une alerte d'avertissement. À </w:t>
+        <w:t xml:space="preserve">, une alerte. À </w:t>
       </w:r>
       <w:r>
         <w:rPr>
@@ -3070,22 +3100,7 @@
           <w:color w:val="000000"/>
           <w:sz w:val="23"/>
         </w:rPr>
-        <w:t xml:space="preserve">, une alerte critique et une intervention prédictive sous 48 heures. Le responsable maintenance reçoit une notification. Tout ça prend </w:t>
-      </w:r>
-      <w:r>
-        <w:rPr>
-          <w:b/>
-          <w:color w:val="000000"/>
-          <w:sz w:val="23"/>
-        </w:rPr>
-        <w:t>moins d'une seconde</w:t>
-      </w:r>
-      <w:r>
-        <w:rPr>
-          <w:color w:val="000000"/>
-          <w:sz w:val="23"/>
-        </w:rPr>
-        <w:t>. Le développement de ces briques est la partie la plus dense.</w:t>
+        <w:t>, une alerte critique et une intervention prédictive. Le responsable reçoit une notification.</w:t>
       </w:r>
     </w:p>
     <w:p>
@@ -3231,7 +3246,7 @@
           <w:color w:val="000000"/>
           <w:sz w:val="23"/>
         </w:rPr>
-        <w:t xml:space="preserve"> initialise la base avec des données de démonstration. Le backend appelle l'IA à chaque nouvelle mesure.</w:t>
+        <w:t xml:space="preserve"> initialise la base avec des données de démonstration. Toutes les 5 minutes, le backend envoie à l'IA les mesures des 2 dernières heures.</w:t>
       </w:r>
     </w:p>
     <w:p>
@@ -3274,7 +3289,7 @@
           <w:color w:val="000000"/>
           <w:sz w:val="23"/>
         </w:rPr>
-        <w:t xml:space="preserve">Le microservice IA est en Python, avec FastAPI. Il a </w:t>
+        <w:t xml:space="preserve">Le microservice IA est en Python, avec FastAPI. On a </w:t>
       </w:r>
       <w:r>
         <w:rPr>
@@ -3282,14 +3297,14 @@
           <w:color w:val="000000"/>
           <w:sz w:val="23"/>
         </w:rPr>
-        <w:t>5 endpoints</w:t>
-      </w:r>
-      <w:r>
-        <w:rPr>
-          <w:color w:val="000000"/>
-          <w:sz w:val="23"/>
-        </w:rPr>
-        <w:t xml:space="preserve"> : un test de disponibilité, et 4 pour les prédictions. On a </w:t>
+        <w:t>3 modèles</w:t>
+      </w:r>
+      <w:r>
+        <w:rPr>
+          <w:color w:val="000000"/>
+          <w:sz w:val="23"/>
+        </w:rPr>
+        <w:t xml:space="preserve">. Le </w:t>
       </w:r>
       <w:r>
         <w:rPr>
@@ -3297,14 +3312,14 @@
           <w:color w:val="000000"/>
           <w:sz w:val="23"/>
         </w:rPr>
-        <w:t>4 modèles</w:t>
-      </w:r>
-      <w:r>
-        <w:rPr>
-          <w:color w:val="000000"/>
-          <w:sz w:val="23"/>
-        </w:rPr>
-        <w:t xml:space="preserve">, chacun a son rôle. Le </w:t>
+        <w:t>Random Forest</w:t>
+      </w:r>
+      <w:r>
+        <w:rPr>
+          <w:color w:val="000000"/>
+          <w:sz w:val="23"/>
+        </w:rPr>
+        <w:t xml:space="preserve"> dit </w:t>
       </w:r>
       <w:r>
         <w:rPr>
@@ -3312,14 +3327,14 @@
           <w:color w:val="000000"/>
           <w:sz w:val="23"/>
         </w:rPr>
-        <w:t>Random Forest v1</w:t>
-      </w:r>
-      <w:r>
-        <w:rPr>
-          <w:color w:val="000000"/>
-          <w:sz w:val="23"/>
-        </w:rPr>
-        <w:t xml:space="preserve"> classe les pannes de l'historique. Le </w:t>
+        <w:t>pourquoi</w:t>
+      </w:r>
+      <w:r>
+        <w:rPr>
+          <w:color w:val="000000"/>
+          <w:sz w:val="23"/>
+        </w:rPr>
+        <w:t xml:space="preserve"> : la cause parmi 5. Le </w:t>
       </w:r>
       <w:r>
         <w:rPr>
@@ -3327,14 +3342,14 @@
           <w:color w:val="000000"/>
           <w:sz w:val="23"/>
         </w:rPr>
-        <w:t>Random Forest v2</w:t>
-      </w:r>
-      <w:r>
-        <w:rPr>
-          <w:color w:val="000000"/>
-          <w:sz w:val="23"/>
-        </w:rPr>
-        <w:t xml:space="preserve"> trouve la cause en temps réel. Le </w:t>
+        <w:t>XGBoost</w:t>
+      </w:r>
+      <w:r>
+        <w:rPr>
+          <w:color w:val="000000"/>
+          <w:sz w:val="23"/>
+        </w:rPr>
+        <w:t xml:space="preserve"> dit </w:t>
       </w:r>
       <w:r>
         <w:rPr>
@@ -3342,14 +3357,14 @@
           <w:color w:val="000000"/>
           <w:sz w:val="23"/>
         </w:rPr>
-        <w:t>XGBoost v3</w:t>
-      </w:r>
-      <w:r>
-        <w:rPr>
-          <w:color w:val="000000"/>
-          <w:sz w:val="23"/>
-        </w:rPr>
-        <w:t xml:space="preserve"> donne la probabilité de panne dans les 2 heures. La </w:t>
+        <w:t>quand</w:t>
+      </w:r>
+      <w:r>
+        <w:rPr>
+          <w:color w:val="000000"/>
+          <w:sz w:val="23"/>
+        </w:rPr>
+        <w:t xml:space="preserve"> : la probabilité de panne dans les 24 heures. La </w:t>
       </w:r>
       <w:r>
         <w:rPr>
@@ -3364,37 +3379,7 @@
           <w:color w:val="000000"/>
           <w:sz w:val="23"/>
         </w:rPr>
-        <w:t xml:space="preserve"> calcule la fiabilité sur 3 mois. À </w:t>
-      </w:r>
-      <w:r>
-        <w:rPr>
-          <w:b/>
-          <w:color w:val="000000"/>
-          <w:sz w:val="23"/>
-        </w:rPr>
-        <w:t>60 %</w:t>
-      </w:r>
-      <w:r>
-        <w:rPr>
-          <w:color w:val="000000"/>
-          <w:sz w:val="23"/>
-        </w:rPr>
-        <w:t xml:space="preserve">, on a une alerte. À </w:t>
-      </w:r>
-      <w:r>
-        <w:rPr>
-          <w:b/>
-          <w:color w:val="000000"/>
-          <w:sz w:val="23"/>
-        </w:rPr>
-        <w:t>80 %</w:t>
-      </w:r>
-      <w:r>
-        <w:rPr>
-          <w:color w:val="000000"/>
-          <w:sz w:val="23"/>
-        </w:rPr>
-        <w:t>, une alerte critique et une maintenance prédictive. Le backend appelle ce microservice à chaque nouvelle mesure. Ça n'arrête pas la Raspberry Pi. Voyons sur quoi on a entraîné ces modèles.</w:t>
+        <w:t xml:space="preserve"> calcule la fiabilité sur 3 mois. Voyons sur quoi on a entraîné ces modèles.</w:t>
       </w:r>
     </w:p>
     <w:p>
@@ -3437,7 +3422,7 @@
           <w:color w:val="000000"/>
           <w:sz w:val="23"/>
         </w:rPr>
-        <w:t xml:space="preserve">On a </w:t>
+        <w:t xml:space="preserve">Tout commence avec l'historique ICEM : </w:t>
       </w:r>
       <w:r>
         <w:rPr>
@@ -3445,14 +3430,14 @@
           <w:color w:val="000000"/>
           <w:sz w:val="23"/>
         </w:rPr>
-        <w:t>2 sources</w:t>
-      </w:r>
-      <w:r>
-        <w:rPr>
-          <w:color w:val="000000"/>
-          <w:sz w:val="23"/>
-        </w:rPr>
-        <w:t xml:space="preserve"> de données. </w:t>
+        <w:t>1 467 interventions</w:t>
+      </w:r>
+      <w:r>
+        <w:rPr>
+          <w:color w:val="000000"/>
+          <w:sz w:val="23"/>
+        </w:rPr>
+        <w:t xml:space="preserve">, surtout en 2022. Seul, il ne suffit pas : le score est </w:t>
       </w:r>
       <w:r>
         <w:rPr>
@@ -3460,14 +3445,14 @@
           <w:color w:val="000000"/>
           <w:sz w:val="23"/>
         </w:rPr>
-        <w:t>1</w:t>
-      </w:r>
-      <w:r>
-        <w:rPr>
-          <w:color w:val="000000"/>
-          <w:sz w:val="23"/>
-        </w:rPr>
-        <w:t xml:space="preserve"> : l'historique réel, </w:t>
+        <w:t>0,15</w:t>
+      </w:r>
+      <w:r>
+        <w:rPr>
+          <w:color w:val="000000"/>
+          <w:sz w:val="23"/>
+        </w:rPr>
+        <w:t xml:space="preserve">, car il n'a pas de mesures. Mais il nous dit où mettre les capteurs, les horaires et la durée des arrêts. Avec ça, on a créé </w:t>
       </w:r>
       <w:r>
         <w:rPr>
@@ -3475,14 +3460,14 @@
           <w:color w:val="000000"/>
           <w:sz w:val="23"/>
         </w:rPr>
-        <w:t>1 467 interventions</w:t>
-      </w:r>
-      <w:r>
-        <w:rPr>
-          <w:color w:val="000000"/>
-          <w:sz w:val="23"/>
-        </w:rPr>
-        <w:t xml:space="preserve"> sur 5 ans. </w:t>
+        <w:t>112 680 mesures</w:t>
+      </w:r>
+      <w:r>
+        <w:rPr>
+          <w:color w:val="000000"/>
+          <w:sz w:val="23"/>
+        </w:rPr>
+        <w:t xml:space="preserve"> : 12 mois, 2 machines, </w:t>
       </w:r>
       <w:r>
         <w:rPr>
@@ -3490,14 +3475,14 @@
           <w:color w:val="000000"/>
           <w:sz w:val="23"/>
         </w:rPr>
-        <w:t>2</w:t>
-      </w:r>
-      <w:r>
-        <w:rPr>
-          <w:color w:val="000000"/>
-          <w:sz w:val="23"/>
-        </w:rPr>
-        <w:t xml:space="preserve"> : les capteurs ne sont pas encore en production. Alors on a créé </w:t>
+        <w:t>69 pannes</w:t>
+      </w:r>
+      <w:r>
+        <w:rPr>
+          <w:color w:val="000000"/>
+          <w:sz w:val="23"/>
+        </w:rPr>
+        <w:t xml:space="preserve">. Pour tester, on coupe </w:t>
       </w:r>
       <w:r>
         <w:rPr>
@@ -3505,14 +3490,14 @@
           <w:color w:val="000000"/>
           <w:sz w:val="23"/>
         </w:rPr>
-        <w:t>64 800 lectures</w:t>
-      </w:r>
-      <w:r>
-        <w:rPr>
-          <w:color w:val="000000"/>
-          <w:sz w:val="23"/>
-        </w:rPr>
-        <w:t xml:space="preserve"> synthétiques, une toutes les 5 minutes. Chaque panne a sa signature. Panne moteur : le courant, la température et la vibration montent. Encrassement : un point chaud de 5 degrés. Paramètre logiciel : aucune trace. 80 % pour apprendre, 20 % pour tester. Plus tard, on ré-entraîne avec les vraies mesures.</w:t>
+        <w:t>par semaines</w:t>
+      </w:r>
+      <w:r>
+        <w:rPr>
+          <w:color w:val="000000"/>
+          <w:sz w:val="23"/>
+        </w:rPr>
+        <w:t>.</w:t>
       </w:r>
     </w:p>
     <w:p>
@@ -3538,7 +3523,7 @@
           <w:color w:val="1F4E79"/>
           <w:sz w:val="36"/>
         </w:rPr>
-        <w:t>29 — Taxonomie des causes (30 s)</w:t>
+        <w:t>29 — Causes suivies (30 s)</w:t>
       </w:r>
     </w:p>
     <w:p>
@@ -3555,7 +3540,7 @@
           <w:color w:val="000000"/>
           <w:sz w:val="23"/>
         </w:rPr>
-        <w:t xml:space="preserve">Le modèle classe les pannes en </w:t>
+        <w:t xml:space="preserve">Le modèle suit </w:t>
       </w:r>
       <w:r>
         <w:rPr>
@@ -3563,14 +3548,14 @@
           <w:color w:val="000000"/>
           <w:sz w:val="23"/>
         </w:rPr>
-        <w:t>13 causes</w:t>
-      </w:r>
-      <w:r>
-        <w:rPr>
-          <w:color w:val="000000"/>
-          <w:sz w:val="23"/>
-        </w:rPr>
-        <w:t xml:space="preserve">, de C01 à C13. On a </w:t>
+        <w:t>5 causes</w:t>
+      </w:r>
+      <w:r>
+        <w:rPr>
+          <w:color w:val="000000"/>
+          <w:sz w:val="23"/>
+        </w:rPr>
+        <w:t xml:space="preserve">. Ce sont les pannes qu'un capteur peut voir. </w:t>
       </w:r>
       <w:r>
         <w:rPr>
@@ -3578,14 +3563,14 @@
           <w:color w:val="000000"/>
           <w:sz w:val="23"/>
         </w:rPr>
-        <w:t>3 familles</w:t>
-      </w:r>
-      <w:r>
-        <w:rPr>
-          <w:color w:val="000000"/>
-          <w:sz w:val="23"/>
-        </w:rPr>
-        <w:t xml:space="preserve">. </w:t>
+        <w:t>Vibration</w:t>
+      </w:r>
+      <w:r>
+        <w:rPr>
+          <w:color w:val="000000"/>
+          <w:sz w:val="23"/>
+        </w:rPr>
+        <w:t xml:space="preserve"> : usure et courroie. </w:t>
       </w:r>
       <w:r>
         <w:rPr>
@@ -3593,14 +3578,14 @@
           <w:color w:val="000000"/>
           <w:sz w:val="23"/>
         </w:rPr>
-        <w:t>Signature forte</w:t>
-      </w:r>
-      <w:r>
-        <w:rPr>
-          <w:color w:val="000000"/>
-          <w:sz w:val="23"/>
-        </w:rPr>
-        <w:t xml:space="preserve"> : moteur, courroie, casse. Les capteurs les voient bien. </w:t>
+        <w:t>Chaleur du moteur</w:t>
+      </w:r>
+      <w:r>
+        <w:rPr>
+          <w:color w:val="000000"/>
+          <w:sz w:val="23"/>
+        </w:rPr>
+        <w:t xml:space="preserve"> : ventilation sale et surcharge. Pour la surcharge, le courant monte aussi. </w:t>
       </w:r>
       <w:r>
         <w:rPr>
@@ -3608,29 +3593,14 @@
           <w:color w:val="000000"/>
           <w:sz w:val="23"/>
         </w:rPr>
-        <w:t>Signature partielle</w:t>
-      </w:r>
-      <w:r>
-        <w:rPr>
-          <w:color w:val="000000"/>
-          <w:sz w:val="23"/>
-        </w:rPr>
-        <w:t xml:space="preserve"> : encrassement, réglage MINI, carte électronique. </w:t>
-      </w:r>
-      <w:r>
-        <w:rPr>
-          <w:b/>
-          <w:color w:val="000000"/>
-          <w:sz w:val="23"/>
-        </w:rPr>
-        <w:t>Aucune signature</w:t>
-      </w:r>
-      <w:r>
-        <w:rPr>
-          <w:color w:val="000000"/>
-          <w:sz w:val="23"/>
-        </w:rPr>
-        <w:t xml:space="preserve"> : consommable, capteur en défaut, paramètre logiciel. Aucun capteur ne peut les voir. Donc l'IA aide le technicien. Elle ne le remplace pas.</w:t>
+        <w:t>Chaleur de l'armoire</w:t>
+      </w:r>
+      <w:r>
+        <w:rPr>
+          <w:color w:val="000000"/>
+          <w:sz w:val="23"/>
+        </w:rPr>
+        <w:t xml:space="preserve"> : ventilateur ou filtre en panne. Les autres pannes, l'IHM Komax les montre déjà.</w:t>
       </w:r>
     </w:p>
     <w:p>
@@ -3656,7 +3626,7 @@
           <w:color w:val="1F4E79"/>
           <w:sz w:val="36"/>
         </w:rPr>
-        <w:t>30 — Performances F1 (35 s)</w:t>
+        <w:t>30 — Performances Random Forest (35 s)</w:t>
       </w:r>
     </w:p>
     <w:p>
@@ -3673,7 +3643,7 @@
           <w:color w:val="000000"/>
           <w:sz w:val="23"/>
         </w:rPr>
-        <w:t xml:space="preserve">On a </w:t>
+        <w:t xml:space="preserve">Le Random Forest a </w:t>
       </w:r>
       <w:r>
         <w:rPr>
@@ -3681,14 +3651,14 @@
           <w:color w:val="000000"/>
           <w:sz w:val="23"/>
         </w:rPr>
-        <w:t>3 modèles</w:t>
-      </w:r>
-      <w:r>
-        <w:rPr>
-          <w:color w:val="000000"/>
-          <w:sz w:val="23"/>
-        </w:rPr>
-        <w:t xml:space="preserve"> pour </w:t>
+        <w:t>0,85</w:t>
+      </w:r>
+      <w:r>
+        <w:rPr>
+          <w:color w:val="000000"/>
+          <w:sz w:val="23"/>
+        </w:rPr>
+        <w:t xml:space="preserve"> de F1 et </w:t>
       </w:r>
       <w:r>
         <w:rPr>
@@ -3696,14 +3666,14 @@
           <w:color w:val="000000"/>
           <w:sz w:val="23"/>
         </w:rPr>
-        <w:t>3 tâches</w:t>
-      </w:r>
-      <w:r>
-        <w:rPr>
-          <w:color w:val="000000"/>
-          <w:sz w:val="23"/>
-        </w:rPr>
-        <w:t xml:space="preserve"> différentes. Le </w:t>
+        <w:t>96 %</w:t>
+      </w:r>
+      <w:r>
+        <w:rPr>
+          <w:color w:val="000000"/>
+          <w:sz w:val="23"/>
+        </w:rPr>
+        <w:t xml:space="preserve"> de bonnes réponses. La meilleure cause : la surchauffe armoire, </w:t>
       </w:r>
       <w:r>
         <w:rPr>
@@ -3711,14 +3681,14 @@
           <w:color w:val="000000"/>
           <w:sz w:val="23"/>
         </w:rPr>
-        <w:t>Random Forest v1</w:t>
-      </w:r>
-      <w:r>
-        <w:rPr>
-          <w:color w:val="000000"/>
-          <w:sz w:val="23"/>
-        </w:rPr>
-        <w:t xml:space="preserve"> utilise l'historique par zones : </w:t>
+        <w:t>0,95</w:t>
+      </w:r>
+      <w:r>
+        <w:rPr>
+          <w:color w:val="000000"/>
+          <w:sz w:val="23"/>
+        </w:rPr>
+        <w:t xml:space="preserve">. La plus difficile : l'usure, </w:t>
       </w:r>
       <w:r>
         <w:rPr>
@@ -3726,74 +3696,14 @@
           <w:color w:val="000000"/>
           <w:sz w:val="23"/>
         </w:rPr>
-        <w:t>0,15</w:t>
-      </w:r>
-      <w:r>
-        <w:rPr>
-          <w:color w:val="000000"/>
-          <w:sz w:val="23"/>
-        </w:rPr>
-        <w:t xml:space="preserve">, c'est faible. Le </w:t>
-      </w:r>
-      <w:r>
-        <w:rPr>
-          <w:b/>
-          <w:color w:val="000000"/>
-          <w:sz w:val="23"/>
-        </w:rPr>
-        <w:t>Random Forest v2</w:t>
-      </w:r>
-      <w:r>
-        <w:rPr>
-          <w:color w:val="000000"/>
-          <w:sz w:val="23"/>
-        </w:rPr>
-        <w:t xml:space="preserve"> classe les 13 causes plus la classe normale : </w:t>
-      </w:r>
-      <w:r>
-        <w:rPr>
-          <w:b/>
-          <w:color w:val="000000"/>
-          <w:sz w:val="23"/>
-        </w:rPr>
-        <w:t>0,45</w:t>
-      </w:r>
-      <w:r>
-        <w:rPr>
-          <w:color w:val="000000"/>
-          <w:sz w:val="23"/>
-        </w:rPr>
-        <w:t xml:space="preserve">. Les 3 causes sans signature capteur baissent la moyenne. Le </w:t>
-      </w:r>
-      <w:r>
-        <w:rPr>
-          <w:b/>
-          <w:color w:val="000000"/>
-          <w:sz w:val="23"/>
-        </w:rPr>
-        <w:t>XGBoost v3</w:t>
-      </w:r>
-      <w:r>
-        <w:rPr>
-          <w:color w:val="000000"/>
-          <w:sz w:val="23"/>
-        </w:rPr>
-        <w:t xml:space="preserve"> répond à une question : « dérive dans 2 heures ? ». Son F1 est de </w:t>
-      </w:r>
-      <w:r>
-        <w:rPr>
-          <w:b/>
-          <w:color w:val="000000"/>
-          <w:sz w:val="23"/>
-        </w:rPr>
-        <w:t>0,84</w:t>
-      </w:r>
-      <w:r>
-        <w:rPr>
-          <w:color w:val="000000"/>
-          <w:sz w:val="23"/>
-        </w:rPr>
-        <w:t>. C'est lui qui donne l'alerte. Voyons maintenant les erreurs.</w:t>
+        <w:t>0,67</w:t>
+      </w:r>
+      <w:r>
+        <w:rPr>
+          <w:color w:val="000000"/>
+          <w:sz w:val="23"/>
+        </w:rPr>
+        <w:t>, car elle monte lentement. Quand le modèle donne une cause, il a presque toujours raison. Voyons les erreurs.</w:t>
       </w:r>
     </w:p>
     <w:p>
@@ -3836,37 +3746,7 @@
           <w:color w:val="000000"/>
           <w:sz w:val="23"/>
         </w:rPr>
-        <w:t xml:space="preserve">Chaque ligne montre où vont les cas réels d'une cause. La diagonale, ce sont les bonnes réponses : moteur </w:t>
-      </w:r>
-      <w:r>
-        <w:rPr>
-          <w:b/>
-          <w:color w:val="000000"/>
-          <w:sz w:val="23"/>
-        </w:rPr>
-        <w:t>86 %</w:t>
-      </w:r>
-      <w:r>
-        <w:rPr>
-          <w:color w:val="000000"/>
-          <w:sz w:val="23"/>
-        </w:rPr>
-        <w:t xml:space="preserve">, casse </w:t>
-      </w:r>
-      <w:r>
-        <w:rPr>
-          <w:b/>
-          <w:color w:val="000000"/>
-          <w:sz w:val="23"/>
-        </w:rPr>
-        <w:t>71 %</w:t>
-      </w:r>
-      <w:r>
-        <w:rPr>
-          <w:color w:val="000000"/>
-          <w:sz w:val="23"/>
-        </w:rPr>
-        <w:t>. Les causes se mélangent peu entre elles. La grande erreur est la dernière colonne : la panne est lue comme « Normal ». Cela touche C08, C09 et C13, car elles ne laissent aucune trace sur les capteurs. Pour XGBoost, on regarde la courbe ROC.</w:t>
+        <w:t>Chaque ligne montre où vont les cas réels d'une cause. Les erreurs sont logiques. Souvent, la panne est lue « Normal » : au début, elle est trop faible. La courroie et l'usure se mélangent un peu : les 2 vibrent. La surcharge et la ventilation aussi : les 2 chauffent le moteur. Passons au XGBoost.</w:t>
       </w:r>
     </w:p>
     <w:p>
@@ -3892,7 +3772,7 @@
           <w:color w:val="1F4E79"/>
           <w:sz w:val="36"/>
         </w:rPr>
-        <w:t>32 — Courbe ROC (30 s)</w:t>
+        <w:t>32 — XGBoost · panne dans 24 h (30 s)</w:t>
       </w:r>
     </w:p>
     <w:p>
@@ -3909,7 +3789,7 @@
           <w:color w:val="000000"/>
           <w:sz w:val="23"/>
         </w:rPr>
-        <w:t xml:space="preserve">À gauche, la </w:t>
+        <w:t xml:space="preserve">Le XGBoost a une </w:t>
       </w:r>
       <w:r>
         <w:rPr>
@@ -3917,14 +3797,14 @@
           <w:color w:val="000000"/>
           <w:sz w:val="23"/>
         </w:rPr>
-        <w:t>courbe ROC</w:t>
-      </w:r>
-      <w:r>
-        <w:rPr>
-          <w:color w:val="000000"/>
-          <w:sz w:val="23"/>
-        </w:rPr>
-        <w:t xml:space="preserve"> du XGBoost v3. L'AUC est de </w:t>
+        <w:t>AUC de 0,94</w:t>
+      </w:r>
+      <w:r>
+        <w:rPr>
+          <w:color w:val="000000"/>
+          <w:sz w:val="23"/>
+        </w:rPr>
+        <w:t xml:space="preserve">. Le plus important : sur </w:t>
       </w:r>
       <w:r>
         <w:rPr>
@@ -3932,14 +3812,14 @@
           <w:color w:val="000000"/>
           <w:sz w:val="23"/>
         </w:rPr>
-        <w:t>0,978</w:t>
-      </w:r>
-      <w:r>
-        <w:rPr>
-          <w:color w:val="000000"/>
-          <w:sz w:val="23"/>
-        </w:rPr>
-        <w:t xml:space="preserve"> : le modèle sépare très bien la dérive et le normal. À droite, en bleu le normal, en rouge la pré-panne. On a choisi 2 seuils avec ce graphique. À </w:t>
+        <w:t>69 pannes</w:t>
+      </w:r>
+      <w:r>
+        <w:rPr>
+          <w:color w:val="000000"/>
+          <w:sz w:val="23"/>
+        </w:rPr>
+        <w:t xml:space="preserve">, les </w:t>
       </w:r>
       <w:r>
         <w:rPr>
@@ -3947,6 +3827,51 @@
           <w:color w:val="000000"/>
           <w:sz w:val="23"/>
         </w:rPr>
+        <w:t>69</w:t>
+      </w:r>
+      <w:r>
+        <w:rPr>
+          <w:color w:val="000000"/>
+          <w:sz w:val="23"/>
+        </w:rPr>
+        <w:t xml:space="preserve"> sont annoncées, environ </w:t>
+      </w:r>
+      <w:r>
+        <w:rPr>
+          <w:b/>
+          <w:color w:val="000000"/>
+          <w:sz w:val="23"/>
+        </w:rPr>
+        <w:t>20 heures</w:t>
+      </w:r>
+      <w:r>
+        <w:rPr>
+          <w:color w:val="000000"/>
+          <w:sz w:val="23"/>
+        </w:rPr>
+        <w:t xml:space="preserve"> avant. Sur une machine normale, on a à peu près </w:t>
+      </w:r>
+      <w:r>
+        <w:rPr>
+          <w:b/>
+          <w:color w:val="000000"/>
+          <w:sz w:val="23"/>
+        </w:rPr>
+        <w:t>1 fausse alerte par semaine</w:t>
+      </w:r>
+      <w:r>
+        <w:rPr>
+          <w:color w:val="000000"/>
+          <w:sz w:val="23"/>
+        </w:rPr>
+        <w:t xml:space="preserve">. À </w:t>
+      </w:r>
+      <w:r>
+        <w:rPr>
+          <w:b/>
+          <w:color w:val="000000"/>
+          <w:sz w:val="23"/>
+        </w:rPr>
         <w:t>60 %</w:t>
       </w:r>
       <w:r>
@@ -3954,7 +3879,7 @@
           <w:color w:val="000000"/>
           <w:sz w:val="23"/>
         </w:rPr>
-        <w:t xml:space="preserve">, une simple alerte. À </w:t>
+        <w:t xml:space="preserve">, une alerte. À </w:t>
       </w:r>
       <w:r>
         <w:rPr>
@@ -3969,7 +3894,7 @@
           <w:color w:val="000000"/>
           <w:sz w:val="23"/>
         </w:rPr>
-        <w:t>, une alerte critique et une maintenance créée automatiquement. Ces prédictions arrivent ensuite chez l'utilisateur, d'abord sur le web.</w:t>
+        <w:t>, une intervention prédictive. Ces prédictions arrivent ensuite sur le web.</w:t>
       </w:r>
     </w:p>
     <w:p>
@@ -4771,14 +4696,14 @@
           <w:color w:val="000000"/>
           <w:sz w:val="23"/>
         </w:rPr>
-        <w:t>4 modèles</w:t>
-      </w:r>
-      <w:r>
-        <w:rPr>
-          <w:color w:val="000000"/>
-          <w:sz w:val="23"/>
-        </w:rPr>
-        <w:t xml:space="preserve"> d'IA ; le XGBoost a </w:t>
+        <w:t>3 modèles</w:t>
+      </w:r>
+      <w:r>
+        <w:rPr>
+          <w:color w:val="000000"/>
+          <w:sz w:val="23"/>
+        </w:rPr>
+        <w:t xml:space="preserve"> d'IA ; le XGBoost annonce </w:t>
       </w:r>
       <w:r>
         <w:rPr>
@@ -4786,29 +4711,14 @@
           <w:color w:val="000000"/>
           <w:sz w:val="23"/>
         </w:rPr>
-        <w:t>84 %</w:t>
-      </w:r>
-      <w:r>
-        <w:rPr>
-          <w:color w:val="000000"/>
-          <w:sz w:val="23"/>
-        </w:rPr>
-        <w:t xml:space="preserve"> de F1. Moins d'</w:t>
-      </w:r>
-      <w:r>
-        <w:rPr>
-          <w:b/>
-          <w:color w:val="000000"/>
-          <w:sz w:val="23"/>
-        </w:rPr>
-        <w:t>une seconde</w:t>
-      </w:r>
-      <w:r>
-        <w:rPr>
-          <w:color w:val="000000"/>
-          <w:sz w:val="23"/>
-        </w:rPr>
-        <w:t xml:space="preserve"> entre la mesure et l'alerte. </w:t>
+        <w:t>69 pannes sur 69</w:t>
+      </w:r>
+      <w:r>
+        <w:rPr>
+          <w:color w:val="000000"/>
+          <w:sz w:val="23"/>
+        </w:rPr>
+        <w:t xml:space="preserve">, environ 20 heures avant. </w:t>
       </w:r>
       <w:r>
         <w:rPr>
@@ -4911,7 +4821,7 @@
           <w:color w:val="000000"/>
           <w:sz w:val="23"/>
         </w:rPr>
-        <w:t xml:space="preserve"> — instrumenter : 5 capteurs par machine, l'alerte arrive en moins d'une seconde. </w:t>
+        <w:t xml:space="preserve"> — instrumenter : 5 capteurs par machine, une analyse toutes les 5 minutes. </w:t>
       </w:r>
       <w:r>
         <w:rPr>
@@ -4926,22 +4836,7 @@
           <w:color w:val="000000"/>
           <w:sz w:val="23"/>
         </w:rPr>
-        <w:t xml:space="preserve"> — prédire : le Random Forest trouve la cause parmi 13 ; le XGBoost a </w:t>
-      </w:r>
-      <w:r>
-        <w:rPr>
-          <w:b/>
-          <w:color w:val="000000"/>
-          <w:sz w:val="23"/>
-        </w:rPr>
-        <w:t>84 %</w:t>
-      </w:r>
-      <w:r>
-        <w:rPr>
-          <w:color w:val="000000"/>
-          <w:sz w:val="23"/>
-        </w:rPr>
-        <w:t xml:space="preserve"> de F1. Au-dessus de </w:t>
+        <w:t xml:space="preserve"> — prédire : le Random Forest trouve la cause parmi 5 ; le XGBoost annonce la panne dans les 24 heures. Au-dessus de </w:t>
       </w:r>
       <w:r>
         <w:rPr>
@@ -6029,7 +5924,7 @@
         <w:pStyle w:val="ListBullet"/>
       </w:pPr>
       <w:r>
-        <w:t>« soixante-quatre mille huit cents » (64 800)</w:t>
+        <w:t>« cent douze mille six cent quatre-vingts » (112 680)</w:t>
       </w:r>
     </w:p>
     <w:p>
@@ -6045,7 +5940,7 @@
         <w:pStyle w:val="ListBullet"/>
       </w:pPr>
       <w:r>
-        <w:t>« quatre-vingt-quatre pour cent » (84 %)</w:t>
+        <w:t>« zéro virgule quatre-vingt-cinq » (0,85)</w:t>
       </w:r>
     </w:p>
     <w:p>
@@ -6053,7 +5948,7 @@
         <w:pStyle w:val="ListBullet"/>
       </w:pPr>
       <w:r>
-        <w:t>« quarante-cinq pour cent » (45 %)</w:t>
+        <w:t>« zéro virgule quatre-vingt-quatorze » (0,94)</w:t>
       </w:r>
     </w:p>
     <w:p>
@@ -6061,7 +5956,7 @@
         <w:pStyle w:val="ListBullet"/>
       </w:pPr>
       <w:r>
-        <w:t>« quatre-vingt-dix-huit centièmes » (0,98)</w:t>
+        <w:t>« soixante-neuf pannes sur soixante-neuf » (69 / 69)</w:t>
       </w:r>
     </w:p>
     <w:p>
@@ -6069,7 +5964,7 @@
         <w:pStyle w:val="ListBullet"/>
       </w:pPr>
       <w:r>
-        <w:t>« moins d'une seconde »</w:t>
+        <w:t>« dix-neuf heures et demie » (19,5 h)</w:t>
       </w:r>
     </w:p>
     <w:p>

--- a/SPEECH_FR_SIMPLE.docx
+++ b/SPEECH_FR_SIMPLE.docx
@@ -1830,7 +1830,22 @@
           <w:color w:val="000000"/>
           <w:sz w:val="23"/>
         </w:rPr>
-        <w:t xml:space="preserve"> : Python, FastAPI, et scikit-learn. Nos modèles sont Random Forest et XGBoost. Pour le </w:t>
+        <w:t xml:space="preserve"> : Python, FastAPI, et scikit-learn. On a </w:t>
+      </w:r>
+      <w:r>
+        <w:rPr>
+          <w:b/>
+          <w:color w:val="000000"/>
+          <w:sz w:val="23"/>
+        </w:rPr>
+        <w:t>3 modèles</w:t>
+      </w:r>
+      <w:r>
+        <w:rPr>
+          <w:color w:val="000000"/>
+          <w:sz w:val="23"/>
+        </w:rPr>
+        <w:t xml:space="preserve"> : Random Forest pour la cause, XGBoost pour la panne dans 24 heures, et une régression linéaire pour la fiabilité. Pour le </w:t>
       </w:r>
       <w:r>
         <w:rPr>
@@ -2182,37 +2197,7 @@
           <w:color w:val="000000"/>
           <w:sz w:val="23"/>
         </w:rPr>
-        <w:t xml:space="preserve">. Il est en contact direct avec le métal. On a mis </w:t>
-      </w:r>
-      <w:r>
-        <w:rPr>
-          <w:b/>
-          <w:color w:val="000000"/>
-          <w:sz w:val="23"/>
-        </w:rPr>
-        <w:t>un deuxième DHT22</w:t>
-      </w:r>
-      <w:r>
-        <w:rPr>
-          <w:color w:val="000000"/>
-          <w:sz w:val="23"/>
-        </w:rPr>
-        <w:t xml:space="preserve"> dans l'</w:t>
-      </w:r>
-      <w:r>
-        <w:rPr>
-          <w:b/>
-          <w:color w:val="000000"/>
-          <w:sz w:val="23"/>
-        </w:rPr>
-        <w:t>armoire électrique</w:t>
-      </w:r>
-      <w:r>
-        <w:rPr>
-          <w:color w:val="000000"/>
-          <w:sz w:val="23"/>
-        </w:rPr>
-        <w:t xml:space="preserve">. Il donne la température ambiante. Pourquoi cet endroit ? Parce que </w:t>
+        <w:t xml:space="preserve">. Il est en contact direct avec le métal. Pourquoi cet endroit ? Parce que </w:t>
       </w:r>
       <w:r>
         <w:rPr>
@@ -2564,7 +2549,7 @@
           <w:color w:val="1F4E79"/>
           <w:sz w:val="36"/>
         </w:rPr>
-        <w:t>21 — SCT-013 · emplacement (30 s)</w:t>
+        <w:t>21 — Armoire électrique · SCT-013 + DHT22 (35 s)</w:t>
       </w:r>
     </w:p>
     <w:p>
@@ -2581,7 +2566,7 @@
           <w:color w:val="000000"/>
           <w:sz w:val="23"/>
         </w:rPr>
-        <w:t xml:space="preserve">Voici </w:t>
+        <w:t>Voici l'</w:t>
       </w:r>
       <w:r>
         <w:rPr>
@@ -2589,14 +2574,14 @@
           <w:color w:val="000000"/>
           <w:sz w:val="23"/>
         </w:rPr>
-        <w:t>où on a placé la SCT-013</w:t>
-      </w:r>
-      <w:r>
-        <w:rPr>
-          <w:color w:val="000000"/>
-          <w:sz w:val="23"/>
-        </w:rPr>
-        <w:t xml:space="preserve">. On la voit ici, la </w:t>
+        <w:t>armoire électrique</w:t>
+      </w:r>
+      <w:r>
+        <w:rPr>
+          <w:color w:val="000000"/>
+          <w:sz w:val="23"/>
+        </w:rPr>
+        <w:t xml:space="preserve">. On y a placé 2 capteurs. La </w:t>
       </w:r>
       <w:r>
         <w:rPr>
@@ -2604,14 +2589,14 @@
           <w:color w:val="000000"/>
           <w:sz w:val="23"/>
         </w:rPr>
-        <w:t>pince bleue</w:t>
-      </w:r>
-      <w:r>
-        <w:rPr>
-          <w:color w:val="000000"/>
-          <w:sz w:val="23"/>
-        </w:rPr>
-        <w:t xml:space="preserve">, clampée autour d'un câble à l'intérieur de l'armoire. Le signal est ramené au </w:t>
+        <w:t>pince SCT-013</w:t>
+      </w:r>
+      <w:r>
+        <w:rPr>
+          <w:color w:val="000000"/>
+          <w:sz w:val="23"/>
+        </w:rPr>
+        <w:t xml:space="preserve">, la pince bleue, clampée autour d'un câble. Et </w:t>
       </w:r>
       <w:r>
         <w:rPr>
@@ -2619,6 +2604,21 @@
           <w:color w:val="000000"/>
           <w:sz w:val="23"/>
         </w:rPr>
+        <w:t>un deuxième DHT22</w:t>
+      </w:r>
+      <w:r>
+        <w:rPr>
+          <w:color w:val="000000"/>
+          <w:sz w:val="23"/>
+        </w:rPr>
+        <w:t xml:space="preserve">, pour la température de l'armoire. Le signal est ramené au </w:t>
+      </w:r>
+      <w:r>
+        <w:rPr>
+          <w:b/>
+          <w:color w:val="000000"/>
+          <w:sz w:val="23"/>
+        </w:rPr>
         <w:t>Raspberry Pi</w:t>
       </w:r>
       <w:r>
@@ -2680,6 +2680,21 @@
           <w:sz w:val="23"/>
         </w:rPr>
         <w:t>sans arrêter la production</w:t>
+      </w:r>
+      <w:r>
+        <w:rPr>
+          <w:color w:val="000000"/>
+          <w:sz w:val="23"/>
+        </w:rPr>
+        <w:t xml:space="preserve">. Le DHT22 surveille la </w:t>
+      </w:r>
+      <w:r>
+        <w:rPr>
+          <w:b/>
+          <w:color w:val="000000"/>
+          <w:sz w:val="23"/>
+        </w:rPr>
+        <w:t>chaleur de l'armoire</w:t>
       </w:r>
       <w:r>
         <w:rPr>
@@ -2712,7 +2727,7 @@
           <w:color w:val="1F4E79"/>
           <w:sz w:val="36"/>
         </w:rPr>
-        <w:t>22 — Diagramme de cas d'utilisation (30 s)</w:t>
+        <w:t>22 — Diagramme de cas d'utilisation (25 s)</w:t>
       </w:r>
     </w:p>
     <w:p>
@@ -2744,7 +2759,7 @@
           <w:color w:val="000000"/>
           <w:sz w:val="23"/>
         </w:rPr>
-        <w:t xml:space="preserve">. Il montre </w:t>
+        <w:t xml:space="preserve">. Il a </w:t>
       </w:r>
       <w:r>
         <w:rPr>
@@ -2774,7 +2789,7 @@
           <w:color w:val="000000"/>
           <w:sz w:val="23"/>
         </w:rPr>
-        <w:t xml:space="preserve">. 3 acteurs humains. Le responsable maintenance gère les machines, les comptes et la maintenance. Le chef de ligne surveille les machines et les alertes. Le technicien reçoit les alertes et gère les interventions. 3 acteurs système. L'IA maintenance analyse les pannes. L'IA fiabilité analyse chaque machine et recommande de la garder ou de la renouveler. L'IoT collecte les données des capteurs. Pour chaque action, l'utilisateur doit d'abord </w:t>
+        <w:t xml:space="preserve">. 3 acteurs humains : responsable maintenance, chef de ligne, technicien. 3 acteurs système : l'IA maintenance, l'IA fiabilité et l'IoT. Pour chaque action, on doit d'abord </w:t>
       </w:r>
       <w:r>
         <w:rPr>
@@ -2789,7 +2804,7 @@
           <w:color w:val="000000"/>
           <w:sz w:val="23"/>
         </w:rPr>
-        <w:t>. Ces cas d'utilisation s'appuient sur 9 classes.</w:t>
+        <w:t>. Ces cas s'appuient sur 9 classes.</w:t>
       </w:r>
     </w:p>
     <w:p>
@@ -2815,7 +2830,7 @@
           <w:color w:val="1F4E79"/>
           <w:sz w:val="36"/>
         </w:rPr>
-        <w:t>23 — Diagramme de classes (30 s)</w:t>
+        <w:t>23 — Diagramme de classes (25 s)</w:t>
       </w:r>
     </w:p>
     <w:p>
@@ -2847,7 +2862,7 @@
           <w:color w:val="000000"/>
           <w:sz w:val="23"/>
         </w:rPr>
-        <w:t xml:space="preserve">. Il montre </w:t>
+        <w:t xml:space="preserve">. Il a </w:t>
       </w:r>
       <w:r>
         <w:rPr>
@@ -2862,7 +2877,7 @@
           <w:color w:val="000000"/>
           <w:sz w:val="23"/>
         </w:rPr>
-        <w:t xml:space="preserve">. 5 classes pour le métier : utilisateur, ligne, machine, maintenance et alerte. 2 classes pour l'IoT : capteur et Raspberry Pi. 2 classes pour l'IA : analyse des pannes et analyse de fiabilité. Ces classes structurent la base MongoDB. Un choix important : pour la maintenance, on a utilisé </w:t>
+        <w:t xml:space="preserve">. 5 pour le métier : utilisateur, ligne, machine, maintenance, alerte. 2 pour l'IoT : capteur et Raspberry Pi. 2 pour l'IA : pannes et fiabilité. Pour la maintenance, </w:t>
       </w:r>
       <w:r>
         <w:rPr>
@@ -2892,7 +2907,7 @@
           <w:color w:val="000000"/>
           <w:sz w:val="23"/>
         </w:rPr>
-        <w:t>. Ce champ a 5 valeurs : préventive, corrective, prédictive, checklist journalière et checklist préventive. C'est plus simple que 5 classes séparées. Ces entités s'enchaînent en temps réel selon un pipeline précis.</w:t>
+        <w:t xml:space="preserve"> à 5 valeurs. Ces classes s'enchaînent en temps réel.</w:t>
       </w:r>
     </w:p>
     <w:p>
@@ -3729,7 +3744,7 @@
           <w:color w:val="1F4E79"/>
           <w:sz w:val="36"/>
         </w:rPr>
-        <w:t>31 — Matrice de confusion (30 s)</w:t>
+        <w:t>31 — Matrice de confusion (35 s)</w:t>
       </w:r>
     </w:p>
     <w:p>
@@ -3746,7 +3761,112 @@
           <w:color w:val="000000"/>
           <w:sz w:val="23"/>
         </w:rPr>
-        <w:t>Chaque ligne montre où vont les cas réels d'une cause. Les erreurs sont logiques. Souvent, la panne est lue « Normal » : au début, elle est trop faible. La courroie et l'usure se mélangent un peu : les 2 vibrent. La surcharge et la ventilation aussi : les 2 chauffent le moteur. Passons au XGBoost.</w:t>
+        <w:t xml:space="preserve">En vertical, la </w:t>
+      </w:r>
+      <w:r>
+        <w:rPr>
+          <w:b/>
+          <w:color w:val="000000"/>
+          <w:sz w:val="23"/>
+        </w:rPr>
+        <w:t>cause réelle</w:t>
+      </w:r>
+      <w:r>
+        <w:rPr>
+          <w:color w:val="000000"/>
+          <w:sz w:val="23"/>
+        </w:rPr>
+        <w:t xml:space="preserve">. En horizontal, la </w:t>
+      </w:r>
+      <w:r>
+        <w:rPr>
+          <w:b/>
+          <w:color w:val="000000"/>
+          <w:sz w:val="23"/>
+        </w:rPr>
+        <w:t>cause prédite</w:t>
+      </w:r>
+      <w:r>
+        <w:rPr>
+          <w:color w:val="000000"/>
+          <w:sz w:val="23"/>
+        </w:rPr>
+        <w:t xml:space="preserve">. Chaque case donne un pourcentage. La </w:t>
+      </w:r>
+      <w:r>
+        <w:rPr>
+          <w:b/>
+          <w:color w:val="000000"/>
+          <w:sz w:val="23"/>
+        </w:rPr>
+        <w:t>diagonale</w:t>
+      </w:r>
+      <w:r>
+        <w:rPr>
+          <w:color w:val="000000"/>
+          <w:sz w:val="23"/>
+        </w:rPr>
+        <w:t xml:space="preserve"> foncée, ce sont les bonnes réponses : </w:t>
+      </w:r>
+      <w:r>
+        <w:rPr>
+          <w:b/>
+          <w:color w:val="000000"/>
+          <w:sz w:val="23"/>
+        </w:rPr>
+        <w:t>0,92</w:t>
+      </w:r>
+      <w:r>
+        <w:rPr>
+          <w:color w:val="000000"/>
+          <w:sz w:val="23"/>
+        </w:rPr>
+        <w:t xml:space="preserve"> pour la surchauffe armoire. L'erreur principale est dans la colonne </w:t>
+      </w:r>
+      <w:r>
+        <w:rPr>
+          <w:b/>
+          <w:color w:val="000000"/>
+          <w:sz w:val="23"/>
+        </w:rPr>
+        <w:t>« Normal »</w:t>
+      </w:r>
+      <w:r>
+        <w:rPr>
+          <w:color w:val="000000"/>
+          <w:sz w:val="23"/>
+        </w:rPr>
+        <w:t xml:space="preserve"> : </w:t>
+      </w:r>
+      <w:r>
+        <w:rPr>
+          <w:b/>
+          <w:color w:val="000000"/>
+          <w:sz w:val="23"/>
+        </w:rPr>
+        <w:t>0,39</w:t>
+      </w:r>
+      <w:r>
+        <w:rPr>
+          <w:color w:val="000000"/>
+          <w:sz w:val="23"/>
+        </w:rPr>
+        <w:t xml:space="preserve"> pour l'usure, car au début la panne est trop faible. Et </w:t>
+      </w:r>
+      <w:r>
+        <w:rPr>
+          <w:b/>
+          <w:color w:val="000000"/>
+          <w:sz w:val="23"/>
+        </w:rPr>
+        <w:t>0,16</w:t>
+      </w:r>
+      <w:r>
+        <w:rPr>
+          <w:color w:val="000000"/>
+          <w:sz w:val="23"/>
+        </w:rPr>
+        <w:t xml:space="preserve"> : la courroie est lue comme usure, car les 2 vibrent. Passons au XGBoost.</w:t>
       </w:r>
     </w:p>
     <w:p>
@@ -3772,7 +3892,7 @@
           <w:color w:val="1F4E79"/>
           <w:sz w:val="36"/>
         </w:rPr>
-        <w:t>32 — XGBoost · panne dans 24 h (30 s)</w:t>
+        <w:t>32 — XGBoost · panne dans 24 h (40 s)</w:t>
       </w:r>
     </w:p>
     <w:p>
@@ -3789,7 +3909,7 @@
           <w:color w:val="000000"/>
           <w:sz w:val="23"/>
         </w:rPr>
-        <w:t xml:space="preserve">Le XGBoost a une </w:t>
+        <w:t xml:space="preserve">À gauche, la </w:t>
       </w:r>
       <w:r>
         <w:rPr>
@@ -3797,14 +3917,14 @@
           <w:color w:val="000000"/>
           <w:sz w:val="23"/>
         </w:rPr>
-        <w:t>AUC de 0,94</w:t>
-      </w:r>
-      <w:r>
-        <w:rPr>
-          <w:color w:val="000000"/>
-          <w:sz w:val="23"/>
-        </w:rPr>
-        <w:t xml:space="preserve">. Le plus important : sur </w:t>
+        <w:t>courbe ROC</w:t>
+      </w:r>
+      <w:r>
+        <w:rPr>
+          <w:color w:val="000000"/>
+          <w:sz w:val="23"/>
+        </w:rPr>
+        <w:t xml:space="preserve">. En x, les </w:t>
       </w:r>
       <w:r>
         <w:rPr>
@@ -3812,14 +3932,14 @@
           <w:color w:val="000000"/>
           <w:sz w:val="23"/>
         </w:rPr>
-        <w:t>69 pannes</w:t>
-      </w:r>
-      <w:r>
-        <w:rPr>
-          <w:color w:val="000000"/>
-          <w:sz w:val="23"/>
-        </w:rPr>
-        <w:t xml:space="preserve">, les </w:t>
+        <w:t>fausses alertes</w:t>
+      </w:r>
+      <w:r>
+        <w:rPr>
+          <w:color w:val="000000"/>
+          <w:sz w:val="23"/>
+        </w:rPr>
+        <w:t xml:space="preserve">. En y, les </w:t>
       </w:r>
       <w:r>
         <w:rPr>
@@ -3827,14 +3947,14 @@
           <w:color w:val="000000"/>
           <w:sz w:val="23"/>
         </w:rPr>
-        <w:t>69</w:t>
-      </w:r>
-      <w:r>
-        <w:rPr>
-          <w:color w:val="000000"/>
-          <w:sz w:val="23"/>
-        </w:rPr>
-        <w:t xml:space="preserve"> sont annoncées, environ </w:t>
+        <w:t>pannes détectées</w:t>
+      </w:r>
+      <w:r>
+        <w:rPr>
+          <w:color w:val="000000"/>
+          <w:sz w:val="23"/>
+        </w:rPr>
+        <w:t>. La courbe monte vite en haut à gauche : c'est bon signe. La ligne pointillée, c'est le hasard. L'</w:t>
       </w:r>
       <w:r>
         <w:rPr>
@@ -3842,6 +3962,96 @@
           <w:color w:val="000000"/>
           <w:sz w:val="23"/>
         </w:rPr>
+        <w:t>AUC</w:t>
+      </w:r>
+      <w:r>
+        <w:rPr>
+          <w:color w:val="000000"/>
+          <w:sz w:val="23"/>
+        </w:rPr>
+        <w:t xml:space="preserve"> est de </w:t>
+      </w:r>
+      <w:r>
+        <w:rPr>
+          <w:b/>
+          <w:color w:val="000000"/>
+          <w:sz w:val="23"/>
+        </w:rPr>
+        <w:t>0,94</w:t>
+      </w:r>
+      <w:r>
+        <w:rPr>
+          <w:color w:val="000000"/>
+          <w:sz w:val="23"/>
+        </w:rPr>
+        <w:t xml:space="preserve">. À droite, en x la </w:t>
+      </w:r>
+      <w:r>
+        <w:rPr>
+          <w:b/>
+          <w:color w:val="000000"/>
+          <w:sz w:val="23"/>
+        </w:rPr>
+        <w:t>probabilité</w:t>
+      </w:r>
+      <w:r>
+        <w:rPr>
+          <w:color w:val="000000"/>
+          <w:sz w:val="23"/>
+        </w:rPr>
+        <w:t xml:space="preserve">. Le bleu, pas de panne, reste près de 0. L'orange, panne dans 24 h, va près de 1. Les 2 traits pointillés sont nos seuils : </w:t>
+      </w:r>
+      <w:r>
+        <w:rPr>
+          <w:b/>
+          <w:color w:val="000000"/>
+          <w:sz w:val="23"/>
+        </w:rPr>
+        <w:t>60 %</w:t>
+      </w:r>
+      <w:r>
+        <w:rPr>
+          <w:color w:val="000000"/>
+          <w:sz w:val="23"/>
+        </w:rPr>
+        <w:t xml:space="preserve"> alerte, </w:t>
+      </w:r>
+      <w:r>
+        <w:rPr>
+          <w:b/>
+          <w:color w:val="000000"/>
+          <w:sz w:val="23"/>
+        </w:rPr>
+        <w:t>80 %</w:t>
+      </w:r>
+      <w:r>
+        <w:rPr>
+          <w:color w:val="000000"/>
+          <w:sz w:val="23"/>
+        </w:rPr>
+        <w:t xml:space="preserve"> intervention. Résultat : </w:t>
+      </w:r>
+      <w:r>
+        <w:rPr>
+          <w:b/>
+          <w:color w:val="000000"/>
+          <w:sz w:val="23"/>
+        </w:rPr>
+        <w:t>69 pannes sur 69</w:t>
+      </w:r>
+      <w:r>
+        <w:rPr>
+          <w:color w:val="000000"/>
+          <w:sz w:val="23"/>
+        </w:rPr>
+        <w:t xml:space="preserve"> annoncées, environ </w:t>
+      </w:r>
+      <w:r>
+        <w:rPr>
+          <w:b/>
+          <w:color w:val="000000"/>
+          <w:sz w:val="23"/>
+        </w:rPr>
         <w:t>20 heures</w:t>
       </w:r>
       <w:r>
@@ -3849,52 +4059,7 @@
           <w:color w:val="000000"/>
           <w:sz w:val="23"/>
         </w:rPr>
-        <w:t xml:space="preserve"> avant. Sur une machine normale, on a à peu près </w:t>
-      </w:r>
-      <w:r>
-        <w:rPr>
-          <w:b/>
-          <w:color w:val="000000"/>
-          <w:sz w:val="23"/>
-        </w:rPr>
-        <w:t>1 fausse alerte par semaine</w:t>
-      </w:r>
-      <w:r>
-        <w:rPr>
-          <w:color w:val="000000"/>
-          <w:sz w:val="23"/>
-        </w:rPr>
-        <w:t xml:space="preserve">. À </w:t>
-      </w:r>
-      <w:r>
-        <w:rPr>
-          <w:b/>
-          <w:color w:val="000000"/>
-          <w:sz w:val="23"/>
-        </w:rPr>
-        <w:t>60 %</w:t>
-      </w:r>
-      <w:r>
-        <w:rPr>
-          <w:color w:val="000000"/>
-          <w:sz w:val="23"/>
-        </w:rPr>
-        <w:t xml:space="preserve">, une alerte. À </w:t>
-      </w:r>
-      <w:r>
-        <w:rPr>
-          <w:b/>
-          <w:color w:val="000000"/>
-          <w:sz w:val="23"/>
-        </w:rPr>
-        <w:t>80 %</w:t>
-      </w:r>
-      <w:r>
-        <w:rPr>
-          <w:color w:val="000000"/>
-          <w:sz w:val="23"/>
-        </w:rPr>
-        <w:t>, une intervention prédictive. Ces prédictions arrivent ensuite sur le web.</w:t>
+        <w:t xml:space="preserve"> avant. Ces prédictions arrivent ensuite sur le web.</w:t>
       </w:r>
     </w:p>
     <w:p>
